--- a/REPORTS/RideMates Project Synopsis.docx
+++ b/REPORTS/RideMates Project Synopsis.docx
@@ -117,6 +117,7 @@
           <w:szCs w:val="22"/>
         </w:rPr>
       </w:pPr>
+      <w:proofErr w:type="spellStart"/>
       <w:r>
         <w:rPr>
           <w:rFonts w:ascii="Times New Roman" w:eastAsia="Times New Roman" w:hAnsi="Times New Roman" w:cs="Times New Roman"/>
@@ -126,6 +127,7 @@
         </w:rPr>
         <w:t>RideMates</w:t>
       </w:r>
+      <w:proofErr w:type="spellEnd"/>
     </w:p>
     <w:p>
       <w:pPr>
@@ -194,7 +196,7 @@
           <w:b/>
           <w:sz w:val="32"/>
         </w:rPr>
-        <w:t>26</w:t>
+        <w:t>16</w:t>
       </w:r>
       <w:r>
         <w:rPr>
@@ -202,7 +204,23 @@
           <w:b/>
           <w:sz w:val="32"/>
         </w:rPr>
-        <w:t>/02/2026</w:t>
+        <w:t>/0</w:t>
+      </w:r>
+      <w:r>
+        <w:rPr>
+          <w:rFonts w:ascii="Times New Roman" w:eastAsia="Times New Roman" w:hAnsi="Times New Roman" w:cs="Times New Roman"/>
+          <w:b/>
+          <w:sz w:val="32"/>
+        </w:rPr>
+        <w:t>3</w:t>
+      </w:r>
+      <w:r>
+        <w:rPr>
+          <w:rFonts w:ascii="Times New Roman" w:eastAsia="Times New Roman" w:hAnsi="Times New Roman" w:cs="Times New Roman"/>
+          <w:b/>
+          <w:sz w:val="32"/>
+        </w:rPr>
+        <w:t>/2026</w:t>
       </w:r>
     </w:p>
     <w:p>
@@ -554,7 +572,7 @@
           <w:lang w:val="en-IN" w:eastAsia="zh-CN" w:bidi="hi-IN"/>
           <w14:ligatures w14:val="standardContextual"/>
         </w:rPr>
-        <w:id w:val="-1063247214"/>
+        <w:id w:val="1465160099"/>
         <w:docPartObj>
           <w:docPartGallery w:val="Table of Contents"/>
           <w:docPartUnique/>
@@ -571,22 +589,16 @@
         <w:p>
           <w:pPr>
             <w:pStyle w:val="TOCHeading"/>
-            <w:rPr>
-              <w:color w:val="0D0D0D" w:themeColor="text1" w:themeTint="F2"/>
-            </w:rPr>
           </w:pPr>
           <w:r>
-            <w:rPr>
-              <w:color w:val="0D0D0D" w:themeColor="text1" w:themeTint="F2"/>
-            </w:rPr>
-            <w:t>Table of Contents</w:t>
+            <w:t>Contents</w:t>
           </w:r>
         </w:p>
         <w:p>
           <w:pPr>
             <w:pStyle w:val="TOC1"/>
             <w:tabs>
-              <w:tab w:val="left" w:pos="480"/>
+              <w:tab w:val="left" w:pos="440"/>
               <w:tab w:val="right" w:leader="dot" w:pos="9348"/>
             </w:tabs>
             <w:rPr>
@@ -605,7 +617,7 @@
           <w:r>
             <w:fldChar w:fldCharType="separate"/>
           </w:r>
-          <w:hyperlink w:anchor="_Toc222323312" w:history="1">
+          <w:hyperlink w:anchor="_Toc224471006" w:history="1">
             <w:r>
               <w:rPr>
                 <w:rStyle w:val="Hyperlink"/>
@@ -626,7 +638,7 @@
             <w:r>
               <w:rPr>
                 <w:rStyle w:val="Hyperlink"/>
-                <w:rFonts w:ascii="Arial" w:hAnsi="Arial" w:cs="Arial"/>
+                <w:rFonts w:cstheme="minorHAnsi"/>
                 <w:noProof/>
               </w:rPr>
               <w:t>INTRODUCTION</w:t>
@@ -650,7 +662,7 @@
                 <w:noProof/>
                 <w:webHidden/>
               </w:rPr>
-              <w:instrText xml:space="preserve"> PAGEREF _Toc222323312 \h </w:instrText>
+              <w:instrText xml:space="preserve"> PAGEREF _Toc224471006 \h </w:instrText>
             </w:r>
             <w:r>
               <w:rPr>
@@ -685,7 +697,7 @@
           <w:pPr>
             <w:pStyle w:val="TOC1"/>
             <w:tabs>
-              <w:tab w:val="left" w:pos="480"/>
+              <w:tab w:val="left" w:pos="440"/>
               <w:tab w:val="right" w:leader="dot" w:pos="9348"/>
             </w:tabs>
             <w:rPr>
@@ -695,7 +707,7 @@
               <w:sz w:val="24"/>
             </w:rPr>
           </w:pPr>
-          <w:hyperlink w:anchor="_Toc222323313" w:history="1">
+          <w:hyperlink w:anchor="_Toc224471007" w:history="1">
             <w:r>
               <w:rPr>
                 <w:rStyle w:val="Hyperlink"/>
@@ -716,7 +728,7 @@
             <w:r>
               <w:rPr>
                 <w:rStyle w:val="Hyperlink"/>
-                <w:rFonts w:ascii="Arial" w:hAnsi="Arial" w:cs="Arial"/>
+                <w:rFonts w:cstheme="minorHAnsi"/>
                 <w:noProof/>
               </w:rPr>
               <w:t>MOTIVATION &amp; PROBLEM STATEMENT</w:t>
@@ -740,7 +752,7 @@
                 <w:noProof/>
                 <w:webHidden/>
               </w:rPr>
-              <w:instrText xml:space="preserve"> PAGEREF _Toc222323313 \h </w:instrText>
+              <w:instrText xml:space="preserve"> PAGEREF _Toc224471007 \h </w:instrText>
             </w:r>
             <w:r>
               <w:rPr>
@@ -773,9 +785,8 @@
         </w:p>
         <w:p>
           <w:pPr>
-            <w:pStyle w:val="TOC2"/>
+            <w:pStyle w:val="TOC3"/>
             <w:tabs>
-              <w:tab w:val="left" w:pos="960"/>
               <w:tab w:val="right" w:leader="dot" w:pos="9348"/>
             </w:tabs>
             <w:rPr>
@@ -785,41 +796,25 @@
               <w:sz w:val="24"/>
             </w:rPr>
           </w:pPr>
-          <w:hyperlink w:anchor="_Toc222323314" w:history="1">
+          <w:hyperlink w:anchor="_Toc224471008" w:history="1">
             <w:r>
               <w:rPr>
                 <w:rStyle w:val="Hyperlink"/>
-                <w:bCs/>
-                <w:noProof/>
-              </w:rPr>
-              <w:t>2.1</w:t>
-            </w:r>
-            <w:r>
-              <w:rPr>
-                <w:rFonts w:asciiTheme="minorHAnsi" w:eastAsiaTheme="minorEastAsia" w:hAnsiTheme="minorHAnsi" w:cstheme="minorBidi"/>
-                <w:noProof/>
-                <w:color w:val="auto"/>
-                <w:sz w:val="24"/>
+                <w:rFonts w:cstheme="minorHAnsi"/>
+                <w:b/>
+                <w:noProof/>
+              </w:rPr>
+              <w:t>2.1 Vulnerability to Strikes &amp; Gridlock</w:t>
+            </w:r>
+            <w:r>
+              <w:rPr>
+                <w:noProof/>
+                <w:webHidden/>
               </w:rPr>
               <w:tab/>
             </w:r>
             <w:r>
               <w:rPr>
-                <w:rStyle w:val="Hyperlink"/>
-                <w:rFonts w:ascii="Arial" w:hAnsi="Arial" w:cs="Arial"/>
-                <w:noProof/>
-              </w:rPr>
-              <w:t>Vulnerability to Strikes &amp; Gridlock</w:t>
-            </w:r>
-            <w:r>
-              <w:rPr>
-                <w:noProof/>
-                <w:webHidden/>
-              </w:rPr>
-              <w:tab/>
-            </w:r>
-            <w:r>
-              <w:rPr>
                 <w:noProof/>
                 <w:webHidden/>
               </w:rPr>
@@ -830,7 +825,7 @@
                 <w:noProof/>
                 <w:webHidden/>
               </w:rPr>
-              <w:instrText xml:space="preserve"> PAGEREF _Toc222323314 \h </w:instrText>
+              <w:instrText xml:space="preserve"> PAGEREF _Toc224471008 \h </w:instrText>
             </w:r>
             <w:r>
               <w:rPr>
@@ -863,9 +858,8 @@
         </w:p>
         <w:p>
           <w:pPr>
-            <w:pStyle w:val="TOC2"/>
+            <w:pStyle w:val="TOC3"/>
             <w:tabs>
-              <w:tab w:val="left" w:pos="960"/>
               <w:tab w:val="right" w:leader="dot" w:pos="9348"/>
             </w:tabs>
             <w:rPr>
@@ -875,41 +869,25 @@
               <w:sz w:val="24"/>
             </w:rPr>
           </w:pPr>
-          <w:hyperlink w:anchor="_Toc222323315" w:history="1">
+          <w:hyperlink w:anchor="_Toc224471009" w:history="1">
             <w:r>
               <w:rPr>
                 <w:rStyle w:val="Hyperlink"/>
-                <w:bCs/>
-                <w:noProof/>
-              </w:rPr>
-              <w:t>2.2</w:t>
-            </w:r>
-            <w:r>
-              <w:rPr>
-                <w:rFonts w:asciiTheme="minorHAnsi" w:eastAsiaTheme="minorEastAsia" w:hAnsiTheme="minorHAnsi" w:cstheme="minorBidi"/>
-                <w:noProof/>
-                <w:color w:val="auto"/>
-                <w:sz w:val="24"/>
+                <w:rFonts w:cstheme="minorHAnsi"/>
+                <w:b/>
+                <w:noProof/>
+              </w:rPr>
+              <w:t>2.2 The Hidden Cost of Public Transport</w:t>
+            </w:r>
+            <w:r>
+              <w:rPr>
+                <w:noProof/>
+                <w:webHidden/>
               </w:rPr>
               <w:tab/>
             </w:r>
             <w:r>
               <w:rPr>
-                <w:rStyle w:val="Hyperlink"/>
-                <w:rFonts w:ascii="Arial" w:hAnsi="Arial" w:cs="Arial"/>
-                <w:noProof/>
-              </w:rPr>
-              <w:t>The Hidden Cost of Public Transport</w:t>
-            </w:r>
-            <w:r>
-              <w:rPr>
-                <w:noProof/>
-                <w:webHidden/>
-              </w:rPr>
-              <w:tab/>
-            </w:r>
-            <w:r>
-              <w:rPr>
                 <w:noProof/>
                 <w:webHidden/>
               </w:rPr>
@@ -920,7 +898,7 @@
                 <w:noProof/>
                 <w:webHidden/>
               </w:rPr>
-              <w:instrText xml:space="preserve"> PAGEREF _Toc222323315 \h </w:instrText>
+              <w:instrText xml:space="preserve"> PAGEREF _Toc224471009 \h </w:instrText>
             </w:r>
             <w:r>
               <w:rPr>
@@ -953,9 +931,8 @@
         </w:p>
         <w:p>
           <w:pPr>
-            <w:pStyle w:val="TOC2"/>
+            <w:pStyle w:val="TOC3"/>
             <w:tabs>
-              <w:tab w:val="left" w:pos="960"/>
               <w:tab w:val="right" w:leader="dot" w:pos="9348"/>
             </w:tabs>
             <w:rPr>
@@ -965,41 +942,25 @@
               <w:sz w:val="24"/>
             </w:rPr>
           </w:pPr>
-          <w:hyperlink w:anchor="_Toc222323316" w:history="1">
+          <w:hyperlink w:anchor="_Toc224471010" w:history="1">
             <w:r>
               <w:rPr>
                 <w:rStyle w:val="Hyperlink"/>
-                <w:bCs/>
-                <w:noProof/>
-              </w:rPr>
-              <w:t>2.3</w:t>
-            </w:r>
-            <w:r>
-              <w:rPr>
-                <w:rFonts w:asciiTheme="minorHAnsi" w:eastAsiaTheme="minorEastAsia" w:hAnsiTheme="minorHAnsi" w:cstheme="minorBidi"/>
-                <w:noProof/>
-                <w:color w:val="auto"/>
-                <w:sz w:val="24"/>
+                <w:rFonts w:cstheme="minorHAnsi"/>
+                <w:b/>
+                <w:noProof/>
+              </w:rPr>
+              <w:t>2.3 The “Trust Deficit” in Open Networks</w:t>
+            </w:r>
+            <w:r>
+              <w:rPr>
+                <w:noProof/>
+                <w:webHidden/>
               </w:rPr>
               <w:tab/>
             </w:r>
             <w:r>
               <w:rPr>
-                <w:rStyle w:val="Hyperlink"/>
-                <w:rFonts w:ascii="Arial" w:hAnsi="Arial" w:cs="Arial"/>
-                <w:noProof/>
-              </w:rPr>
-              <w:t>The "Trust Deficit" in Open Networks</w:t>
-            </w:r>
-            <w:r>
-              <w:rPr>
-                <w:noProof/>
-                <w:webHidden/>
-              </w:rPr>
-              <w:tab/>
-            </w:r>
-            <w:r>
-              <w:rPr>
                 <w:noProof/>
                 <w:webHidden/>
               </w:rPr>
@@ -1010,7 +971,7 @@
                 <w:noProof/>
                 <w:webHidden/>
               </w:rPr>
-              <w:instrText xml:space="preserve"> PAGEREF _Toc222323316 \h </w:instrText>
+              <w:instrText xml:space="preserve"> PAGEREF _Toc224471010 \h </w:instrText>
             </w:r>
             <w:r>
               <w:rPr>
@@ -1030,7 +991,7 @@
                 <w:noProof/>
                 <w:webHidden/>
               </w:rPr>
-              <w:t>3</w:t>
+              <w:t>4</w:t>
             </w:r>
             <w:r>
               <w:rPr>
@@ -1045,7 +1006,7 @@
           <w:pPr>
             <w:pStyle w:val="TOC1"/>
             <w:tabs>
-              <w:tab w:val="left" w:pos="480"/>
+              <w:tab w:val="left" w:pos="440"/>
               <w:tab w:val="right" w:leader="dot" w:pos="9348"/>
             </w:tabs>
             <w:rPr>
@@ -1055,7 +1016,7 @@
               <w:sz w:val="24"/>
             </w:rPr>
           </w:pPr>
-          <w:hyperlink w:anchor="_Toc222323317" w:history="1">
+          <w:hyperlink w:anchor="_Toc224471011" w:history="1">
             <w:r>
               <w:rPr>
                 <w:rStyle w:val="Hyperlink"/>
@@ -1076,7 +1037,7 @@
             <w:r>
               <w:rPr>
                 <w:rStyle w:val="Hyperlink"/>
-                <w:rFonts w:ascii="Arial" w:hAnsi="Arial" w:cs="Arial"/>
+                <w:rFonts w:cstheme="minorHAnsi"/>
                 <w:noProof/>
               </w:rPr>
               <w:t>OBJECTIVES OF THE PROJECT</w:t>
@@ -1100,7 +1061,7 @@
                 <w:noProof/>
                 <w:webHidden/>
               </w:rPr>
-              <w:instrText xml:space="preserve"> PAGEREF _Toc222323317 \h </w:instrText>
+              <w:instrText xml:space="preserve"> PAGEREF _Toc224471011 \h </w:instrText>
             </w:r>
             <w:r>
               <w:rPr>
@@ -1133,9 +1094,8 @@
         </w:p>
         <w:p>
           <w:pPr>
-            <w:pStyle w:val="TOC2"/>
+            <w:pStyle w:val="TOC3"/>
             <w:tabs>
-              <w:tab w:val="left" w:pos="960"/>
               <w:tab w:val="right" w:leader="dot" w:pos="9348"/>
             </w:tabs>
             <w:rPr>
@@ -1145,41 +1105,25 @@
               <w:sz w:val="24"/>
             </w:rPr>
           </w:pPr>
-          <w:hyperlink w:anchor="_Toc222323318" w:history="1">
+          <w:hyperlink w:anchor="_Toc224471012" w:history="1">
             <w:r>
               <w:rPr>
                 <w:rStyle w:val="Hyperlink"/>
-                <w:bCs/>
-                <w:noProof/>
-              </w:rPr>
-              <w:t>3.1</w:t>
-            </w:r>
-            <w:r>
-              <w:rPr>
-                <w:rFonts w:asciiTheme="minorHAnsi" w:eastAsiaTheme="minorEastAsia" w:hAnsiTheme="minorHAnsi" w:cstheme="minorBidi"/>
-                <w:noProof/>
-                <w:color w:val="auto"/>
-                <w:sz w:val="24"/>
+                <w:rFonts w:cstheme="minorHAnsi"/>
+                <w:b/>
+                <w:noProof/>
+              </w:rPr>
+              <w:t>3.1 Primary Objectives</w:t>
+            </w:r>
+            <w:r>
+              <w:rPr>
+                <w:noProof/>
+                <w:webHidden/>
               </w:rPr>
               <w:tab/>
             </w:r>
             <w:r>
               <w:rPr>
-                <w:rStyle w:val="Hyperlink"/>
-                <w:rFonts w:ascii="Arial" w:hAnsi="Arial" w:cs="Arial"/>
-                <w:noProof/>
-              </w:rPr>
-              <w:t>Primary Objectives</w:t>
-            </w:r>
-            <w:r>
-              <w:rPr>
-                <w:noProof/>
-                <w:webHidden/>
-              </w:rPr>
-              <w:tab/>
-            </w:r>
-            <w:r>
-              <w:rPr>
                 <w:noProof/>
                 <w:webHidden/>
               </w:rPr>
@@ -1190,7 +1134,7 @@
                 <w:noProof/>
                 <w:webHidden/>
               </w:rPr>
-              <w:instrText xml:space="preserve"> PAGEREF _Toc222323318 \h </w:instrText>
+              <w:instrText xml:space="preserve"> PAGEREF _Toc224471012 \h </w:instrText>
             </w:r>
             <w:r>
               <w:rPr>
@@ -1223,9 +1167,8 @@
         </w:p>
         <w:p>
           <w:pPr>
-            <w:pStyle w:val="TOC2"/>
+            <w:pStyle w:val="TOC3"/>
             <w:tabs>
-              <w:tab w:val="left" w:pos="960"/>
               <w:tab w:val="right" w:leader="dot" w:pos="9348"/>
             </w:tabs>
             <w:rPr>
@@ -1235,41 +1178,26 @@
               <w:sz w:val="24"/>
             </w:rPr>
           </w:pPr>
-          <w:hyperlink w:anchor="_Toc222323319" w:history="1">
+          <w:hyperlink w:anchor="_Toc224471013" w:history="1">
             <w:r>
               <w:rPr>
                 <w:rStyle w:val="Hyperlink"/>
+                <w:rFonts w:cstheme="minorHAnsi"/>
+                <w:b/>
                 <w:bCs/>
                 <w:noProof/>
               </w:rPr>
-              <w:t>3.2</w:t>
-            </w:r>
-            <w:r>
-              <w:rPr>
-                <w:rFonts w:asciiTheme="minorHAnsi" w:eastAsiaTheme="minorEastAsia" w:hAnsiTheme="minorHAnsi" w:cstheme="minorBidi"/>
-                <w:noProof/>
-                <w:color w:val="auto"/>
-                <w:sz w:val="24"/>
+              <w:t>3.2 Secondary Objectives</w:t>
+            </w:r>
+            <w:r>
+              <w:rPr>
+                <w:noProof/>
+                <w:webHidden/>
               </w:rPr>
               <w:tab/>
             </w:r>
             <w:r>
               <w:rPr>
-                <w:rStyle w:val="Hyperlink"/>
-                <w:rFonts w:ascii="Arial" w:hAnsi="Arial" w:cs="Arial"/>
-                <w:noProof/>
-              </w:rPr>
-              <w:t>Secondary Objectives</w:t>
-            </w:r>
-            <w:r>
-              <w:rPr>
-                <w:noProof/>
-                <w:webHidden/>
-              </w:rPr>
-              <w:tab/>
-            </w:r>
-            <w:r>
-              <w:rPr>
                 <w:noProof/>
                 <w:webHidden/>
               </w:rPr>
@@ -1280,7 +1208,7 @@
                 <w:noProof/>
                 <w:webHidden/>
               </w:rPr>
-              <w:instrText xml:space="preserve"> PAGEREF _Toc222323319 \h </w:instrText>
+              <w:instrText xml:space="preserve"> PAGEREF _Toc224471013 \h </w:instrText>
             </w:r>
             <w:r>
               <w:rPr>
@@ -1315,7 +1243,7 @@
           <w:pPr>
             <w:pStyle w:val="TOC1"/>
             <w:tabs>
-              <w:tab w:val="left" w:pos="480"/>
+              <w:tab w:val="left" w:pos="440"/>
               <w:tab w:val="right" w:leader="dot" w:pos="9348"/>
             </w:tabs>
             <w:rPr>
@@ -1325,7 +1253,7 @@
               <w:sz w:val="24"/>
             </w:rPr>
           </w:pPr>
-          <w:hyperlink w:anchor="_Toc222323320" w:history="1">
+          <w:hyperlink w:anchor="_Toc224471014" w:history="1">
             <w:r>
               <w:rPr>
                 <w:rStyle w:val="Hyperlink"/>
@@ -1346,7 +1274,7 @@
             <w:r>
               <w:rPr>
                 <w:rStyle w:val="Hyperlink"/>
-                <w:rFonts w:ascii="Arial" w:hAnsi="Arial" w:cs="Arial"/>
+                <w:rFonts w:cstheme="minorHAnsi"/>
                 <w:noProof/>
               </w:rPr>
               <w:t>PROJECT SCOPE</w:t>
@@ -1370,7 +1298,7 @@
                 <w:noProof/>
                 <w:webHidden/>
               </w:rPr>
-              <w:instrText xml:space="preserve"> PAGEREF _Toc222323320 \h </w:instrText>
+              <w:instrText xml:space="preserve"> PAGEREF _Toc224471014 \h </w:instrText>
             </w:r>
             <w:r>
               <w:rPr>
@@ -1390,7 +1318,7 @@
                 <w:noProof/>
                 <w:webHidden/>
               </w:rPr>
-              <w:t>4</w:t>
+              <w:t>5</w:t>
             </w:r>
             <w:r>
               <w:rPr>
@@ -1403,9 +1331,8 @@
         </w:p>
         <w:p>
           <w:pPr>
-            <w:pStyle w:val="TOC2"/>
+            <w:pStyle w:val="TOC3"/>
             <w:tabs>
-              <w:tab w:val="left" w:pos="960"/>
               <w:tab w:val="right" w:leader="dot" w:pos="9348"/>
             </w:tabs>
             <w:rPr>
@@ -1415,41 +1342,25 @@
               <w:sz w:val="24"/>
             </w:rPr>
           </w:pPr>
-          <w:hyperlink w:anchor="_Toc222323321" w:history="1">
+          <w:hyperlink w:anchor="_Toc224471015" w:history="1">
             <w:r>
               <w:rPr>
                 <w:rStyle w:val="Hyperlink"/>
-                <w:bCs/>
-                <w:noProof/>
-              </w:rPr>
-              <w:t>4.1</w:t>
-            </w:r>
-            <w:r>
-              <w:rPr>
-                <w:rFonts w:asciiTheme="minorHAnsi" w:eastAsiaTheme="minorEastAsia" w:hAnsiTheme="minorHAnsi" w:cstheme="minorBidi"/>
-                <w:noProof/>
-                <w:color w:val="auto"/>
-                <w:sz w:val="24"/>
+                <w:rFonts w:cstheme="minorHAnsi"/>
+                <w:b/>
+                <w:noProof/>
+              </w:rPr>
+              <w:t>4.1 Functional Scope</w:t>
+            </w:r>
+            <w:r>
+              <w:rPr>
+                <w:noProof/>
+                <w:webHidden/>
               </w:rPr>
               <w:tab/>
             </w:r>
             <w:r>
               <w:rPr>
-                <w:rStyle w:val="Hyperlink"/>
-                <w:rFonts w:ascii="Arial" w:hAnsi="Arial" w:cs="Arial"/>
-                <w:noProof/>
-              </w:rPr>
-              <w:t>Functional Scope</w:t>
-            </w:r>
-            <w:r>
-              <w:rPr>
-                <w:noProof/>
-                <w:webHidden/>
-              </w:rPr>
-              <w:tab/>
-            </w:r>
-            <w:r>
-              <w:rPr>
                 <w:noProof/>
                 <w:webHidden/>
               </w:rPr>
@@ -1460,7 +1371,7 @@
                 <w:noProof/>
                 <w:webHidden/>
               </w:rPr>
-              <w:instrText xml:space="preserve"> PAGEREF _Toc222323321 \h </w:instrText>
+              <w:instrText xml:space="preserve"> PAGEREF _Toc224471015 \h </w:instrText>
             </w:r>
             <w:r>
               <w:rPr>
@@ -1480,7 +1391,7 @@
                 <w:noProof/>
                 <w:webHidden/>
               </w:rPr>
-              <w:t>4</w:t>
+              <w:t>5</w:t>
             </w:r>
             <w:r>
               <w:rPr>
@@ -1493,9 +1404,8 @@
         </w:p>
         <w:p>
           <w:pPr>
-            <w:pStyle w:val="TOC2"/>
+            <w:pStyle w:val="TOC3"/>
             <w:tabs>
-              <w:tab w:val="left" w:pos="960"/>
               <w:tab w:val="right" w:leader="dot" w:pos="9348"/>
             </w:tabs>
             <w:rPr>
@@ -1505,41 +1415,25 @@
               <w:sz w:val="24"/>
             </w:rPr>
           </w:pPr>
-          <w:hyperlink w:anchor="_Toc222323322" w:history="1">
+          <w:hyperlink w:anchor="_Toc224471016" w:history="1">
             <w:r>
               <w:rPr>
                 <w:rStyle w:val="Hyperlink"/>
-                <w:bCs/>
-                <w:noProof/>
-              </w:rPr>
-              <w:t>4.2</w:t>
-            </w:r>
-            <w:r>
-              <w:rPr>
-                <w:rFonts w:asciiTheme="minorHAnsi" w:eastAsiaTheme="minorEastAsia" w:hAnsiTheme="minorHAnsi" w:cstheme="minorBidi"/>
-                <w:noProof/>
-                <w:color w:val="auto"/>
-                <w:sz w:val="24"/>
+                <w:rFonts w:cstheme="minorHAnsi"/>
+                <w:b/>
+                <w:noProof/>
+              </w:rPr>
+              <w:t>4.2 Exclusions (Out of Scope)</w:t>
+            </w:r>
+            <w:r>
+              <w:rPr>
+                <w:noProof/>
+                <w:webHidden/>
               </w:rPr>
               <w:tab/>
             </w:r>
             <w:r>
               <w:rPr>
-                <w:rStyle w:val="Hyperlink"/>
-                <w:rFonts w:ascii="Arial" w:hAnsi="Arial" w:cs="Arial"/>
-                <w:noProof/>
-              </w:rPr>
-              <w:t>Exclusions (Out of Scope)</w:t>
-            </w:r>
-            <w:r>
-              <w:rPr>
-                <w:noProof/>
-                <w:webHidden/>
-              </w:rPr>
-              <w:tab/>
-            </w:r>
-            <w:r>
-              <w:rPr>
                 <w:noProof/>
                 <w:webHidden/>
               </w:rPr>
@@ -1550,7 +1444,7 @@
                 <w:noProof/>
                 <w:webHidden/>
               </w:rPr>
-              <w:instrText xml:space="preserve"> PAGEREF _Toc222323322 \h </w:instrText>
+              <w:instrText xml:space="preserve"> PAGEREF _Toc224471016 \h </w:instrText>
             </w:r>
             <w:r>
               <w:rPr>
@@ -1570,7 +1464,7 @@
                 <w:noProof/>
                 <w:webHidden/>
               </w:rPr>
-              <w:t>4</w:t>
+              <w:t>5</w:t>
             </w:r>
             <w:r>
               <w:rPr>
@@ -1585,7 +1479,7 @@
           <w:pPr>
             <w:pStyle w:val="TOC1"/>
             <w:tabs>
-              <w:tab w:val="left" w:pos="480"/>
+              <w:tab w:val="left" w:pos="440"/>
               <w:tab w:val="right" w:leader="dot" w:pos="9348"/>
             </w:tabs>
             <w:rPr>
@@ -1595,7 +1489,7 @@
               <w:sz w:val="24"/>
             </w:rPr>
           </w:pPr>
-          <w:hyperlink w:anchor="_Toc222323323" w:history="1">
+          <w:hyperlink w:anchor="_Toc224471017" w:history="1">
             <w:r>
               <w:rPr>
                 <w:rStyle w:val="Hyperlink"/>
@@ -1616,7 +1510,7 @@
             <w:r>
               <w:rPr>
                 <w:rStyle w:val="Hyperlink"/>
-                <w:rFonts w:ascii="Arial" w:hAnsi="Arial" w:cs="Arial"/>
+                <w:rFonts w:cstheme="minorHAnsi"/>
                 <w:noProof/>
               </w:rPr>
               <w:t>SYSTEM ANALYSIS &amp; METHODOLOGY</w:t>
@@ -1640,7 +1534,7 @@
                 <w:noProof/>
                 <w:webHidden/>
               </w:rPr>
-              <w:instrText xml:space="preserve"> PAGEREF _Toc222323323 \h </w:instrText>
+              <w:instrText xml:space="preserve"> PAGEREF _Toc224471017 \h </w:instrText>
             </w:r>
             <w:r>
               <w:rPr>
@@ -1660,7 +1554,7 @@
                 <w:noProof/>
                 <w:webHidden/>
               </w:rPr>
-              <w:t>5</w:t>
+              <w:t>6</w:t>
             </w:r>
             <w:r>
               <w:rPr>
@@ -1674,8 +1568,91 @@
         <w:p>
           <w:pPr>
             <w:pStyle w:val="TOC2"/>
+            <w:rPr>
+              <w:rFonts w:asciiTheme="minorHAnsi" w:eastAsiaTheme="minorEastAsia" w:hAnsiTheme="minorHAnsi" w:cstheme="minorBidi"/>
+              <w:b w:val="0"/>
+              <w:bCs w:val="0"/>
+              <w:color w:val="auto"/>
+              <w:sz w:val="24"/>
+            </w:rPr>
+          </w:pPr>
+          <w:r>
+            <w:rPr>
+              <w:rStyle w:val="Hyperlink"/>
+            </w:rPr>
+            <w:t xml:space="preserve">    </w:t>
+          </w:r>
+          <w:hyperlink w:anchor="_Toc224471018" w:history="1">
+            <w:r>
+              <w:rPr>
+                <w:rStyle w:val="Hyperlink"/>
+              </w:rPr>
+              <w:t>5.1</w:t>
+            </w:r>
+            <w:r>
+              <w:rPr>
+                <w:rFonts w:asciiTheme="minorHAnsi" w:eastAsiaTheme="minorEastAsia" w:hAnsiTheme="minorHAnsi" w:cstheme="minorBidi"/>
+                <w:b w:val="0"/>
+                <w:bCs w:val="0"/>
+                <w:color w:val="auto"/>
+                <w:sz w:val="24"/>
+              </w:rPr>
+              <w:t xml:space="preserve"> </w:t>
+            </w:r>
+            <w:r>
+              <w:rPr>
+                <w:rStyle w:val="Hyperlink"/>
+              </w:rPr>
+              <w:t>Technology Stack (React Native + Node.js + MySQL)</w:t>
+            </w:r>
+            <w:r>
+              <w:rPr>
+                <w:webHidden/>
+              </w:rPr>
+              <w:tab/>
+            </w:r>
+            <w:r>
+              <w:rPr>
+                <w:webHidden/>
+              </w:rPr>
+              <w:fldChar w:fldCharType="begin"/>
+            </w:r>
+            <w:r>
+              <w:rPr>
+                <w:webHidden/>
+              </w:rPr>
+              <w:instrText xml:space="preserve"> PAGEREF _Toc224471018 \h </w:instrText>
+            </w:r>
+            <w:r>
+              <w:rPr>
+                <w:webHidden/>
+              </w:rPr>
+            </w:r>
+            <w:r>
+              <w:rPr>
+                <w:webHidden/>
+              </w:rPr>
+              <w:fldChar w:fldCharType="separate"/>
+            </w:r>
+            <w:r>
+              <w:rPr>
+                <w:webHidden/>
+              </w:rPr>
+              <w:t>6</w:t>
+            </w:r>
+            <w:r>
+              <w:rPr>
+                <w:webHidden/>
+              </w:rPr>
+              <w:fldChar w:fldCharType="end"/>
+            </w:r>
+          </w:hyperlink>
+        </w:p>
+        <w:p>
+          <w:pPr>
+            <w:pStyle w:val="TOC1"/>
             <w:tabs>
-              <w:tab w:val="left" w:pos="960"/>
+              <w:tab w:val="left" w:pos="440"/>
               <w:tab w:val="right" w:leader="dot" w:pos="9348"/>
             </w:tabs>
             <w:rPr>
@@ -1685,14 +1662,14 @@
               <w:sz w:val="24"/>
             </w:rPr>
           </w:pPr>
-          <w:hyperlink w:anchor="_Toc222323324" w:history="1">
+          <w:hyperlink w:anchor="_Toc224471019" w:history="1">
             <w:r>
               <w:rPr>
                 <w:rStyle w:val="Hyperlink"/>
                 <w:bCs/>
                 <w:noProof/>
               </w:rPr>
-              <w:t>5.1</w:t>
+              <w:t>6.</w:t>
             </w:r>
             <w:r>
               <w:rPr>
@@ -1706,10 +1683,10 @@
             <w:r>
               <w:rPr>
                 <w:rStyle w:val="Hyperlink"/>
-                <w:rFonts w:ascii="Arial" w:hAnsi="Arial" w:cs="Arial"/>
-                <w:noProof/>
-              </w:rPr>
-              <w:t>Technology Stack (React Native + Node.js + MySQL)</w:t>
+                <w:rFonts w:cstheme="minorHAnsi"/>
+                <w:noProof/>
+              </w:rPr>
+              <w:t>FEASIBILITY STUDY</w:t>
             </w:r>
             <w:r>
               <w:rPr>
@@ -1730,7 +1707,7 @@
                 <w:noProof/>
                 <w:webHidden/>
               </w:rPr>
-              <w:instrText xml:space="preserve"> PAGEREF _Toc222323324 \h </w:instrText>
+              <w:instrText xml:space="preserve"> PAGEREF _Toc224471019 \h </w:instrText>
             </w:r>
             <w:r>
               <w:rPr>
@@ -1750,7 +1727,7 @@
                 <w:noProof/>
                 <w:webHidden/>
               </w:rPr>
-              <w:t>5</w:t>
+              <w:t>6</w:t>
             </w:r>
             <w:r>
               <w:rPr>
@@ -1763,9 +1740,8 @@
         </w:p>
         <w:p>
           <w:pPr>
-            <w:pStyle w:val="TOC1"/>
+            <w:pStyle w:val="TOC3"/>
             <w:tabs>
-              <w:tab w:val="left" w:pos="480"/>
               <w:tab w:val="right" w:leader="dot" w:pos="9348"/>
             </w:tabs>
             <w:rPr>
@@ -1775,41 +1751,25 @@
               <w:sz w:val="24"/>
             </w:rPr>
           </w:pPr>
-          <w:hyperlink w:anchor="_Toc222323325" w:history="1">
+          <w:hyperlink w:anchor="_Toc224471020" w:history="1">
             <w:r>
               <w:rPr>
                 <w:rStyle w:val="Hyperlink"/>
-                <w:bCs/>
-                <w:noProof/>
-              </w:rPr>
-              <w:t>6.</w:t>
-            </w:r>
-            <w:r>
-              <w:rPr>
-                <w:rFonts w:asciiTheme="minorHAnsi" w:eastAsiaTheme="minorEastAsia" w:hAnsiTheme="minorHAnsi" w:cstheme="minorBidi"/>
-                <w:noProof/>
-                <w:color w:val="auto"/>
-                <w:sz w:val="24"/>
+                <w:rFonts w:cstheme="minorHAnsi"/>
+                <w:b/>
+                <w:noProof/>
+              </w:rPr>
+              <w:t>6.1 Technical Feasibility</w:t>
+            </w:r>
+            <w:r>
+              <w:rPr>
+                <w:noProof/>
+                <w:webHidden/>
               </w:rPr>
               <w:tab/>
             </w:r>
             <w:r>
               <w:rPr>
-                <w:rStyle w:val="Hyperlink"/>
-                <w:rFonts w:ascii="Arial" w:hAnsi="Arial" w:cs="Arial"/>
-                <w:noProof/>
-              </w:rPr>
-              <w:t>FEASIBILITY STUDY</w:t>
-            </w:r>
-            <w:r>
-              <w:rPr>
-                <w:noProof/>
-                <w:webHidden/>
-              </w:rPr>
-              <w:tab/>
-            </w:r>
-            <w:r>
-              <w:rPr>
                 <w:noProof/>
                 <w:webHidden/>
               </w:rPr>
@@ -1820,7 +1780,7 @@
                 <w:noProof/>
                 <w:webHidden/>
               </w:rPr>
-              <w:instrText xml:space="preserve"> PAGEREF _Toc222323325 \h </w:instrText>
+              <w:instrText xml:space="preserve"> PAGEREF _Toc224471020 \h </w:instrText>
             </w:r>
             <w:r>
               <w:rPr>
@@ -1840,7 +1800,7 @@
                 <w:noProof/>
                 <w:webHidden/>
               </w:rPr>
-              <w:t>5</w:t>
+              <w:t>6</w:t>
             </w:r>
             <w:r>
               <w:rPr>
@@ -1853,9 +1813,8 @@
         </w:p>
         <w:p>
           <w:pPr>
-            <w:pStyle w:val="TOC2"/>
+            <w:pStyle w:val="TOC3"/>
             <w:tabs>
-              <w:tab w:val="left" w:pos="960"/>
               <w:tab w:val="right" w:leader="dot" w:pos="9348"/>
             </w:tabs>
             <w:rPr>
@@ -1865,41 +1824,25 @@
               <w:sz w:val="24"/>
             </w:rPr>
           </w:pPr>
-          <w:hyperlink w:anchor="_Toc222323326" w:history="1">
+          <w:hyperlink w:anchor="_Toc224471021" w:history="1">
             <w:r>
               <w:rPr>
                 <w:rStyle w:val="Hyperlink"/>
-                <w:bCs/>
-                <w:noProof/>
-              </w:rPr>
-              <w:t>6.1</w:t>
-            </w:r>
-            <w:r>
-              <w:rPr>
-                <w:rFonts w:asciiTheme="minorHAnsi" w:eastAsiaTheme="minorEastAsia" w:hAnsiTheme="minorHAnsi" w:cstheme="minorBidi"/>
-                <w:noProof/>
-                <w:color w:val="auto"/>
-                <w:sz w:val="24"/>
+                <w:rFonts w:cstheme="minorHAnsi"/>
+                <w:b/>
+                <w:noProof/>
+              </w:rPr>
+              <w:t>6.2 Economic Feasibility</w:t>
+            </w:r>
+            <w:r>
+              <w:rPr>
+                <w:noProof/>
+                <w:webHidden/>
               </w:rPr>
               <w:tab/>
             </w:r>
             <w:r>
               <w:rPr>
-                <w:rStyle w:val="Hyperlink"/>
-                <w:rFonts w:ascii="Arial" w:hAnsi="Arial" w:cs="Arial"/>
-                <w:noProof/>
-              </w:rPr>
-              <w:t>Technical Feasibility</w:t>
-            </w:r>
-            <w:r>
-              <w:rPr>
-                <w:noProof/>
-                <w:webHidden/>
-              </w:rPr>
-              <w:tab/>
-            </w:r>
-            <w:r>
-              <w:rPr>
                 <w:noProof/>
                 <w:webHidden/>
               </w:rPr>
@@ -1910,7 +1853,7 @@
                 <w:noProof/>
                 <w:webHidden/>
               </w:rPr>
-              <w:instrText xml:space="preserve"> PAGEREF _Toc222323326 \h </w:instrText>
+              <w:instrText xml:space="preserve"> PAGEREF _Toc224471021 \h </w:instrText>
             </w:r>
             <w:r>
               <w:rPr>
@@ -1930,7 +1873,7 @@
                 <w:noProof/>
                 <w:webHidden/>
               </w:rPr>
-              <w:t>5</w:t>
+              <w:t>6</w:t>
             </w:r>
             <w:r>
               <w:rPr>
@@ -1943,9 +1886,9 @@
         </w:p>
         <w:p>
           <w:pPr>
-            <w:pStyle w:val="TOC2"/>
+            <w:pStyle w:val="TOC1"/>
             <w:tabs>
-              <w:tab w:val="left" w:pos="960"/>
+              <w:tab w:val="left" w:pos="440"/>
               <w:tab w:val="right" w:leader="dot" w:pos="9348"/>
             </w:tabs>
             <w:rPr>
@@ -1955,14 +1898,14 @@
               <w:sz w:val="24"/>
             </w:rPr>
           </w:pPr>
-          <w:hyperlink w:anchor="_Toc222323327" w:history="1">
+          <w:hyperlink w:anchor="_Toc224471022" w:history="1">
             <w:r>
               <w:rPr>
                 <w:rStyle w:val="Hyperlink"/>
                 <w:bCs/>
                 <w:noProof/>
               </w:rPr>
-              <w:t>6.2</w:t>
+              <w:t>7.</w:t>
             </w:r>
             <w:r>
               <w:rPr>
@@ -1976,10 +1919,9 @@
             <w:r>
               <w:rPr>
                 <w:rStyle w:val="Hyperlink"/>
-                <w:rFonts w:ascii="Arial" w:hAnsi="Arial" w:cs="Arial"/>
-                <w:noProof/>
-              </w:rPr>
-              <w:t>Economic Feasibility</w:t>
+                <w:noProof/>
+              </w:rPr>
+              <w:t>SYSTEM DESIGN (Proposed)</w:t>
             </w:r>
             <w:r>
               <w:rPr>
@@ -2000,7 +1942,7 @@
                 <w:noProof/>
                 <w:webHidden/>
               </w:rPr>
-              <w:instrText xml:space="preserve"> PAGEREF _Toc222323327 \h </w:instrText>
+              <w:instrText xml:space="preserve"> PAGEREF _Toc224471022 \h </w:instrText>
             </w:r>
             <w:r>
               <w:rPr>
@@ -2020,11 +1962,179 @@
                 <w:noProof/>
                 <w:webHidden/>
               </w:rPr>
-              <w:t>5</w:t>
-            </w:r>
-            <w:r>
-              <w:rPr>
-                <w:noProof/>
+              <w:t>7</w:t>
+            </w:r>
+            <w:r>
+              <w:rPr>
+                <w:noProof/>
+                <w:webHidden/>
+              </w:rPr>
+              <w:fldChar w:fldCharType="end"/>
+            </w:r>
+          </w:hyperlink>
+        </w:p>
+        <w:p>
+          <w:pPr>
+            <w:pStyle w:val="TOC2"/>
+            <w:rPr>
+              <w:rFonts w:asciiTheme="minorHAnsi" w:eastAsiaTheme="minorEastAsia" w:hAnsiTheme="minorHAnsi" w:cstheme="minorBidi"/>
+              <w:b w:val="0"/>
+              <w:bCs w:val="0"/>
+              <w:color w:val="auto"/>
+              <w:sz w:val="24"/>
+            </w:rPr>
+          </w:pPr>
+          <w:r>
+            <w:rPr>
+              <w:rStyle w:val="Hyperlink"/>
+            </w:rPr>
+            <w:t xml:space="preserve">     </w:t>
+          </w:r>
+          <w:hyperlink w:anchor="_Toc224471023" w:history="1">
+            <w:r>
+              <w:rPr>
+                <w:rStyle w:val="Hyperlink"/>
+              </w:rPr>
+              <w:t>7.1</w:t>
+            </w:r>
+            <w:r>
+              <w:rPr>
+                <w:rFonts w:asciiTheme="minorHAnsi" w:eastAsiaTheme="minorEastAsia" w:hAnsiTheme="minorHAnsi" w:cstheme="minorBidi"/>
+                <w:b w:val="0"/>
+                <w:bCs w:val="0"/>
+                <w:color w:val="auto"/>
+                <w:sz w:val="24"/>
+              </w:rPr>
+              <w:t xml:space="preserve"> </w:t>
+            </w:r>
+            <w:r>
+              <w:rPr>
+                <w:rStyle w:val="Hyperlink"/>
+                <w:rFonts w:cstheme="minorHAnsi"/>
+              </w:rPr>
+              <w:t>Database Schema</w:t>
+            </w:r>
+            <w:r>
+              <w:rPr>
+                <w:webHidden/>
+              </w:rPr>
+              <w:tab/>
+            </w:r>
+            <w:r>
+              <w:rPr>
+                <w:webHidden/>
+              </w:rPr>
+              <w:fldChar w:fldCharType="begin"/>
+            </w:r>
+            <w:r>
+              <w:rPr>
+                <w:webHidden/>
+              </w:rPr>
+              <w:instrText xml:space="preserve"> PAGEREF _Toc224471023 \h </w:instrText>
+            </w:r>
+            <w:r>
+              <w:rPr>
+                <w:webHidden/>
+              </w:rPr>
+            </w:r>
+            <w:r>
+              <w:rPr>
+                <w:webHidden/>
+              </w:rPr>
+              <w:fldChar w:fldCharType="separate"/>
+            </w:r>
+            <w:r>
+              <w:rPr>
+                <w:webHidden/>
+              </w:rPr>
+              <w:t>7</w:t>
+            </w:r>
+            <w:r>
+              <w:rPr>
+                <w:webHidden/>
+              </w:rPr>
+              <w:fldChar w:fldCharType="end"/>
+            </w:r>
+          </w:hyperlink>
+        </w:p>
+        <w:p>
+          <w:pPr>
+            <w:pStyle w:val="TOC2"/>
+            <w:rPr>
+              <w:rFonts w:asciiTheme="minorHAnsi" w:eastAsiaTheme="minorEastAsia" w:hAnsiTheme="minorHAnsi" w:cstheme="minorBidi"/>
+              <w:b w:val="0"/>
+              <w:bCs w:val="0"/>
+              <w:color w:val="auto"/>
+              <w:sz w:val="24"/>
+            </w:rPr>
+          </w:pPr>
+          <w:r>
+            <w:rPr>
+              <w:rStyle w:val="Hyperlink"/>
+            </w:rPr>
+            <w:t xml:space="preserve">     </w:t>
+          </w:r>
+          <w:hyperlink w:anchor="_Toc224471024" w:history="1">
+            <w:r>
+              <w:rPr>
+                <w:rStyle w:val="Hyperlink"/>
+              </w:rPr>
+              <w:t>7.2</w:t>
+            </w:r>
+            <w:r>
+              <w:rPr>
+                <w:rFonts w:asciiTheme="minorHAnsi" w:eastAsiaTheme="minorEastAsia" w:hAnsiTheme="minorHAnsi" w:cstheme="minorBidi"/>
+                <w:b w:val="0"/>
+                <w:bCs w:val="0"/>
+                <w:color w:val="auto"/>
+                <w:sz w:val="24"/>
+              </w:rPr>
+              <w:t xml:space="preserve"> </w:t>
+            </w:r>
+            <w:r>
+              <w:rPr>
+                <w:rStyle w:val="Hyperlink"/>
+                <w:rFonts w:cstheme="minorHAnsi"/>
+              </w:rPr>
+              <w:t>Data Flow</w:t>
+            </w:r>
+            <w:r>
+              <w:rPr>
+                <w:webHidden/>
+              </w:rPr>
+              <w:tab/>
+            </w:r>
+            <w:r>
+              <w:rPr>
+                <w:webHidden/>
+              </w:rPr>
+              <w:fldChar w:fldCharType="begin"/>
+            </w:r>
+            <w:r>
+              <w:rPr>
+                <w:webHidden/>
+              </w:rPr>
+              <w:instrText xml:space="preserve"> PAGEREF _Toc224471024 \h </w:instrText>
+            </w:r>
+            <w:r>
+              <w:rPr>
+                <w:webHidden/>
+              </w:rPr>
+            </w:r>
+            <w:r>
+              <w:rPr>
+                <w:webHidden/>
+              </w:rPr>
+              <w:fldChar w:fldCharType="separate"/>
+            </w:r>
+            <w:r>
+              <w:rPr>
+                <w:webHidden/>
+              </w:rPr>
+              <w:t>8</w:t>
+            </w:r>
+            <w:r>
+              <w:rPr>
                 <w:webHidden/>
               </w:rPr>
               <w:fldChar w:fldCharType="end"/>
@@ -2035,7 +2145,7 @@
           <w:pPr>
             <w:pStyle w:val="TOC1"/>
             <w:tabs>
-              <w:tab w:val="left" w:pos="480"/>
+              <w:tab w:val="left" w:pos="440"/>
               <w:tab w:val="right" w:leader="dot" w:pos="9348"/>
             </w:tabs>
             <w:rPr>
@@ -2045,14 +2155,14 @@
               <w:sz w:val="24"/>
             </w:rPr>
           </w:pPr>
-          <w:hyperlink w:anchor="_Toc222323328" w:history="1">
+          <w:hyperlink w:anchor="_Toc224471025" w:history="1">
             <w:r>
               <w:rPr>
                 <w:rStyle w:val="Hyperlink"/>
                 <w:bCs/>
                 <w:noProof/>
               </w:rPr>
-              <w:t>7.</w:t>
+              <w:t>8.</w:t>
             </w:r>
             <w:r>
               <w:rPr>
@@ -2066,10 +2176,10 @@
             <w:r>
               <w:rPr>
                 <w:rStyle w:val="Hyperlink"/>
-                <w:rFonts w:ascii="Arial" w:hAnsi="Arial" w:cs="Arial"/>
-                <w:noProof/>
-              </w:rPr>
-              <w:t>SYSTEM DESIGN (Proposed)</w:t>
+                <w:rFonts w:cstheme="minorHAnsi"/>
+                <w:noProof/>
+              </w:rPr>
+              <w:t>CONCLUSION</w:t>
             </w:r>
             <w:r>
               <w:rPr>
@@ -2090,7 +2200,7 @@
                 <w:noProof/>
                 <w:webHidden/>
               </w:rPr>
-              <w:instrText xml:space="preserve"> PAGEREF _Toc222323328 \h </w:instrText>
+              <w:instrText xml:space="preserve"> PAGEREF _Toc224471025 \h </w:instrText>
             </w:r>
             <w:r>
               <w:rPr>
@@ -2110,7 +2220,7 @@
                 <w:noProof/>
                 <w:webHidden/>
               </w:rPr>
-              <w:t>6</w:t>
+              <w:t>9</w:t>
             </w:r>
             <w:r>
               <w:rPr>
@@ -2123,9 +2233,9 @@
         </w:p>
         <w:p>
           <w:pPr>
-            <w:pStyle w:val="TOC2"/>
+            <w:pStyle w:val="TOC1"/>
             <w:tabs>
-              <w:tab w:val="left" w:pos="960"/>
+              <w:tab w:val="left" w:pos="440"/>
               <w:tab w:val="right" w:leader="dot" w:pos="9348"/>
             </w:tabs>
             <w:rPr>
@@ -2135,14 +2245,14 @@
               <w:sz w:val="24"/>
             </w:rPr>
           </w:pPr>
-          <w:hyperlink w:anchor="_Toc222323329" w:history="1">
+          <w:hyperlink w:anchor="_Toc224471026" w:history="1">
             <w:r>
               <w:rPr>
                 <w:rStyle w:val="Hyperlink"/>
                 <w:bCs/>
                 <w:noProof/>
               </w:rPr>
-              <w:t>7.1</w:t>
+              <w:t>9.</w:t>
             </w:r>
             <w:r>
               <w:rPr>
@@ -2156,10 +2266,10 @@
             <w:r>
               <w:rPr>
                 <w:rStyle w:val="Hyperlink"/>
-                <w:rFonts w:ascii="Arial" w:hAnsi="Arial" w:cs="Arial"/>
-                <w:noProof/>
-              </w:rPr>
-              <w:t>Database Schema</w:t>
+                <w:rFonts w:cstheme="minorHAnsi"/>
+                <w:noProof/>
+              </w:rPr>
+              <w:t>REFERENCES</w:t>
             </w:r>
             <w:r>
               <w:rPr>
@@ -2180,7 +2290,7 @@
                 <w:noProof/>
                 <w:webHidden/>
               </w:rPr>
-              <w:instrText xml:space="preserve"> PAGEREF _Toc222323329 \h </w:instrText>
+              <w:instrText xml:space="preserve"> PAGEREF _Toc224471026 \h </w:instrText>
             </w:r>
             <w:r>
               <w:rPr>
@@ -2200,277 +2310,7 @@
                 <w:noProof/>
                 <w:webHidden/>
               </w:rPr>
-              <w:t>6</w:t>
-            </w:r>
-            <w:r>
-              <w:rPr>
-                <w:noProof/>
-                <w:webHidden/>
-              </w:rPr>
-              <w:fldChar w:fldCharType="end"/>
-            </w:r>
-          </w:hyperlink>
-        </w:p>
-        <w:p>
-          <w:pPr>
-            <w:pStyle w:val="TOC2"/>
-            <w:tabs>
-              <w:tab w:val="left" w:pos="960"/>
-              <w:tab w:val="right" w:leader="dot" w:pos="9348"/>
-            </w:tabs>
-            <w:rPr>
-              <w:rFonts w:asciiTheme="minorHAnsi" w:eastAsiaTheme="minorEastAsia" w:hAnsiTheme="minorHAnsi" w:cstheme="minorBidi"/>
-              <w:noProof/>
-              <w:color w:val="auto"/>
-              <w:sz w:val="24"/>
-            </w:rPr>
-          </w:pPr>
-          <w:hyperlink w:anchor="_Toc222323330" w:history="1">
-            <w:r>
-              <w:rPr>
-                <w:rStyle w:val="Hyperlink"/>
-                <w:bCs/>
-                <w:noProof/>
-              </w:rPr>
-              <w:t>7.2</w:t>
-            </w:r>
-            <w:r>
-              <w:rPr>
-                <w:rFonts w:asciiTheme="minorHAnsi" w:eastAsiaTheme="minorEastAsia" w:hAnsiTheme="minorHAnsi" w:cstheme="minorBidi"/>
-                <w:noProof/>
-                <w:color w:val="auto"/>
-                <w:sz w:val="24"/>
-              </w:rPr>
-              <w:tab/>
-            </w:r>
-            <w:r>
-              <w:rPr>
-                <w:rStyle w:val="Hyperlink"/>
-                <w:rFonts w:ascii="Arial" w:hAnsi="Arial" w:cs="Arial"/>
-                <w:noProof/>
-              </w:rPr>
-              <w:t>Data Flow</w:t>
-            </w:r>
-            <w:r>
-              <w:rPr>
-                <w:noProof/>
-                <w:webHidden/>
-              </w:rPr>
-              <w:tab/>
-            </w:r>
-            <w:r>
-              <w:rPr>
-                <w:noProof/>
-                <w:webHidden/>
-              </w:rPr>
-              <w:fldChar w:fldCharType="begin"/>
-            </w:r>
-            <w:r>
-              <w:rPr>
-                <w:noProof/>
-                <w:webHidden/>
-              </w:rPr>
-              <w:instrText xml:space="preserve"> PAGEREF _Toc222323330 \h </w:instrText>
-            </w:r>
-            <w:r>
-              <w:rPr>
-                <w:noProof/>
-                <w:webHidden/>
-              </w:rPr>
-            </w:r>
-            <w:r>
-              <w:rPr>
-                <w:noProof/>
-                <w:webHidden/>
-              </w:rPr>
-              <w:fldChar w:fldCharType="separate"/>
-            </w:r>
-            <w:r>
-              <w:rPr>
-                <w:noProof/>
-                <w:webHidden/>
-              </w:rPr>
-              <w:t>7</w:t>
-            </w:r>
-            <w:r>
-              <w:rPr>
-                <w:noProof/>
-                <w:webHidden/>
-              </w:rPr>
-              <w:fldChar w:fldCharType="end"/>
-            </w:r>
-          </w:hyperlink>
-        </w:p>
-        <w:p>
-          <w:pPr>
-            <w:pStyle w:val="TOC1"/>
-            <w:tabs>
-              <w:tab w:val="left" w:pos="480"/>
-              <w:tab w:val="right" w:leader="dot" w:pos="9348"/>
-            </w:tabs>
-            <w:rPr>
-              <w:rFonts w:asciiTheme="minorHAnsi" w:eastAsiaTheme="minorEastAsia" w:hAnsiTheme="minorHAnsi" w:cstheme="minorBidi"/>
-              <w:noProof/>
-              <w:color w:val="auto"/>
-              <w:sz w:val="24"/>
-            </w:rPr>
-          </w:pPr>
-          <w:hyperlink w:anchor="_Toc222323331" w:history="1">
-            <w:r>
-              <w:rPr>
-                <w:rStyle w:val="Hyperlink"/>
-                <w:bCs/>
-                <w:noProof/>
-              </w:rPr>
-              <w:t>8.</w:t>
-            </w:r>
-            <w:r>
-              <w:rPr>
-                <w:rFonts w:asciiTheme="minorHAnsi" w:eastAsiaTheme="minorEastAsia" w:hAnsiTheme="minorHAnsi" w:cstheme="minorBidi"/>
-                <w:noProof/>
-                <w:color w:val="auto"/>
-                <w:sz w:val="24"/>
-              </w:rPr>
-              <w:tab/>
-            </w:r>
-            <w:r>
-              <w:rPr>
-                <w:rStyle w:val="Hyperlink"/>
-                <w:rFonts w:ascii="Arial" w:hAnsi="Arial" w:cs="Arial"/>
-                <w:noProof/>
-              </w:rPr>
-              <w:t>CONCLUSION</w:t>
-            </w:r>
-            <w:r>
-              <w:rPr>
-                <w:noProof/>
-                <w:webHidden/>
-              </w:rPr>
-              <w:tab/>
-            </w:r>
-            <w:r>
-              <w:rPr>
-                <w:noProof/>
-                <w:webHidden/>
-              </w:rPr>
-              <w:fldChar w:fldCharType="begin"/>
-            </w:r>
-            <w:r>
-              <w:rPr>
-                <w:noProof/>
-                <w:webHidden/>
-              </w:rPr>
-              <w:instrText xml:space="preserve"> PAGEREF _Toc222323331 \h </w:instrText>
-            </w:r>
-            <w:r>
-              <w:rPr>
-                <w:noProof/>
-                <w:webHidden/>
-              </w:rPr>
-            </w:r>
-            <w:r>
-              <w:rPr>
-                <w:noProof/>
-                <w:webHidden/>
-              </w:rPr>
-              <w:fldChar w:fldCharType="separate"/>
-            </w:r>
-            <w:r>
-              <w:rPr>
-                <w:noProof/>
-                <w:webHidden/>
-              </w:rPr>
-              <w:t>7</w:t>
-            </w:r>
-            <w:r>
-              <w:rPr>
-                <w:noProof/>
-                <w:webHidden/>
-              </w:rPr>
-              <w:fldChar w:fldCharType="end"/>
-            </w:r>
-          </w:hyperlink>
-        </w:p>
-        <w:p>
-          <w:pPr>
-            <w:pStyle w:val="TOC1"/>
-            <w:tabs>
-              <w:tab w:val="left" w:pos="480"/>
-              <w:tab w:val="right" w:leader="dot" w:pos="9348"/>
-            </w:tabs>
-            <w:rPr>
-              <w:rFonts w:asciiTheme="minorHAnsi" w:eastAsiaTheme="minorEastAsia" w:hAnsiTheme="minorHAnsi" w:cstheme="minorBidi"/>
-              <w:noProof/>
-              <w:color w:val="auto"/>
-              <w:sz w:val="24"/>
-            </w:rPr>
-          </w:pPr>
-          <w:hyperlink w:anchor="_Toc222323332" w:history="1">
-            <w:r>
-              <w:rPr>
-                <w:rStyle w:val="Hyperlink"/>
-                <w:bCs/>
-                <w:noProof/>
-              </w:rPr>
-              <w:t>9.</w:t>
-            </w:r>
-            <w:r>
-              <w:rPr>
-                <w:rFonts w:asciiTheme="minorHAnsi" w:eastAsiaTheme="minorEastAsia" w:hAnsiTheme="minorHAnsi" w:cstheme="minorBidi"/>
-                <w:noProof/>
-                <w:color w:val="auto"/>
-                <w:sz w:val="24"/>
-              </w:rPr>
-              <w:tab/>
-            </w:r>
-            <w:r>
-              <w:rPr>
-                <w:rStyle w:val="Hyperlink"/>
-                <w:rFonts w:ascii="Arial" w:hAnsi="Arial" w:cs="Arial"/>
-                <w:noProof/>
-              </w:rPr>
-              <w:t>REFERENCES</w:t>
-            </w:r>
-            <w:r>
-              <w:rPr>
-                <w:noProof/>
-                <w:webHidden/>
-              </w:rPr>
-              <w:tab/>
-            </w:r>
-            <w:r>
-              <w:rPr>
-                <w:noProof/>
-                <w:webHidden/>
-              </w:rPr>
-              <w:fldChar w:fldCharType="begin"/>
-            </w:r>
-            <w:r>
-              <w:rPr>
-                <w:noProof/>
-                <w:webHidden/>
-              </w:rPr>
-              <w:instrText xml:space="preserve"> PAGEREF _Toc222323332 \h </w:instrText>
-            </w:r>
-            <w:r>
-              <w:rPr>
-                <w:noProof/>
-                <w:webHidden/>
-              </w:rPr>
-            </w:r>
-            <w:r>
-              <w:rPr>
-                <w:noProof/>
-                <w:webHidden/>
-              </w:rPr>
-              <w:fldChar w:fldCharType="separate"/>
-            </w:r>
-            <w:r>
-              <w:rPr>
-                <w:noProof/>
-                <w:webHidden/>
-              </w:rPr>
-              <w:t>7</w:t>
+              <w:t>9</w:t>
             </w:r>
             <w:r>
               <w:rPr>
@@ -2567,66 +2407,260 @@
         <w:ind w:left="337" w:hanging="352"/>
         <w:jc w:val="center"/>
         <w:rPr>
-          <w:rFonts w:ascii="Arial" w:hAnsi="Arial" w:cs="Arial"/>
-        </w:rPr>
-      </w:pPr>
-      <w:bookmarkStart w:id="0" w:name="_Toc222323312"/>
-      <w:r>
-        <w:rPr>
-          <w:rFonts w:ascii="Arial" w:hAnsi="Arial" w:cs="Arial"/>
+          <w:rFonts w:asciiTheme="minorHAnsi" w:hAnsiTheme="minorHAnsi" w:cstheme="minorHAnsi"/>
+          <w:sz w:val="40"/>
+          <w:szCs w:val="22"/>
+        </w:rPr>
+      </w:pPr>
+      <w:bookmarkStart w:id="0" w:name="_Toc224471006"/>
+      <w:r>
+        <w:rPr>
+          <w:rFonts w:asciiTheme="minorHAnsi" w:hAnsiTheme="minorHAnsi" w:cstheme="minorHAnsi"/>
+          <w:sz w:val="40"/>
+          <w:szCs w:val="22"/>
         </w:rPr>
         <w:t>INTRODUCTION</w:t>
       </w:r>
       <w:bookmarkEnd w:id="0"/>
     </w:p>
-    <w:p>
-      <w:pPr>
-        <w:spacing w:after="244"/>
+    <w:p/>
+    <w:p>
+      <w:pPr>
         <w:jc w:val="both"/>
         <w:rPr>
-          <w:rFonts w:ascii="Arial" w:hAnsi="Arial" w:cs="Arial"/>
-        </w:rPr>
-      </w:pPr>
-      <w:r>
-        <w:rPr>
-          <w:rFonts w:ascii="Arial" w:hAnsi="Arial" w:cs="Arial"/>
-        </w:rPr>
-        <w:t xml:space="preserve">The modern university ecosystem in Punjab faces a unique logistical challenge: a significant portion of the student and faculty body act as "day-scholars," commuting daily from neighboring cities such as Ludhiana, Jalandhar, and Phagwara. While the distance is manageable (20–40 km), the existing transport infrastructure fails to provide an optimal balance between cost, time, and comfort. </w:t>
-      </w:r>
-    </w:p>
-    <w:p>
-      <w:pPr>
-        <w:spacing w:after="244"/>
+          <w:rFonts w:asciiTheme="minorHAnsi" w:hAnsiTheme="minorHAnsi" w:cstheme="minorHAnsi"/>
+        </w:rPr>
+      </w:pPr>
+      <w:r>
+        <w:rPr>
+          <w:rFonts w:asciiTheme="minorHAnsi" w:hAnsiTheme="minorHAnsi" w:cstheme="minorHAnsi"/>
+          <w:color w:val="000000"/>
+        </w:rPr>
+        <w:t xml:space="preserve">The modern university ecosystem in Punjab faces a unique logistical challenge: a significant portion of the student and faculty body act as </w:t>
+      </w:r>
+      <w:r>
+        <w:rPr>
+          <w:rFonts w:asciiTheme="minorHAnsi" w:hAnsiTheme="minorHAnsi" w:cstheme="minorHAnsi"/>
+          <w:b/>
+          <w:color w:val="000000"/>
+        </w:rPr>
+        <w:t>“day-scholars,”</w:t>
+      </w:r>
+      <w:r>
+        <w:rPr>
+          <w:rFonts w:asciiTheme="minorHAnsi" w:hAnsiTheme="minorHAnsi" w:cstheme="minorHAnsi"/>
+          <w:color w:val="000000"/>
+        </w:rPr>
+        <w:t xml:space="preserve"> commuting daily from </w:t>
+      </w:r>
+      <w:proofErr w:type="spellStart"/>
+      <w:r>
+        <w:rPr>
+          <w:rFonts w:asciiTheme="minorHAnsi" w:hAnsiTheme="minorHAnsi" w:cstheme="minorHAnsi"/>
+          <w:color w:val="000000"/>
+        </w:rPr>
+        <w:t>neighboring</w:t>
+      </w:r>
+      <w:proofErr w:type="spellEnd"/>
+      <w:r>
+        <w:rPr>
+          <w:rFonts w:asciiTheme="minorHAnsi" w:hAnsiTheme="minorHAnsi" w:cstheme="minorHAnsi"/>
+          <w:color w:val="000000"/>
+        </w:rPr>
+        <w:t xml:space="preserve"> cities such as Ludhiana, Jalandhar, and Phagwara. While the distance is manageable (20–40 km), the existing transport infrastructure fails to provide an optimal balance between </w:t>
+      </w:r>
+      <w:r>
+        <w:rPr>
+          <w:rFonts w:asciiTheme="minorHAnsi" w:hAnsiTheme="minorHAnsi" w:cstheme="minorHAnsi"/>
+          <w:b/>
+          <w:color w:val="000000"/>
+        </w:rPr>
+        <w:t>cost</w:t>
+      </w:r>
+      <w:r>
+        <w:rPr>
+          <w:rFonts w:asciiTheme="minorHAnsi" w:hAnsiTheme="minorHAnsi" w:cstheme="minorHAnsi"/>
+          <w:color w:val="000000"/>
+        </w:rPr>
+        <w:t xml:space="preserve">, </w:t>
+      </w:r>
+      <w:r>
+        <w:rPr>
+          <w:rFonts w:asciiTheme="minorHAnsi" w:hAnsiTheme="minorHAnsi" w:cstheme="minorHAnsi"/>
+          <w:b/>
+          <w:color w:val="000000"/>
+        </w:rPr>
+        <w:t>time</w:t>
+      </w:r>
+      <w:r>
+        <w:rPr>
+          <w:rFonts w:asciiTheme="minorHAnsi" w:hAnsiTheme="minorHAnsi" w:cstheme="minorHAnsi"/>
+          <w:color w:val="000000"/>
+        </w:rPr>
+        <w:t xml:space="preserve">, and </w:t>
+      </w:r>
+      <w:r>
+        <w:rPr>
+          <w:rFonts w:asciiTheme="minorHAnsi" w:hAnsiTheme="minorHAnsi" w:cstheme="minorHAnsi"/>
+          <w:b/>
+          <w:color w:val="000000"/>
+        </w:rPr>
+        <w:t>comfort</w:t>
+      </w:r>
+      <w:r>
+        <w:rPr>
+          <w:rFonts w:asciiTheme="minorHAnsi" w:hAnsiTheme="minorHAnsi" w:cstheme="minorHAnsi"/>
+          <w:color w:val="000000"/>
+        </w:rPr>
+        <w:t>.</w:t>
+      </w:r>
+    </w:p>
+    <w:p>
+      <w:pPr>
         <w:jc w:val="both"/>
         <w:rPr>
-          <w:rFonts w:ascii="Arial" w:hAnsi="Arial" w:cs="Arial"/>
-        </w:rPr>
-      </w:pPr>
-      <w:r>
-        <w:rPr>
-          <w:rFonts w:ascii="Arial" w:hAnsi="Arial" w:cs="Arial"/>
-          <w:b/>
+          <w:rFonts w:asciiTheme="minorHAnsi" w:hAnsiTheme="minorHAnsi" w:cstheme="minorHAnsi"/>
+        </w:rPr>
+      </w:pPr>
+      <w:proofErr w:type="spellStart"/>
+      <w:r>
+        <w:rPr>
+          <w:rFonts w:asciiTheme="minorHAnsi" w:hAnsiTheme="minorHAnsi" w:cstheme="minorHAnsi"/>
+          <w:b/>
+          <w:color w:val="000000"/>
         </w:rPr>
         <w:t>RideMates</w:t>
       </w:r>
-      <w:r>
-        <w:rPr>
-          <w:rFonts w:ascii="Arial" w:hAnsi="Arial" w:cs="Arial"/>
+      <w:proofErr w:type="spellEnd"/>
+      <w:r>
+        <w:rPr>
+          <w:rFonts w:asciiTheme="minorHAnsi" w:hAnsiTheme="minorHAnsi" w:cstheme="minorHAnsi"/>
+          <w:color w:val="000000"/>
         </w:rPr>
         <w:t xml:space="preserve"> is a mobile application designed to bridge this gap by creating a </w:t>
       </w:r>
       <w:r>
         <w:rPr>
-          <w:rFonts w:ascii="Arial" w:hAnsi="Arial" w:cs="Arial"/>
-          <w:b/>
+          <w:rFonts w:asciiTheme="minorHAnsi" w:hAnsiTheme="minorHAnsi" w:cstheme="minorHAnsi"/>
+          <w:b/>
+          <w:color w:val="000000"/>
         </w:rPr>
         <w:t>university-exclusive peer-to-peer ride-sharing network</w:t>
       </w:r>
       <w:r>
         <w:rPr>
-          <w:rFonts w:ascii="Arial" w:hAnsi="Arial" w:cs="Arial"/>
-        </w:rPr>
-        <w:t xml:space="preserve">. The platform focuses on "Asset Utilization" by connecting vehicle owners (students/staff with cars or two-wheelers) who have empty seats with peers traveling along the same route. </w:t>
+          <w:rFonts w:asciiTheme="minorHAnsi" w:hAnsiTheme="minorHAnsi" w:cstheme="minorHAnsi"/>
+          <w:color w:val="000000"/>
+        </w:rPr>
+        <w:t xml:space="preserve">. The platform focuses on </w:t>
+      </w:r>
+      <w:r>
+        <w:rPr>
+          <w:rFonts w:asciiTheme="minorHAnsi" w:hAnsiTheme="minorHAnsi" w:cstheme="minorHAnsi"/>
+          <w:b/>
+          <w:color w:val="000000"/>
+        </w:rPr>
+        <w:t>“Asset Utilization”</w:t>
+      </w:r>
+      <w:r>
+        <w:rPr>
+          <w:rFonts w:asciiTheme="minorHAnsi" w:hAnsiTheme="minorHAnsi" w:cstheme="minorHAnsi"/>
+          <w:color w:val="000000"/>
+        </w:rPr>
+        <w:t xml:space="preserve"> by connecting vehicle owners (students/staff with cars or two-wheelers) who have empty seats with peers traveling along the same route.</w:t>
+      </w:r>
+    </w:p>
+    <w:p>
+      <w:pPr>
+        <w:jc w:val="both"/>
+        <w:rPr>
+          <w:rFonts w:asciiTheme="minorHAnsi" w:hAnsiTheme="minorHAnsi" w:cstheme="minorHAnsi"/>
+        </w:rPr>
+      </w:pPr>
+      <w:r>
+        <w:rPr>
+          <w:rFonts w:asciiTheme="minorHAnsi" w:hAnsiTheme="minorHAnsi" w:cstheme="minorHAnsi"/>
+          <w:color w:val="000000"/>
+        </w:rPr>
+        <w:t xml:space="preserve">Unlike commercial aggregators like Uber or Rapido, </w:t>
+      </w:r>
+      <w:proofErr w:type="spellStart"/>
+      <w:r>
+        <w:rPr>
+          <w:rFonts w:asciiTheme="minorHAnsi" w:hAnsiTheme="minorHAnsi" w:cstheme="minorHAnsi"/>
+          <w:color w:val="000000"/>
+        </w:rPr>
+        <w:t>RideMates</w:t>
+      </w:r>
+      <w:proofErr w:type="spellEnd"/>
+      <w:r>
+        <w:rPr>
+          <w:rFonts w:asciiTheme="minorHAnsi" w:hAnsiTheme="minorHAnsi" w:cstheme="minorHAnsi"/>
+          <w:color w:val="000000"/>
+        </w:rPr>
+        <w:t xml:space="preserve"> operates on a </w:t>
+      </w:r>
+      <w:r>
+        <w:rPr>
+          <w:rFonts w:asciiTheme="minorHAnsi" w:hAnsiTheme="minorHAnsi" w:cstheme="minorHAnsi"/>
+          <w:b/>
+          <w:color w:val="000000"/>
+        </w:rPr>
+        <w:t>closed-loop verification system</w:t>
+      </w:r>
+      <w:r>
+        <w:rPr>
+          <w:rFonts w:asciiTheme="minorHAnsi" w:hAnsiTheme="minorHAnsi" w:cstheme="minorHAnsi"/>
+          <w:color w:val="000000"/>
+        </w:rPr>
+        <w:t xml:space="preserve"> and a </w:t>
+      </w:r>
+      <w:r>
+        <w:rPr>
+          <w:rFonts w:asciiTheme="minorHAnsi" w:hAnsiTheme="minorHAnsi" w:cstheme="minorHAnsi"/>
+          <w:b/>
+          <w:color w:val="000000"/>
+        </w:rPr>
+        <w:t>non-profit cost-sharing model</w:t>
+      </w:r>
+      <w:r>
+        <w:rPr>
+          <w:rFonts w:asciiTheme="minorHAnsi" w:hAnsiTheme="minorHAnsi" w:cstheme="minorHAnsi"/>
+          <w:color w:val="000000"/>
+        </w:rPr>
+        <w:t xml:space="preserve">. By restricting access strictly to users with a valid University Institutional Email (e.g., </w:t>
+      </w:r>
+      <w:r>
+        <w:rPr>
+          <w:rFonts w:asciiTheme="minorHAnsi" w:hAnsiTheme="minorHAnsi" w:cstheme="minorHAnsi"/>
+          <w:color w:val="000000"/>
+          <w:sz w:val="20"/>
+          <w:shd w:val="clear" w:color="auto" w:fill="F5F5F5"/>
+        </w:rPr>
+        <w:t>@lpu.in</w:t>
+      </w:r>
+      <w:r>
+        <w:rPr>
+          <w:rFonts w:asciiTheme="minorHAnsi" w:hAnsiTheme="minorHAnsi" w:cstheme="minorHAnsi"/>
+          <w:color w:val="000000"/>
+        </w:rPr>
+        <w:t xml:space="preserve">), </w:t>
+      </w:r>
+      <w:proofErr w:type="spellStart"/>
+      <w:r>
+        <w:rPr>
+          <w:rFonts w:asciiTheme="minorHAnsi" w:hAnsiTheme="minorHAnsi" w:cstheme="minorHAnsi"/>
+          <w:color w:val="000000"/>
+        </w:rPr>
+        <w:t>RideMates</w:t>
+      </w:r>
+      <w:proofErr w:type="spellEnd"/>
+      <w:r>
+        <w:rPr>
+          <w:rFonts w:asciiTheme="minorHAnsi" w:hAnsiTheme="minorHAnsi" w:cstheme="minorHAnsi"/>
+          <w:color w:val="000000"/>
+        </w:rPr>
+        <w:t xml:space="preserve"> creates a secure, legal, and community-driven alternative to public transport without requiring manual ID card checks.</w:t>
       </w:r>
     </w:p>
     <w:p>
@@ -2641,46 +2675,7 @@
         <w:rPr>
           <w:rFonts w:ascii="Arial" w:hAnsi="Arial" w:cs="Arial"/>
         </w:rPr>
-        <w:t xml:space="preserve">Unlike commercial aggregators like Uber or Rapido, RideMates operates on a </w:t>
-      </w:r>
-      <w:r>
-        <w:rPr>
-          <w:rFonts w:ascii="Arial" w:hAnsi="Arial" w:cs="Arial"/>
-          <w:b/>
-        </w:rPr>
-        <w:t>closed-loop verification system</w:t>
-      </w:r>
-      <w:r>
-        <w:rPr>
-          <w:rFonts w:ascii="Arial" w:hAnsi="Arial" w:cs="Arial"/>
-        </w:rPr>
-        <w:t xml:space="preserve"> and a </w:t>
-      </w:r>
-      <w:r>
-        <w:rPr>
-          <w:rFonts w:ascii="Arial" w:hAnsi="Arial" w:cs="Arial"/>
-          <w:b/>
-        </w:rPr>
-        <w:t>non-profit cost-sharing model</w:t>
-      </w:r>
-      <w:r>
-        <w:rPr>
-          <w:rFonts w:ascii="Arial" w:hAnsi="Arial" w:cs="Arial"/>
-        </w:rPr>
-        <w:t xml:space="preserve">. By restricting access strictly to users with a valid </w:t>
-      </w:r>
-      <w:r>
-        <w:rPr>
-          <w:rFonts w:ascii="Arial" w:hAnsi="Arial" w:cs="Arial"/>
-          <w:b/>
-        </w:rPr>
-        <w:t>University Institutional Email</w:t>
-      </w:r>
-      <w:r>
-        <w:rPr>
-          <w:rFonts w:ascii="Arial" w:hAnsi="Arial" w:cs="Arial"/>
-        </w:rPr>
-        <w:t xml:space="preserve"> (e.g., @lpu.in), RideMates creates a secure, legal, and community-driven alternative to public transport without requiring manual ID card checks. </w:t>
+        <w:t xml:space="preserve">. </w:t>
       </w:r>
     </w:p>
     <w:p>
@@ -2697,13 +2692,17 @@
         <w:ind w:left="371" w:hanging="386"/>
         <w:jc w:val="center"/>
         <w:rPr>
-          <w:rFonts w:ascii="Arial" w:hAnsi="Arial" w:cs="Arial"/>
-        </w:rPr>
-      </w:pPr>
-      <w:bookmarkStart w:id="1" w:name="_Toc222323313"/>
-      <w:r>
-        <w:rPr>
-          <w:rFonts w:ascii="Arial" w:hAnsi="Arial" w:cs="Arial"/>
+          <w:rFonts w:asciiTheme="minorHAnsi" w:hAnsiTheme="minorHAnsi" w:cstheme="minorHAnsi"/>
+          <w:sz w:val="40"/>
+          <w:szCs w:val="22"/>
+        </w:rPr>
+      </w:pPr>
+      <w:bookmarkStart w:id="1" w:name="_Toc224471007"/>
+      <w:r>
+        <w:rPr>
+          <w:rFonts w:asciiTheme="minorHAnsi" w:hAnsiTheme="minorHAnsi" w:cstheme="minorHAnsi"/>
+          <w:sz w:val="40"/>
+          <w:szCs w:val="22"/>
         </w:rPr>
         <w:t>MOTIVATION &amp; PROBLEM STATEMENT</w:t>
       </w:r>
@@ -2711,193 +2710,375 @@
     </w:p>
     <w:p>
       <w:pPr>
-        <w:spacing w:after="301"/>
-        <w:jc w:val="both"/>
-        <w:rPr>
-          <w:rFonts w:ascii="Arial" w:hAnsi="Arial" w:cs="Arial"/>
-        </w:rPr>
-      </w:pPr>
-      <w:r>
-        <w:rPr>
-          <w:rFonts w:ascii="Arial" w:hAnsi="Arial" w:cs="Arial"/>
-        </w:rPr>
-        <w:t xml:space="preserve">The development of RideMates is driven by four critical inefficiencies in the current commuting landscape: </w:t>
-      </w:r>
-    </w:p>
-    <w:p>
-      <w:pPr>
-        <w:pStyle w:val="Heading2"/>
-        <w:spacing w:after="83"/>
-        <w:ind w:left="424" w:hanging="424"/>
-        <w:jc w:val="both"/>
-        <w:rPr>
-          <w:rFonts w:ascii="Arial" w:hAnsi="Arial" w:cs="Arial"/>
-        </w:rPr>
-      </w:pPr>
-      <w:bookmarkStart w:id="2" w:name="_Toc222323314"/>
-      <w:r>
-        <w:rPr>
-          <w:rFonts w:ascii="Arial" w:hAnsi="Arial" w:cs="Arial"/>
-        </w:rPr>
-        <w:t>Vulnerability to Strikes &amp; Gridlock</w:t>
+        <w:rPr>
+          <w:rFonts w:asciiTheme="minorHAnsi" w:hAnsiTheme="minorHAnsi" w:cstheme="minorHAnsi"/>
+        </w:rPr>
+      </w:pPr>
+      <w:r>
+        <w:rPr>
+          <w:rFonts w:asciiTheme="minorHAnsi" w:hAnsiTheme="minorHAnsi" w:cstheme="minorHAnsi"/>
+          <w:color w:val="000000"/>
+        </w:rPr>
+        <w:t xml:space="preserve">The development of </w:t>
+      </w:r>
+      <w:proofErr w:type="spellStart"/>
+      <w:r>
+        <w:rPr>
+          <w:rFonts w:asciiTheme="minorHAnsi" w:hAnsiTheme="minorHAnsi" w:cstheme="minorHAnsi"/>
+          <w:color w:val="000000"/>
+        </w:rPr>
+        <w:t>RideMates</w:t>
+      </w:r>
+      <w:proofErr w:type="spellEnd"/>
+      <w:r>
+        <w:rPr>
+          <w:rFonts w:asciiTheme="minorHAnsi" w:hAnsiTheme="minorHAnsi" w:cstheme="minorHAnsi"/>
+          <w:color w:val="000000"/>
+        </w:rPr>
+        <w:t xml:space="preserve"> is driven by </w:t>
+      </w:r>
+      <w:r>
+        <w:rPr>
+          <w:rFonts w:asciiTheme="minorHAnsi" w:hAnsiTheme="minorHAnsi" w:cstheme="minorHAnsi"/>
+          <w:b/>
+        </w:rPr>
+        <w:t>three</w:t>
+      </w:r>
+      <w:r>
+        <w:rPr>
+          <w:rFonts w:asciiTheme="minorHAnsi" w:hAnsiTheme="minorHAnsi" w:cstheme="minorHAnsi"/>
+          <w:b/>
+          <w:color w:val="000000"/>
+        </w:rPr>
+        <w:t xml:space="preserve"> critical inefficiencies</w:t>
+      </w:r>
+      <w:r>
+        <w:rPr>
+          <w:rFonts w:asciiTheme="minorHAnsi" w:hAnsiTheme="minorHAnsi" w:cstheme="minorHAnsi"/>
+          <w:color w:val="000000"/>
+        </w:rPr>
+        <w:t xml:space="preserve"> in the current commuting landscape:</w:t>
+      </w:r>
+    </w:p>
+    <w:p>
+      <w:pPr>
+        <w:pStyle w:val="Heading3"/>
+        <w:rPr>
+          <w:rFonts w:asciiTheme="minorHAnsi" w:hAnsiTheme="minorHAnsi" w:cstheme="minorHAnsi"/>
+        </w:rPr>
+      </w:pPr>
+      <w:bookmarkStart w:id="2" w:name="_Toc224469666"/>
+      <w:bookmarkStart w:id="3" w:name="_Toc224471008"/>
+      <w:r>
+        <w:rPr>
+          <w:rFonts w:asciiTheme="minorHAnsi" w:hAnsiTheme="minorHAnsi" w:cstheme="minorHAnsi"/>
+          <w:b/>
+          <w:color w:val="000000"/>
+          <w:sz w:val="32"/>
+        </w:rPr>
+        <w:t>2.1 Vulnerability to Strikes &amp; Gridlock</w:t>
       </w:r>
       <w:bookmarkEnd w:id="2"/>
-      <w:r>
-        <w:rPr>
-          <w:rFonts w:ascii="Arial" w:hAnsi="Arial" w:cs="Arial"/>
-        </w:rPr>
-        <w:t xml:space="preserve"> </w:t>
-      </w:r>
-    </w:p>
-    <w:p>
-      <w:pPr>
-        <w:jc w:val="both"/>
-        <w:rPr>
-          <w:rFonts w:ascii="Arial" w:hAnsi="Arial" w:cs="Arial"/>
-        </w:rPr>
-      </w:pPr>
-      <w:r>
-        <w:rPr>
-          <w:rFonts w:ascii="Arial" w:hAnsi="Arial" w:cs="Arial"/>
-        </w:rPr>
-        <w:t xml:space="preserve">The region frequently experiences disruptions due to </w:t>
-      </w:r>
-      <w:r>
-        <w:rPr>
-          <w:rFonts w:ascii="Arial" w:hAnsi="Arial" w:cs="Arial"/>
-          <w:b/>
-        </w:rPr>
-        <w:t>Bus Worker Strikes</w:t>
-      </w:r>
-      <w:r>
-        <w:rPr>
-          <w:rFonts w:ascii="Arial" w:hAnsi="Arial" w:cs="Arial"/>
-        </w:rPr>
-        <w:t>, citizen protests (</w:t>
-      </w:r>
-      <w:r>
-        <w:rPr>
-          <w:rFonts w:ascii="Arial" w:hAnsi="Arial" w:cs="Arial"/>
-          <w:i/>
-        </w:rPr>
-        <w:t>Bandhs</w:t>
-      </w:r>
-      <w:r>
-        <w:rPr>
-          <w:rFonts w:ascii="Arial" w:hAnsi="Arial" w:cs="Arial"/>
-        </w:rPr>
-        <w:t xml:space="preserve">), or highway gridlocks caused by accidents. During these events, rigid public transport systems collapse, leaving students stranded. </w:t>
-      </w:r>
-      <w:r>
-        <w:rPr>
-          <w:rFonts w:ascii="Arial" w:hAnsi="Arial" w:cs="Arial"/>
-          <w:b/>
+      <w:bookmarkEnd w:id="3"/>
+    </w:p>
+    <w:p>
+      <w:pPr>
+        <w:rPr>
+          <w:rFonts w:asciiTheme="minorHAnsi" w:hAnsiTheme="minorHAnsi" w:cstheme="minorHAnsi"/>
+        </w:rPr>
+      </w:pPr>
+      <w:r>
+        <w:rPr>
+          <w:rFonts w:asciiTheme="minorHAnsi" w:hAnsiTheme="minorHAnsi" w:cstheme="minorHAnsi"/>
+          <w:color w:val="000000"/>
+        </w:rPr>
+        <w:t>The region frequently experiences disruptions due to:</w:t>
+      </w:r>
+      <w:r>
+        <w:rPr>
+          <w:rFonts w:asciiTheme="minorHAnsi" w:hAnsiTheme="minorHAnsi" w:cstheme="minorHAnsi"/>
+          <w:color w:val="000000"/>
+        </w:rPr>
+        <w:br/>
+        <w:t>- Bus Worker Strikes</w:t>
+      </w:r>
+      <w:r>
+        <w:rPr>
+          <w:rFonts w:asciiTheme="minorHAnsi" w:hAnsiTheme="minorHAnsi" w:cstheme="minorHAnsi"/>
+          <w:color w:val="000000"/>
+        </w:rPr>
+        <w:br/>
+        <w:t>- Citizen protests (Bandhs)</w:t>
+      </w:r>
+      <w:r>
+        <w:rPr>
+          <w:rFonts w:asciiTheme="minorHAnsi" w:hAnsiTheme="minorHAnsi" w:cstheme="minorHAnsi"/>
+          <w:color w:val="000000"/>
+        </w:rPr>
+        <w:br/>
+        <w:t>- Highway gridlocks caused by accidents</w:t>
+      </w:r>
+    </w:p>
+    <w:p>
+      <w:pPr>
+        <w:rPr>
+          <w:rFonts w:asciiTheme="minorHAnsi" w:hAnsiTheme="minorHAnsi" w:cstheme="minorHAnsi"/>
+        </w:rPr>
+      </w:pPr>
+      <w:r>
+        <w:rPr>
+          <w:rFonts w:asciiTheme="minorHAnsi" w:hAnsiTheme="minorHAnsi" w:cstheme="minorHAnsi"/>
+          <w:color w:val="000000"/>
+        </w:rPr>
+        <w:t xml:space="preserve">During these events, rigid public transport systems collapse, leaving students stranded. </w:t>
+      </w:r>
+      <w:r>
+        <w:rPr>
+          <w:rFonts w:asciiTheme="minorHAnsi" w:hAnsiTheme="minorHAnsi" w:cstheme="minorHAnsi"/>
+          <w:b/>
+          <w:color w:val="000000"/>
         </w:rPr>
         <w:t>Two-wheelers</w:t>
       </w:r>
       <w:r>
         <w:rPr>
-          <w:rFonts w:ascii="Arial" w:hAnsi="Arial" w:cs="Arial"/>
-        </w:rPr>
-        <w:t xml:space="preserve">, however, offer the necessary agility to navigate alternative routes and link roads, ensuring students can reach the university even when highways are blocked. </w:t>
-      </w:r>
-    </w:p>
-    <w:p>
-      <w:pPr>
-        <w:jc w:val="both"/>
-        <w:rPr>
-          <w:rFonts w:ascii="Arial" w:hAnsi="Arial" w:cs="Arial"/>
-        </w:rPr>
-      </w:pPr>
-    </w:p>
-    <w:p>
-      <w:pPr>
-        <w:pStyle w:val="Heading2"/>
-        <w:ind w:left="456" w:hanging="471"/>
-        <w:jc w:val="both"/>
-        <w:rPr>
-          <w:rFonts w:ascii="Arial" w:hAnsi="Arial" w:cs="Arial"/>
-        </w:rPr>
-      </w:pPr>
-      <w:bookmarkStart w:id="3" w:name="_Toc222323315"/>
-      <w:r>
-        <w:rPr>
-          <w:rFonts w:ascii="Arial" w:hAnsi="Arial" w:cs="Arial"/>
-        </w:rPr>
-        <w:t>The Hidden Cost of Public Transport</w:t>
-      </w:r>
-      <w:bookmarkEnd w:id="3"/>
-      <w:r>
-        <w:rPr>
-          <w:rFonts w:ascii="Arial" w:hAnsi="Arial" w:cs="Arial"/>
-        </w:rPr>
-        <w:t xml:space="preserve"> </w:t>
-      </w:r>
-    </w:p>
-    <w:p>
-      <w:pPr>
-        <w:spacing w:after="301"/>
-        <w:jc w:val="both"/>
-        <w:rPr>
-          <w:rFonts w:ascii="Arial" w:hAnsi="Arial" w:cs="Arial"/>
-        </w:rPr>
-      </w:pPr>
-      <w:r>
-        <w:rPr>
-          <w:rFonts w:ascii="Arial" w:hAnsi="Arial" w:cs="Arial"/>
-        </w:rPr>
-        <w:t xml:space="preserve">While public bus tickets appear cheap (₹20–₹30 from Jalandhar, ~₹70 from Ludhiana), the "Total Commute Cost" is significantly higher. Students must pay for auto-rickshaws to reach the bus stand and shuttles to reach their campus block. </w:t>
-      </w:r>
-      <w:r>
-        <w:rPr>
-          <w:rFonts w:ascii="Arial" w:hAnsi="Arial" w:cs="Arial"/>
-          <w:b/>
+          <w:rFonts w:asciiTheme="minorHAnsi" w:hAnsiTheme="minorHAnsi" w:cstheme="minorHAnsi"/>
+          <w:color w:val="000000"/>
+        </w:rPr>
+        <w:t>, however, offer the necessary agility to navigate alternative routes and link roads, ensuring students can reach the university even when highways are blocked.</w:t>
+      </w:r>
+    </w:p>
+    <w:p>
+      <w:pPr>
+        <w:pStyle w:val="Heading3"/>
+        <w:rPr>
+          <w:rFonts w:asciiTheme="minorHAnsi" w:hAnsiTheme="minorHAnsi" w:cstheme="minorHAnsi"/>
+        </w:rPr>
+      </w:pPr>
+      <w:bookmarkStart w:id="4" w:name="_Toc224469667"/>
+      <w:bookmarkStart w:id="5" w:name="_Toc224471009"/>
+      <w:r>
+        <w:rPr>
+          <w:rFonts w:asciiTheme="minorHAnsi" w:hAnsiTheme="minorHAnsi" w:cstheme="minorHAnsi"/>
+          <w:b/>
+          <w:color w:val="000000"/>
+          <w:sz w:val="32"/>
+        </w:rPr>
+        <w:t>2.2 The Hidden Cost of Public Transport</w:t>
+      </w:r>
+      <w:bookmarkEnd w:id="4"/>
+      <w:bookmarkEnd w:id="5"/>
+    </w:p>
+    <w:p>
+      <w:pPr>
+        <w:rPr>
+          <w:rFonts w:asciiTheme="minorHAnsi" w:hAnsiTheme="minorHAnsi" w:cstheme="minorHAnsi"/>
+        </w:rPr>
+      </w:pPr>
+      <w:r>
+        <w:rPr>
+          <w:rFonts w:asciiTheme="minorHAnsi" w:hAnsiTheme="minorHAnsi" w:cstheme="minorHAnsi"/>
+          <w:color w:val="000000"/>
+        </w:rPr>
+        <w:t xml:space="preserve">While public bus tickets appear cheap (₹20–30 from Jalandhar, ~₹70 from Ludhiana), the </w:t>
+      </w:r>
+      <w:r>
+        <w:rPr>
+          <w:rFonts w:asciiTheme="minorHAnsi" w:hAnsiTheme="minorHAnsi" w:cstheme="minorHAnsi"/>
+          <w:b/>
+          <w:color w:val="000000"/>
+        </w:rPr>
+        <w:t>“Total Commute Cost”</w:t>
+      </w:r>
+      <w:r>
+        <w:rPr>
+          <w:rFonts w:asciiTheme="minorHAnsi" w:hAnsiTheme="minorHAnsi" w:cstheme="minorHAnsi"/>
+          <w:color w:val="000000"/>
+        </w:rPr>
+        <w:t xml:space="preserve"> is significantly higher. Students must pay for:</w:t>
+      </w:r>
+      <w:r>
+        <w:rPr>
+          <w:rFonts w:asciiTheme="minorHAnsi" w:hAnsiTheme="minorHAnsi" w:cstheme="minorHAnsi"/>
+          <w:color w:val="000000"/>
+        </w:rPr>
+        <w:br/>
+        <w:t>- Auto-rickshaws to reach the bus stand</w:t>
+      </w:r>
+      <w:r>
+        <w:rPr>
+          <w:rFonts w:asciiTheme="minorHAnsi" w:hAnsiTheme="minorHAnsi" w:cstheme="minorHAnsi"/>
+          <w:color w:val="000000"/>
+        </w:rPr>
+        <w:br/>
+        <w:t>- Shuttles to reach their campus block</w:t>
+      </w:r>
+    </w:p>
+    <w:p>
+      <w:pPr>
+        <w:rPr>
+          <w:rFonts w:asciiTheme="minorHAnsi" w:hAnsiTheme="minorHAnsi" w:cstheme="minorHAnsi"/>
+        </w:rPr>
+      </w:pPr>
+      <w:proofErr w:type="spellStart"/>
+      <w:r>
+        <w:rPr>
+          <w:rFonts w:asciiTheme="minorHAnsi" w:hAnsiTheme="minorHAnsi" w:cstheme="minorHAnsi"/>
+          <w:b/>
+          <w:color w:val="000000"/>
         </w:rPr>
         <w:t>RideMates</w:t>
       </w:r>
-      <w:r>
-        <w:rPr>
-          <w:rFonts w:ascii="Arial" w:hAnsi="Arial" w:cs="Arial"/>
-        </w:rPr>
-        <w:t xml:space="preserve"> offers a "Door-to-Block" service where the fuel-split cost is comparable to the bus ticket, but eliminates the expensive and time-consuming "Last Mile" connections. </w:t>
-      </w:r>
-    </w:p>
-    <w:p>
-      <w:pPr>
-        <w:pStyle w:val="Heading2"/>
-        <w:ind w:left="447" w:hanging="462"/>
-        <w:rPr>
-          <w:rFonts w:ascii="Arial" w:hAnsi="Arial" w:cs="Arial"/>
-        </w:rPr>
-      </w:pPr>
-      <w:bookmarkStart w:id="4" w:name="_Toc222323316"/>
-      <w:r>
-        <w:rPr>
-          <w:rFonts w:ascii="Arial" w:hAnsi="Arial" w:cs="Arial"/>
-        </w:rPr>
-        <w:t>The "Trust Deficit" in Open Networks</w:t>
-      </w:r>
-      <w:bookmarkEnd w:id="4"/>
-      <w:r>
-        <w:rPr>
-          <w:rFonts w:ascii="Arial" w:hAnsi="Arial" w:cs="Arial"/>
-        </w:rPr>
-        <w:t xml:space="preserve"> </w:t>
-      </w:r>
-    </w:p>
-    <w:p>
-      <w:pPr>
-        <w:spacing w:after="301"/>
-        <w:rPr>
-          <w:rFonts w:ascii="Arial" w:hAnsi="Arial" w:cs="Arial"/>
-        </w:rPr>
-      </w:pPr>
-      <w:r>
-        <w:rPr>
-          <w:rFonts w:ascii="Arial" w:hAnsi="Arial" w:cs="Arial"/>
-        </w:rPr>
-        <w:t xml:space="preserve">Existing carpooling solutions (e.g., BlaBlaCar) and bike-taxis (e.g., Rapido) operate on open networks. Students, particularly female commuters, are often uncomfortable sharing a ride—especially a two-wheeler—with unverified strangers on highways. </w:t>
-      </w:r>
+      <w:proofErr w:type="spellEnd"/>
+      <w:r>
+        <w:rPr>
+          <w:rFonts w:asciiTheme="minorHAnsi" w:hAnsiTheme="minorHAnsi" w:cstheme="minorHAnsi"/>
+          <w:color w:val="000000"/>
+        </w:rPr>
+        <w:t xml:space="preserve"> offers a </w:t>
+      </w:r>
+      <w:r>
+        <w:rPr>
+          <w:rFonts w:asciiTheme="minorHAnsi" w:hAnsiTheme="minorHAnsi" w:cstheme="minorHAnsi"/>
+          <w:b/>
+          <w:color w:val="000000"/>
+        </w:rPr>
+        <w:t>“Door-to-Block”</w:t>
+      </w:r>
+      <w:r>
+        <w:rPr>
+          <w:rFonts w:asciiTheme="minorHAnsi" w:hAnsiTheme="minorHAnsi" w:cstheme="minorHAnsi"/>
+          <w:color w:val="000000"/>
+        </w:rPr>
+        <w:t xml:space="preserve"> service where the fuel-split cost is comparable to the bus ticket, but eliminates the expensive and time-consuming </w:t>
+      </w:r>
+      <w:r>
+        <w:rPr>
+          <w:rFonts w:asciiTheme="minorHAnsi" w:hAnsiTheme="minorHAnsi" w:cstheme="minorHAnsi"/>
+          <w:b/>
+          <w:color w:val="000000"/>
+        </w:rPr>
+        <w:t>“Last Mile”</w:t>
+      </w:r>
+      <w:r>
+        <w:rPr>
+          <w:rFonts w:asciiTheme="minorHAnsi" w:hAnsiTheme="minorHAnsi" w:cstheme="minorHAnsi"/>
+          <w:color w:val="000000"/>
+        </w:rPr>
+        <w:t xml:space="preserve"> connections.</w:t>
+      </w:r>
+    </w:p>
+    <w:p>
+      <w:pPr>
+        <w:pStyle w:val="Heading3"/>
+        <w:rPr>
+          <w:rFonts w:asciiTheme="minorHAnsi" w:hAnsiTheme="minorHAnsi" w:cstheme="minorHAnsi"/>
+        </w:rPr>
+      </w:pPr>
+      <w:bookmarkStart w:id="6" w:name="_Toc224469668"/>
+      <w:bookmarkStart w:id="7" w:name="_Toc224471010"/>
+      <w:r>
+        <w:rPr>
+          <w:rFonts w:asciiTheme="minorHAnsi" w:hAnsiTheme="minorHAnsi" w:cstheme="minorHAnsi"/>
+          <w:b/>
+          <w:color w:val="000000"/>
+          <w:sz w:val="32"/>
+        </w:rPr>
+        <w:t>2.3 The “Trust Deficit” in Open Networks</w:t>
+      </w:r>
+      <w:bookmarkEnd w:id="6"/>
+      <w:bookmarkEnd w:id="7"/>
+    </w:p>
+    <w:p>
+      <w:pPr>
+        <w:rPr>
+          <w:rFonts w:asciiTheme="minorHAnsi" w:hAnsiTheme="minorHAnsi" w:cstheme="minorHAnsi"/>
+          <w:color w:val="000000"/>
+        </w:rPr>
+      </w:pPr>
+      <w:r>
+        <w:rPr>
+          <w:rFonts w:asciiTheme="minorHAnsi" w:hAnsiTheme="minorHAnsi" w:cstheme="minorHAnsi"/>
+          <w:color w:val="000000"/>
+        </w:rPr>
+        <w:t xml:space="preserve">Existing carpooling solutions (e.g., </w:t>
+      </w:r>
+      <w:proofErr w:type="spellStart"/>
+      <w:r>
+        <w:rPr>
+          <w:rFonts w:asciiTheme="minorHAnsi" w:hAnsiTheme="minorHAnsi" w:cstheme="minorHAnsi"/>
+          <w:color w:val="000000"/>
+        </w:rPr>
+        <w:t>BlaBlaCar</w:t>
+      </w:r>
+      <w:proofErr w:type="spellEnd"/>
+      <w:r>
+        <w:rPr>
+          <w:rFonts w:asciiTheme="minorHAnsi" w:hAnsiTheme="minorHAnsi" w:cstheme="minorHAnsi"/>
+          <w:color w:val="000000"/>
+        </w:rPr>
+        <w:t xml:space="preserve">) and bike-taxis (e.g., Rapido) operate on </w:t>
+      </w:r>
+      <w:r>
+        <w:rPr>
+          <w:rFonts w:asciiTheme="minorHAnsi" w:hAnsiTheme="minorHAnsi" w:cstheme="minorHAnsi"/>
+          <w:b/>
+          <w:color w:val="000000"/>
+        </w:rPr>
+        <w:t>open networks</w:t>
+      </w:r>
+      <w:r>
+        <w:rPr>
+          <w:rFonts w:asciiTheme="minorHAnsi" w:hAnsiTheme="minorHAnsi" w:cstheme="minorHAnsi"/>
+          <w:color w:val="000000"/>
+        </w:rPr>
+        <w:t xml:space="preserve">. Students, particularly </w:t>
+      </w:r>
+      <w:r>
+        <w:rPr>
+          <w:rFonts w:asciiTheme="minorHAnsi" w:hAnsiTheme="minorHAnsi" w:cstheme="minorHAnsi"/>
+          <w:b/>
+          <w:color w:val="000000"/>
+        </w:rPr>
+        <w:t>female commuters</w:t>
+      </w:r>
+      <w:r>
+        <w:rPr>
+          <w:rFonts w:asciiTheme="minorHAnsi" w:hAnsiTheme="minorHAnsi" w:cstheme="minorHAnsi"/>
+          <w:color w:val="000000"/>
+        </w:rPr>
+        <w:t xml:space="preserve">, are often uncomfortable sharing a ride—especially a two-wheeler—with </w:t>
+      </w:r>
+      <w:r>
+        <w:rPr>
+          <w:rFonts w:asciiTheme="minorHAnsi" w:hAnsiTheme="minorHAnsi" w:cstheme="minorHAnsi"/>
+          <w:b/>
+          <w:color w:val="000000"/>
+        </w:rPr>
+        <w:t>unverified strangers</w:t>
+      </w:r>
+      <w:r>
+        <w:rPr>
+          <w:rFonts w:asciiTheme="minorHAnsi" w:hAnsiTheme="minorHAnsi" w:cstheme="minorHAnsi"/>
+          <w:color w:val="000000"/>
+        </w:rPr>
+        <w:t xml:space="preserve"> on highways.</w:t>
+      </w:r>
+    </w:p>
+    <w:p>
+      <w:pPr>
+        <w:rPr>
+          <w:rFonts w:asciiTheme="minorHAnsi" w:hAnsiTheme="minorHAnsi" w:cstheme="minorHAnsi"/>
+          <w:color w:val="000000"/>
+        </w:rPr>
+      </w:pPr>
+    </w:p>
+    <w:p>
+      <w:pPr>
+        <w:rPr>
+          <w:rFonts w:asciiTheme="minorHAnsi" w:hAnsiTheme="minorHAnsi" w:cstheme="minorHAnsi"/>
+        </w:rPr>
+      </w:pPr>
     </w:p>
     <w:p>
       <w:pPr>
@@ -2905,301 +3086,482 @@
         <w:ind w:left="380" w:hanging="395"/>
         <w:jc w:val="center"/>
         <w:rPr>
-          <w:rFonts w:ascii="Arial" w:hAnsi="Arial" w:cs="Arial"/>
-        </w:rPr>
-      </w:pPr>
-      <w:bookmarkStart w:id="5" w:name="_Toc222323317"/>
-      <w:r>
-        <w:rPr>
-          <w:rFonts w:ascii="Arial" w:hAnsi="Arial" w:cs="Arial"/>
+          <w:rFonts w:asciiTheme="minorHAnsi" w:hAnsiTheme="minorHAnsi" w:cstheme="minorHAnsi"/>
+          <w:sz w:val="40"/>
+          <w:szCs w:val="22"/>
+        </w:rPr>
+      </w:pPr>
+      <w:bookmarkStart w:id="8" w:name="_Toc224471011"/>
+      <w:r>
+        <w:rPr>
+          <w:rFonts w:asciiTheme="minorHAnsi" w:hAnsiTheme="minorHAnsi" w:cstheme="minorHAnsi"/>
+          <w:sz w:val="40"/>
+          <w:szCs w:val="22"/>
         </w:rPr>
         <w:t>OBJECTIVES OF THE PROJECT</w:t>
       </w:r>
-      <w:bookmarkEnd w:id="5"/>
-    </w:p>
-    <w:p>
-      <w:pPr>
-        <w:spacing w:after="301"/>
-        <w:jc w:val="both"/>
-        <w:rPr>
-          <w:rFonts w:ascii="Arial" w:hAnsi="Arial" w:cs="Arial"/>
-        </w:rPr>
-      </w:pPr>
-      <w:r>
-        <w:rPr>
-          <w:rFonts w:ascii="Arial" w:hAnsi="Arial" w:cs="Arial"/>
-        </w:rPr>
-        <w:t xml:space="preserve">The primary goal of this project is to develop a robust Android/iOS application that democratizes campus commuting. </w:t>
-      </w:r>
-    </w:p>
-    <w:p>
-      <w:pPr>
-        <w:pStyle w:val="Heading2"/>
-        <w:ind w:left="409" w:hanging="424"/>
-        <w:jc w:val="both"/>
-        <w:rPr>
-          <w:rFonts w:ascii="Arial" w:hAnsi="Arial" w:cs="Arial"/>
-        </w:rPr>
-      </w:pPr>
-      <w:bookmarkStart w:id="6" w:name="_Toc222323318"/>
-      <w:r>
-        <w:rPr>
-          <w:rFonts w:ascii="Arial" w:hAnsi="Arial" w:cs="Arial"/>
-        </w:rPr>
-        <w:t>Primary Objectives</w:t>
-      </w:r>
-      <w:bookmarkEnd w:id="6"/>
-      <w:r>
-        <w:rPr>
-          <w:rFonts w:ascii="Arial" w:hAnsi="Arial" w:cs="Arial"/>
-        </w:rPr>
-        <w:t xml:space="preserve"> </w:t>
-      </w:r>
-    </w:p>
-    <w:p>
-      <w:pPr>
+      <w:bookmarkEnd w:id="8"/>
+    </w:p>
+    <w:p>
+      <w:pPr>
+        <w:rPr>
+          <w:rFonts w:asciiTheme="minorHAnsi" w:hAnsiTheme="minorHAnsi" w:cstheme="minorHAnsi"/>
+        </w:rPr>
+      </w:pPr>
+      <w:r>
+        <w:rPr>
+          <w:rFonts w:asciiTheme="minorHAnsi" w:hAnsiTheme="minorHAnsi" w:cstheme="minorHAnsi"/>
+          <w:color w:val="000000"/>
+        </w:rPr>
+        <w:t xml:space="preserve">The primary goal of this project is to develop a </w:t>
+      </w:r>
+      <w:r>
+        <w:rPr>
+          <w:rFonts w:asciiTheme="minorHAnsi" w:hAnsiTheme="minorHAnsi" w:cstheme="minorHAnsi"/>
+          <w:b/>
+          <w:color w:val="000000"/>
+        </w:rPr>
+        <w:t>robust Android/iOS application</w:t>
+      </w:r>
+      <w:r>
+        <w:rPr>
+          <w:rFonts w:asciiTheme="minorHAnsi" w:hAnsiTheme="minorHAnsi" w:cstheme="minorHAnsi"/>
+          <w:color w:val="000000"/>
+        </w:rPr>
+        <w:t xml:space="preserve"> that democratizes campus commuting.</w:t>
+      </w:r>
+    </w:p>
+    <w:p>
+      <w:pPr>
+        <w:pStyle w:val="Heading3"/>
+        <w:rPr>
+          <w:rFonts w:asciiTheme="minorHAnsi" w:hAnsiTheme="minorHAnsi" w:cstheme="minorHAnsi"/>
+        </w:rPr>
+      </w:pPr>
+      <w:bookmarkStart w:id="9" w:name="_Toc224469670"/>
+      <w:bookmarkStart w:id="10" w:name="_Toc224471012"/>
+      <w:r>
+        <w:rPr>
+          <w:rFonts w:asciiTheme="minorHAnsi" w:hAnsiTheme="minorHAnsi" w:cstheme="minorHAnsi"/>
+          <w:b/>
+          <w:color w:val="000000"/>
+          <w:sz w:val="32"/>
+        </w:rPr>
+        <w:t>3.1 Primary Objectives</w:t>
+      </w:r>
+      <w:bookmarkEnd w:id="9"/>
+      <w:bookmarkEnd w:id="10"/>
+    </w:p>
+    <w:p>
+      <w:pPr>
+        <w:pStyle w:val="ListNumber"/>
+        <w:tabs>
+          <w:tab w:val="num" w:pos="360"/>
+        </w:tabs>
+        <w:spacing w:before="40" w:after="40"/>
+        <w:rPr>
+          <w:rFonts w:asciiTheme="minorHAnsi" w:hAnsiTheme="minorHAnsi" w:cstheme="minorHAnsi"/>
+        </w:rPr>
+      </w:pPr>
+      <w:r>
+        <w:rPr>
+          <w:rFonts w:asciiTheme="minorHAnsi" w:hAnsiTheme="minorHAnsi" w:cstheme="minorHAnsi"/>
+          <w:b/>
+        </w:rPr>
+        <w:t>To Create an Automated Verified Ecosystem</w:t>
+      </w:r>
+      <w:r>
+        <w:rPr>
+          <w:rFonts w:asciiTheme="minorHAnsi" w:hAnsiTheme="minorHAnsi" w:cstheme="minorHAnsi"/>
+        </w:rPr>
+        <w:br/>
+        <w:t xml:space="preserve">Implement a strict approach where every user is authenticated via </w:t>
+      </w:r>
+      <w:r>
+        <w:rPr>
+          <w:rFonts w:asciiTheme="minorHAnsi" w:hAnsiTheme="minorHAnsi" w:cstheme="minorHAnsi"/>
+          <w:b/>
+        </w:rPr>
+        <w:t>Domain-Restricted Email Verification</w:t>
+      </w:r>
+      <w:r>
+        <w:rPr>
+          <w:rFonts w:asciiTheme="minorHAnsi" w:hAnsiTheme="minorHAnsi" w:cstheme="minorHAnsi"/>
+        </w:rPr>
+        <w:t xml:space="preserve">. Only users who can access a valid </w:t>
+      </w:r>
+      <w:r>
+        <w:rPr>
+          <w:rFonts w:asciiTheme="minorHAnsi" w:hAnsiTheme="minorHAnsi" w:cstheme="minorHAnsi"/>
+          <w:sz w:val="20"/>
+          <w:shd w:val="clear" w:color="auto" w:fill="F5F5F5"/>
+        </w:rPr>
+        <w:t>@lpu.in</w:t>
+      </w:r>
+      <w:r>
+        <w:rPr>
+          <w:rFonts w:asciiTheme="minorHAnsi" w:hAnsiTheme="minorHAnsi" w:cstheme="minorHAnsi"/>
+        </w:rPr>
+        <w:t xml:space="preserve"> inbox can register.</w:t>
+      </w:r>
+    </w:p>
+    <w:p>
+      <w:pPr>
+        <w:pStyle w:val="ListNumber"/>
         <w:numPr>
           <w:ilvl w:val="0"/>
-          <w:numId w:val="1"/>
+          <w:numId w:val="0"/>
         </w:numPr>
-        <w:ind w:hanging="360"/>
-        <w:jc w:val="both"/>
-        <w:rPr>
-          <w:rFonts w:ascii="Arial" w:hAnsi="Arial" w:cs="Arial"/>
-        </w:rPr>
-      </w:pPr>
-      <w:r>
-        <w:rPr>
-          <w:rFonts w:ascii="Arial" w:hAnsi="Arial" w:cs="Arial"/>
-          <w:b/>
-        </w:rPr>
-        <w:t>To Create an Automated Verified Ecosystem:</w:t>
-      </w:r>
-      <w:r>
-        <w:rPr>
-          <w:rFonts w:ascii="Arial" w:hAnsi="Arial" w:cs="Arial"/>
-        </w:rPr>
-        <w:t xml:space="preserve"> Implement a strict approach where every user is authenticated via </w:t>
-      </w:r>
-      <w:r>
-        <w:rPr>
-          <w:rFonts w:ascii="Arial" w:hAnsi="Arial" w:cs="Arial"/>
-          <w:b/>
-        </w:rPr>
-        <w:t>Domain-Restricted Email Verification</w:t>
-      </w:r>
-      <w:r>
-        <w:rPr>
-          <w:rFonts w:ascii="Arial" w:hAnsi="Arial" w:cs="Arial"/>
-        </w:rPr>
-        <w:t>. Only users who can access a valid @university.in inbox can register</w:t>
-      </w:r>
-      <w:r>
-        <w:rPr>
-          <w:rFonts w:ascii="Arial" w:hAnsi="Arial" w:cs="Arial"/>
-        </w:rPr>
-        <w:t>.</w:t>
-      </w:r>
-    </w:p>
-    <w:p>
-      <w:pPr>
+        <w:spacing w:before="40" w:after="40"/>
+        <w:ind w:left="360"/>
+        <w:rPr>
+          <w:rFonts w:asciiTheme="minorHAnsi" w:hAnsiTheme="minorHAnsi" w:cstheme="minorHAnsi"/>
+        </w:rPr>
+      </w:pPr>
+    </w:p>
+    <w:p>
+      <w:pPr>
+        <w:pStyle w:val="ListNumber"/>
+        <w:tabs>
+          <w:tab w:val="num" w:pos="360"/>
+        </w:tabs>
+        <w:spacing w:before="40" w:after="40"/>
+        <w:rPr>
+          <w:rFonts w:asciiTheme="minorHAnsi" w:hAnsiTheme="minorHAnsi" w:cstheme="minorHAnsi"/>
+        </w:rPr>
+      </w:pPr>
+      <w:r>
+        <w:rPr>
+          <w:rFonts w:asciiTheme="minorHAnsi" w:hAnsiTheme="minorHAnsi" w:cstheme="minorHAnsi"/>
+          <w:b/>
+        </w:rPr>
+        <w:t>To Optimize Two-Wheeler Commuting</w:t>
+      </w:r>
+      <w:r>
+        <w:rPr>
+          <w:rFonts w:asciiTheme="minorHAnsi" w:hAnsiTheme="minorHAnsi" w:cstheme="minorHAnsi"/>
+        </w:rPr>
+        <w:br/>
+        <w:t xml:space="preserve"> Leverage the high density of bikes/scooters to provide an </w:t>
+      </w:r>
+      <w:r>
+        <w:rPr>
+          <w:rFonts w:asciiTheme="minorHAnsi" w:hAnsiTheme="minorHAnsi" w:cstheme="minorHAnsi"/>
+          <w:b/>
+        </w:rPr>
+        <w:t>agile commuting option</w:t>
+      </w:r>
+      <w:r>
+        <w:rPr>
+          <w:rFonts w:asciiTheme="minorHAnsi" w:hAnsiTheme="minorHAnsi" w:cstheme="minorHAnsi"/>
+        </w:rPr>
+        <w:t xml:space="preserve"> that is resilient to traffic jams and strikes.</w:t>
+      </w:r>
+    </w:p>
+    <w:p>
+      <w:pPr>
+        <w:pStyle w:val="ListNumber"/>
         <w:numPr>
           <w:ilvl w:val="0"/>
-          <w:numId w:val="1"/>
+          <w:numId w:val="0"/>
         </w:numPr>
-        <w:ind w:hanging="360"/>
-        <w:jc w:val="both"/>
-        <w:rPr>
-          <w:rFonts w:ascii="Arial" w:hAnsi="Arial" w:cs="Arial"/>
-        </w:rPr>
-      </w:pPr>
-      <w:r>
-        <w:rPr>
-          <w:rFonts w:ascii="Arial" w:hAnsi="Arial" w:cs="Arial"/>
-          <w:b/>
-        </w:rPr>
-        <w:t>To Optimize Two-Wheeler Commuting:</w:t>
-      </w:r>
-      <w:r>
-        <w:rPr>
-          <w:rFonts w:ascii="Arial" w:hAnsi="Arial" w:cs="Arial"/>
-        </w:rPr>
-        <w:t xml:space="preserve"> Leverage the high density of bikes/scooters to provide an agile commuting option that is </w:t>
-      </w:r>
-      <w:r>
-        <w:rPr>
-          <w:rFonts w:ascii="Arial" w:hAnsi="Arial" w:cs="Arial"/>
-          <w:bCs/>
-        </w:rPr>
-        <w:t>resilient to traffic jams and strikes</w:t>
-      </w:r>
-      <w:r>
-        <w:rPr>
-          <w:rFonts w:ascii="Arial" w:hAnsi="Arial" w:cs="Arial"/>
-        </w:rPr>
-        <w:t xml:space="preserve">. </w:t>
-      </w:r>
-    </w:p>
-    <w:p>
-      <w:pPr>
+        <w:spacing w:before="40" w:after="40"/>
+        <w:rPr>
+          <w:rFonts w:asciiTheme="minorHAnsi" w:hAnsiTheme="minorHAnsi" w:cstheme="minorHAnsi"/>
+        </w:rPr>
+      </w:pPr>
+    </w:p>
+    <w:p>
+      <w:pPr>
+        <w:pStyle w:val="ListNumber"/>
+        <w:tabs>
+          <w:tab w:val="num" w:pos="360"/>
+        </w:tabs>
+        <w:spacing w:before="40" w:after="40"/>
+        <w:rPr>
+          <w:rFonts w:asciiTheme="minorHAnsi" w:hAnsiTheme="minorHAnsi" w:cstheme="minorHAnsi"/>
+        </w:rPr>
+      </w:pPr>
+      <w:r>
+        <w:rPr>
+          <w:rFonts w:asciiTheme="minorHAnsi" w:hAnsiTheme="minorHAnsi" w:cstheme="minorHAnsi"/>
+          <w:b/>
+        </w:rPr>
+        <w:t>To Implement a Non-Commercial Cost Model</w:t>
+      </w:r>
+      <w:r>
+        <w:rPr>
+          <w:rFonts w:asciiTheme="minorHAnsi" w:hAnsiTheme="minorHAnsi" w:cstheme="minorHAnsi"/>
+        </w:rPr>
+        <w:br/>
+        <w:t xml:space="preserve">Develop a </w:t>
+      </w:r>
+      <w:r>
+        <w:rPr>
+          <w:rFonts w:asciiTheme="minorHAnsi" w:hAnsiTheme="minorHAnsi" w:cstheme="minorHAnsi"/>
+          <w:b/>
+        </w:rPr>
+        <w:t>“Fair-Share Algorithm”</w:t>
+      </w:r>
+      <w:r>
+        <w:rPr>
+          <w:rFonts w:asciiTheme="minorHAnsi" w:hAnsiTheme="minorHAnsi" w:cstheme="minorHAnsi"/>
+        </w:rPr>
+        <w:t xml:space="preserve"> that calculates fuel costs based on Standardized Vehicle Categories with </w:t>
+      </w:r>
+      <w:r>
+        <w:rPr>
+          <w:rFonts w:asciiTheme="minorHAnsi" w:hAnsiTheme="minorHAnsi" w:cstheme="minorHAnsi"/>
+          <w:b/>
+        </w:rPr>
+        <w:t>vehicle-specific maintenance multipliers</w:t>
+      </w:r>
+      <w:r>
+        <w:rPr>
+          <w:rFonts w:asciiTheme="minorHAnsi" w:hAnsiTheme="minorHAnsi" w:cstheme="minorHAnsi"/>
+        </w:rPr>
+        <w:t>.</w:t>
+      </w:r>
+    </w:p>
+    <w:p>
+      <w:pPr>
+        <w:pStyle w:val="ListNumber"/>
         <w:numPr>
           <w:ilvl w:val="0"/>
-          <w:numId w:val="1"/>
+          <w:numId w:val="0"/>
         </w:numPr>
-        <w:spacing w:after="181"/>
-        <w:ind w:hanging="360"/>
-        <w:jc w:val="both"/>
-        <w:rPr>
-          <w:rFonts w:ascii="Arial" w:hAnsi="Arial" w:cs="Arial"/>
-        </w:rPr>
-      </w:pPr>
-      <w:r>
-        <w:rPr>
-          <w:rFonts w:ascii="Arial" w:hAnsi="Arial" w:cs="Arial"/>
-          <w:b/>
-        </w:rPr>
-        <w:t>To Implement a Non-Commercial Cost Model:</w:t>
-      </w:r>
-      <w:r>
-        <w:rPr>
-          <w:rFonts w:ascii="Arial" w:hAnsi="Arial" w:cs="Arial"/>
-        </w:rPr>
-        <w:t xml:space="preserve"> Develop a "Fair-Share Algorithm" that calculates fuel costs based on </w:t>
-      </w:r>
-      <w:r>
-        <w:rPr>
-          <w:rFonts w:ascii="Arial" w:hAnsi="Arial" w:cs="Arial"/>
+        <w:spacing w:before="40" w:after="40"/>
+        <w:ind w:left="360"/>
+        <w:rPr>
+          <w:rFonts w:asciiTheme="minorHAnsi" w:hAnsiTheme="minorHAnsi" w:cstheme="minorHAnsi"/>
+        </w:rPr>
+      </w:pPr>
+    </w:p>
+    <w:p>
+      <w:pPr>
+        <w:pStyle w:val="Heading3"/>
+        <w:rPr>
+          <w:rFonts w:asciiTheme="minorHAnsi" w:hAnsiTheme="minorHAnsi" w:cstheme="minorHAnsi"/>
+          <w:b/>
           <w:bCs/>
-        </w:rPr>
-        <w:t>Standardized Vehicle Categories</w:t>
-      </w:r>
-      <w:r>
-        <w:rPr>
-          <w:rFonts w:ascii="Arial" w:hAnsi="Arial" w:cs="Arial"/>
-        </w:rPr>
-        <w:t xml:space="preserve"> (e.g., Scooter, Bike, Car), enforcing a </w:t>
-      </w:r>
-      <w:r>
-        <w:rPr>
-          <w:rFonts w:ascii="Arial" w:hAnsi="Arial" w:cs="Arial"/>
+          <w:color w:val="auto"/>
+          <w:sz w:val="32"/>
+          <w:szCs w:val="32"/>
+        </w:rPr>
+      </w:pPr>
+      <w:bookmarkStart w:id="11" w:name="_Toc224469671"/>
+      <w:bookmarkStart w:id="12" w:name="_Toc224471013"/>
+      <w:r>
+        <w:rPr>
+          <w:rFonts w:asciiTheme="minorHAnsi" w:hAnsiTheme="minorHAnsi" w:cstheme="minorHAnsi"/>
+          <w:b/>
           <w:bCs/>
-        </w:rPr>
-        <w:t>Price Cap</w:t>
-      </w:r>
-      <w:r>
-        <w:rPr>
-          <w:rFonts w:ascii="Arial" w:hAnsi="Arial" w:cs="Arial"/>
-        </w:rPr>
-        <w:t xml:space="preserve"> to prevent commercial profit</w:t>
-      </w:r>
-      <w:r>
-        <w:rPr>
-          <w:rFonts w:ascii="Arial" w:hAnsi="Arial" w:cs="Arial"/>
-        </w:rPr>
-        <w:t>.</w:t>
-      </w:r>
-    </w:p>
-    <w:p>
-      <w:pPr>
-        <w:pStyle w:val="Heading2"/>
-        <w:ind w:left="447" w:hanging="462"/>
-        <w:jc w:val="both"/>
-        <w:rPr>
-          <w:rFonts w:ascii="Arial" w:hAnsi="Arial" w:cs="Arial"/>
-        </w:rPr>
-      </w:pPr>
-      <w:bookmarkStart w:id="7" w:name="_Toc222323319"/>
-      <w:r>
-        <w:rPr>
-          <w:rFonts w:ascii="Arial" w:hAnsi="Arial" w:cs="Arial"/>
-        </w:rPr>
-        <w:t>Secondary Objectives</w:t>
-      </w:r>
-      <w:bookmarkEnd w:id="7"/>
-      <w:r>
-        <w:rPr>
-          <w:rFonts w:ascii="Arial" w:hAnsi="Arial" w:cs="Arial"/>
-        </w:rPr>
-        <w:t xml:space="preserve"> </w:t>
-      </w:r>
-    </w:p>
-    <w:p>
-      <w:pPr>
+          <w:color w:val="auto"/>
+          <w:sz w:val="32"/>
+          <w:szCs w:val="32"/>
+        </w:rPr>
+        <w:t>3.2 Secondary Objectives</w:t>
+      </w:r>
+      <w:bookmarkEnd w:id="11"/>
+      <w:bookmarkEnd w:id="12"/>
+    </w:p>
+    <w:p>
+      <w:pPr>
+        <w:pStyle w:val="ListNumber"/>
         <w:numPr>
           <w:ilvl w:val="0"/>
-          <w:numId w:val="2"/>
+          <w:numId w:val="14"/>
         </w:numPr>
-        <w:ind w:hanging="360"/>
-        <w:jc w:val="both"/>
-        <w:rPr>
-          <w:rFonts w:ascii="Arial" w:hAnsi="Arial" w:cs="Arial"/>
-        </w:rPr>
-      </w:pPr>
-      <w:r>
-        <w:rPr>
-          <w:rFonts w:ascii="Arial" w:hAnsi="Arial" w:cs="Arial"/>
-          <w:b/>
-        </w:rPr>
-        <w:t>Strike Resilience:</w:t>
-      </w:r>
-      <w:r>
-        <w:rPr>
-          <w:rFonts w:ascii="Arial" w:hAnsi="Arial" w:cs="Arial"/>
-        </w:rPr>
-        <w:t xml:space="preserve"> To enable a "Route Agility" feature where drivers can tag rides as "Emergency/Alternative Route" during public transport strikes. </w:t>
-      </w:r>
-    </w:p>
-    <w:p>
-      <w:pPr>
+        <w:spacing w:before="40" w:after="40"/>
+        <w:rPr>
+          <w:rFonts w:asciiTheme="minorHAnsi" w:hAnsiTheme="minorHAnsi" w:cstheme="minorHAnsi"/>
+        </w:rPr>
+      </w:pPr>
+      <w:r>
+        <w:rPr>
+          <w:rFonts w:asciiTheme="minorHAnsi" w:hAnsiTheme="minorHAnsi" w:cstheme="minorHAnsi"/>
+          <w:b/>
+        </w:rPr>
+        <w:t>Strike Resilience</w:t>
+      </w:r>
+      <w:r>
+        <w:rPr>
+          <w:rFonts w:asciiTheme="minorHAnsi" w:hAnsiTheme="minorHAnsi" w:cstheme="minorHAnsi"/>
+        </w:rPr>
+        <w:br/>
+        <w:t xml:space="preserve">To enable a </w:t>
+      </w:r>
+      <w:r>
+        <w:rPr>
+          <w:rFonts w:asciiTheme="minorHAnsi" w:hAnsiTheme="minorHAnsi" w:cstheme="minorHAnsi"/>
+          <w:b/>
+        </w:rPr>
+        <w:t>“Route Agility”</w:t>
+      </w:r>
+      <w:r>
+        <w:rPr>
+          <w:rFonts w:asciiTheme="minorHAnsi" w:hAnsiTheme="minorHAnsi" w:cstheme="minorHAnsi"/>
+        </w:rPr>
+        <w:t xml:space="preserve"> feature where drivers can tag rides as </w:t>
+      </w:r>
+      <w:r>
+        <w:rPr>
+          <w:rFonts w:asciiTheme="minorHAnsi" w:hAnsiTheme="minorHAnsi" w:cstheme="minorHAnsi"/>
+          <w:b/>
+        </w:rPr>
+        <w:t>“Emergency/Alternative Route”</w:t>
+      </w:r>
+      <w:r>
+        <w:rPr>
+          <w:rFonts w:asciiTheme="minorHAnsi" w:hAnsiTheme="minorHAnsi" w:cstheme="minorHAnsi"/>
+        </w:rPr>
+        <w:t xml:space="preserve"> during public transport strikes.</w:t>
+      </w:r>
+    </w:p>
+    <w:p>
+      <w:pPr>
+        <w:pStyle w:val="ListNumber"/>
         <w:numPr>
           <w:ilvl w:val="0"/>
-          <w:numId w:val="2"/>
+          <w:numId w:val="0"/>
         </w:numPr>
-        <w:ind w:hanging="360"/>
-        <w:jc w:val="both"/>
-        <w:rPr>
-          <w:rFonts w:ascii="Arial" w:hAnsi="Arial" w:cs="Arial"/>
-        </w:rPr>
-      </w:pPr>
-      <w:r>
-        <w:rPr>
-          <w:rFonts w:ascii="Arial" w:hAnsi="Arial" w:cs="Arial"/>
-          <w:b/>
-        </w:rPr>
-        <w:t>Social Networking:</w:t>
-      </w:r>
-      <w:r>
-        <w:rPr>
-          <w:rFonts w:ascii="Arial" w:hAnsi="Arial" w:cs="Arial"/>
-        </w:rPr>
-        <w:t xml:space="preserve"> To transform dead commute time into networking opportunities between juniors and seniors. </w:t>
-      </w:r>
-    </w:p>
-    <w:p>
-      <w:pPr>
+        <w:spacing w:before="40" w:after="40"/>
+        <w:ind w:left="360"/>
+        <w:rPr>
+          <w:rFonts w:asciiTheme="minorHAnsi" w:hAnsiTheme="minorHAnsi" w:cstheme="minorHAnsi"/>
+        </w:rPr>
+      </w:pPr>
+    </w:p>
+    <w:p>
+      <w:pPr>
+        <w:pStyle w:val="ListNumber"/>
         <w:numPr>
           <w:ilvl w:val="0"/>
-          <w:numId w:val="2"/>
+          <w:numId w:val="14"/>
         </w:numPr>
-        <w:spacing w:after="260"/>
-        <w:ind w:hanging="360"/>
-        <w:jc w:val="both"/>
-        <w:rPr>
-          <w:rFonts w:ascii="Arial" w:hAnsi="Arial" w:cs="Arial"/>
-        </w:rPr>
-      </w:pPr>
-      <w:r>
-        <w:rPr>
-          <w:rFonts w:ascii="Arial" w:hAnsi="Arial" w:cs="Arial"/>
-          <w:b/>
-        </w:rPr>
-        <w:t>Trust Gamification:</w:t>
-      </w:r>
-      <w:r>
-        <w:rPr>
-          <w:rFonts w:ascii="Arial" w:hAnsi="Arial" w:cs="Arial"/>
-        </w:rPr>
-        <w:t xml:space="preserve"> To implement a "Trust Score" system that penalizes users for last-minute cancellations. </w:t>
+        <w:spacing w:before="40" w:after="40"/>
+        <w:rPr>
+          <w:rFonts w:asciiTheme="minorHAnsi" w:hAnsiTheme="minorHAnsi" w:cstheme="minorHAnsi"/>
+        </w:rPr>
+      </w:pPr>
+      <w:r>
+        <w:rPr>
+          <w:rFonts w:asciiTheme="minorHAnsi" w:hAnsiTheme="minorHAnsi" w:cstheme="minorHAnsi"/>
+          <w:b/>
+        </w:rPr>
+        <w:t>Social Networking</w:t>
+      </w:r>
+      <w:r>
+        <w:rPr>
+          <w:rFonts w:asciiTheme="minorHAnsi" w:hAnsiTheme="minorHAnsi" w:cstheme="minorHAnsi"/>
+        </w:rPr>
+        <w:br/>
+        <w:t xml:space="preserve">To transform </w:t>
+      </w:r>
+      <w:r>
+        <w:rPr>
+          <w:rFonts w:asciiTheme="minorHAnsi" w:hAnsiTheme="minorHAnsi" w:cstheme="minorHAnsi"/>
+          <w:b/>
+        </w:rPr>
+        <w:t>dead commute time</w:t>
+      </w:r>
+      <w:r>
+        <w:rPr>
+          <w:rFonts w:asciiTheme="minorHAnsi" w:hAnsiTheme="minorHAnsi" w:cstheme="minorHAnsi"/>
+        </w:rPr>
+        <w:t xml:space="preserve"> into </w:t>
+      </w:r>
+      <w:r>
+        <w:rPr>
+          <w:rFonts w:asciiTheme="minorHAnsi" w:hAnsiTheme="minorHAnsi" w:cstheme="minorHAnsi"/>
+          <w:b/>
+        </w:rPr>
+        <w:t>networking opportunities</w:t>
+      </w:r>
+      <w:r>
+        <w:rPr>
+          <w:rFonts w:asciiTheme="minorHAnsi" w:hAnsiTheme="minorHAnsi" w:cstheme="minorHAnsi"/>
+        </w:rPr>
+        <w:t xml:space="preserve"> between juniors and seniors.</w:t>
+      </w:r>
+    </w:p>
+    <w:p>
+      <w:pPr>
+        <w:pStyle w:val="ListNumber"/>
+        <w:numPr>
+          <w:ilvl w:val="0"/>
+          <w:numId w:val="0"/>
+        </w:numPr>
+        <w:spacing w:before="40" w:after="40"/>
+        <w:rPr>
+          <w:rFonts w:asciiTheme="minorHAnsi" w:hAnsiTheme="minorHAnsi" w:cstheme="minorHAnsi"/>
+        </w:rPr>
+      </w:pPr>
+    </w:p>
+    <w:p>
+      <w:pPr>
+        <w:pStyle w:val="ListNumber"/>
+        <w:numPr>
+          <w:ilvl w:val="0"/>
+          <w:numId w:val="14"/>
+        </w:numPr>
+        <w:spacing w:before="40" w:after="40"/>
+        <w:rPr>
+          <w:rFonts w:asciiTheme="minorHAnsi" w:hAnsiTheme="minorHAnsi" w:cstheme="minorHAnsi"/>
+        </w:rPr>
+      </w:pPr>
+      <w:r>
+        <w:rPr>
+          <w:rFonts w:asciiTheme="minorHAnsi" w:hAnsiTheme="minorHAnsi" w:cstheme="minorHAnsi"/>
+          <w:b/>
+        </w:rPr>
+        <w:t>Mutual Accountability</w:t>
+      </w:r>
+    </w:p>
+    <w:p>
+      <w:pPr>
+        <w:pStyle w:val="ListNumber"/>
+        <w:numPr>
+          <w:ilvl w:val="0"/>
+          <w:numId w:val="0"/>
+        </w:numPr>
+        <w:spacing w:before="40" w:after="40"/>
+        <w:ind w:left="360"/>
+        <w:rPr>
+          <w:rFonts w:asciiTheme="minorHAnsi" w:hAnsiTheme="minorHAnsi" w:cstheme="minorHAnsi"/>
+        </w:rPr>
+      </w:pPr>
+      <w:r>
+        <w:rPr>
+          <w:rFonts w:asciiTheme="minorHAnsi" w:hAnsiTheme="minorHAnsi" w:cstheme="minorHAnsi"/>
+        </w:rPr>
+        <w:t xml:space="preserve">To implement a </w:t>
+      </w:r>
+      <w:r>
+        <w:rPr>
+          <w:rFonts w:asciiTheme="minorHAnsi" w:hAnsiTheme="minorHAnsi" w:cstheme="minorHAnsi"/>
+          <w:b/>
+        </w:rPr>
+        <w:t>user-driven Report &amp; Accountability system</w:t>
+      </w:r>
+      <w:r>
+        <w:rPr>
+          <w:rFonts w:asciiTheme="minorHAnsi" w:hAnsiTheme="minorHAnsi" w:cstheme="minorHAnsi"/>
+        </w:rPr>
+        <w:t xml:space="preserve"> that flags no-shows and bad conduct, with </w:t>
+      </w:r>
+      <w:r>
+        <w:rPr>
+          <w:rFonts w:asciiTheme="minorHAnsi" w:hAnsiTheme="minorHAnsi" w:cstheme="minorHAnsi"/>
+          <w:b/>
+        </w:rPr>
+        <w:t>pattern-match evaluation</w:t>
+      </w:r>
+      <w:r>
+        <w:rPr>
+          <w:rFonts w:asciiTheme="minorHAnsi" w:hAnsiTheme="minorHAnsi" w:cstheme="minorHAnsi"/>
+        </w:rPr>
+        <w:t xml:space="preserve"> to penalize repeat offenders and award trust streaks to clean users.</w:t>
       </w:r>
     </w:p>
     <w:p>
@@ -3208,6 +3570,7 @@
         <w:ind w:left="465" w:firstLine="0"/>
         <w:rPr>
           <w:rFonts w:ascii="Arial" w:hAnsi="Arial" w:cs="Arial"/>
+          <w:lang w:val="en-US"/>
         </w:rPr>
       </w:pPr>
     </w:p>
@@ -3218,345 +3581,412 @@
         <w:ind w:left="396" w:hanging="411"/>
         <w:jc w:val="center"/>
         <w:rPr>
-          <w:rFonts w:ascii="Arial" w:hAnsi="Arial" w:cs="Arial"/>
-        </w:rPr>
-      </w:pPr>
-      <w:bookmarkStart w:id="8" w:name="_Toc222323320"/>
-      <w:r>
-        <w:rPr>
-          <w:rFonts w:ascii="Arial" w:hAnsi="Arial" w:cs="Arial"/>
+          <w:rFonts w:asciiTheme="minorHAnsi" w:hAnsiTheme="minorHAnsi" w:cstheme="minorHAnsi"/>
+          <w:sz w:val="40"/>
+          <w:szCs w:val="22"/>
+        </w:rPr>
+      </w:pPr>
+      <w:bookmarkStart w:id="13" w:name="_Toc224471014"/>
+      <w:r>
+        <w:rPr>
+          <w:rFonts w:asciiTheme="minorHAnsi" w:hAnsiTheme="minorHAnsi" w:cstheme="minorHAnsi"/>
+          <w:sz w:val="40"/>
+          <w:szCs w:val="22"/>
         </w:rPr>
         <w:t>PROJECT SCOPE</w:t>
       </w:r>
-      <w:bookmarkEnd w:id="8"/>
-    </w:p>
-    <w:p>
-      <w:pPr>
-        <w:pStyle w:val="Heading2"/>
-        <w:ind w:left="422" w:hanging="437"/>
-        <w:jc w:val="both"/>
-        <w:rPr>
-          <w:rFonts w:ascii="Arial" w:hAnsi="Arial" w:cs="Arial"/>
-        </w:rPr>
-      </w:pPr>
-      <w:bookmarkStart w:id="9" w:name="_Toc222323321"/>
-      <w:r>
-        <w:rPr>
-          <w:rFonts w:ascii="Arial" w:hAnsi="Arial" w:cs="Arial"/>
-        </w:rPr>
-        <w:t>Functional Scope</w:t>
-      </w:r>
-      <w:bookmarkEnd w:id="9"/>
-      <w:r>
-        <w:rPr>
-          <w:rFonts w:ascii="Arial" w:hAnsi="Arial" w:cs="Arial"/>
-        </w:rPr>
-        <w:t xml:space="preserve"> </w:t>
-      </w:r>
-    </w:p>
-    <w:p>
-      <w:pPr>
+      <w:bookmarkEnd w:id="13"/>
+    </w:p>
+    <w:p>
+      <w:pPr>
+        <w:pStyle w:val="Heading3"/>
+        <w:rPr>
+          <w:rFonts w:asciiTheme="minorHAnsi" w:hAnsiTheme="minorHAnsi" w:cstheme="minorHAnsi"/>
+        </w:rPr>
+      </w:pPr>
+      <w:bookmarkStart w:id="14" w:name="_Toc224469673"/>
+      <w:bookmarkStart w:id="15" w:name="_Toc224471015"/>
+      <w:r>
+        <w:rPr>
+          <w:rFonts w:asciiTheme="minorHAnsi" w:hAnsiTheme="minorHAnsi" w:cstheme="minorHAnsi"/>
+          <w:b/>
+          <w:color w:val="000000"/>
+          <w:sz w:val="32"/>
+        </w:rPr>
+        <w:t>4.1 Functional Scope</w:t>
+      </w:r>
+      <w:bookmarkEnd w:id="14"/>
+      <w:bookmarkEnd w:id="15"/>
+    </w:p>
+    <w:p>
+      <w:pPr>
+        <w:pStyle w:val="ListBullet"/>
+        <w:tabs>
+          <w:tab w:val="num" w:pos="360"/>
+        </w:tabs>
+        <w:spacing w:before="40" w:after="40"/>
+        <w:ind w:left="360" w:hanging="360"/>
+        <w:rPr>
+          <w:rFonts w:asciiTheme="minorHAnsi" w:hAnsiTheme="minorHAnsi" w:cstheme="minorHAnsi"/>
+        </w:rPr>
+      </w:pPr>
+      <w:r>
+        <w:rPr>
+          <w:rFonts w:asciiTheme="minorHAnsi" w:hAnsiTheme="minorHAnsi" w:cstheme="minorHAnsi"/>
+          <w:b/>
+        </w:rPr>
+        <w:t>User Module</w:t>
+      </w:r>
+      <w:r>
+        <w:rPr>
+          <w:rFonts w:asciiTheme="minorHAnsi" w:hAnsiTheme="minorHAnsi" w:cstheme="minorHAnsi"/>
+        </w:rPr>
+        <w:br/>
+        <w:t>Automated Registration via University Email OTP (One Time Password), Profile Management.</w:t>
+      </w:r>
+    </w:p>
+    <w:p>
+      <w:pPr>
+        <w:pStyle w:val="ListBullet"/>
         <w:numPr>
           <w:ilvl w:val="0"/>
-          <w:numId w:val="3"/>
+          <w:numId w:val="0"/>
         </w:numPr>
-        <w:ind w:hanging="360"/>
-        <w:jc w:val="both"/>
-        <w:rPr>
-          <w:rFonts w:ascii="Arial" w:hAnsi="Arial" w:cs="Arial"/>
-        </w:rPr>
-      </w:pPr>
-      <w:r>
-        <w:rPr>
-          <w:rFonts w:ascii="Arial" w:hAnsi="Arial" w:cs="Arial"/>
-          <w:b/>
-        </w:rPr>
-        <w:t>User Module:</w:t>
-      </w:r>
-      <w:r>
-        <w:rPr>
-          <w:rFonts w:ascii="Arial" w:hAnsi="Arial" w:cs="Arial"/>
-        </w:rPr>
-        <w:t xml:space="preserve"> Automated Registration via University Email OTP (One Time Password), Profile Management. </w:t>
-      </w:r>
-    </w:p>
-    <w:p>
-      <w:pPr>
+        <w:spacing w:before="40" w:after="40"/>
+        <w:ind w:left="360"/>
+        <w:rPr>
+          <w:rFonts w:asciiTheme="minorHAnsi" w:hAnsiTheme="minorHAnsi" w:cstheme="minorHAnsi"/>
+        </w:rPr>
+      </w:pPr>
+    </w:p>
+    <w:p>
+      <w:pPr>
+        <w:pStyle w:val="ListBullet"/>
+        <w:tabs>
+          <w:tab w:val="num" w:pos="360"/>
+        </w:tabs>
+        <w:spacing w:before="40" w:after="40"/>
+        <w:ind w:left="360" w:hanging="360"/>
+        <w:rPr>
+          <w:rFonts w:asciiTheme="minorHAnsi" w:hAnsiTheme="minorHAnsi" w:cstheme="minorHAnsi"/>
+        </w:rPr>
+      </w:pPr>
+      <w:r>
+        <w:rPr>
+          <w:rFonts w:asciiTheme="minorHAnsi" w:hAnsiTheme="minorHAnsi" w:cstheme="minorHAnsi"/>
+          <w:b/>
+        </w:rPr>
+        <w:t>Ride Management</w:t>
+      </w:r>
+      <w:r>
+        <w:rPr>
+          <w:rFonts w:asciiTheme="minorHAnsi" w:hAnsiTheme="minorHAnsi" w:cstheme="minorHAnsi"/>
+        </w:rPr>
+        <w:br/>
+        <w:t>Post Ride (One-Time), Search Ride, Filter by Visual Vehicle Categories (e.g., “Two-Wheeler”, “Car”). Map-based Route Visualization (static polyline). Emergency Route Flagging for strike resilience.</w:t>
+      </w:r>
+    </w:p>
+    <w:p>
+      <w:pPr>
+        <w:pStyle w:val="ListBullet"/>
         <w:numPr>
           <w:ilvl w:val="0"/>
-          <w:numId w:val="3"/>
+          <w:numId w:val="0"/>
         </w:numPr>
-        <w:ind w:hanging="360"/>
-        <w:jc w:val="both"/>
-        <w:rPr>
-          <w:rFonts w:ascii="Arial" w:hAnsi="Arial" w:cs="Arial"/>
-        </w:rPr>
-      </w:pPr>
-      <w:r>
-        <w:rPr>
-          <w:rFonts w:ascii="Arial" w:hAnsi="Arial" w:cs="Arial"/>
-          <w:b/>
-        </w:rPr>
-        <w:t>Ride Management:</w:t>
-      </w:r>
-      <w:r>
-        <w:rPr>
-          <w:rFonts w:ascii="Arial" w:hAnsi="Arial" w:cs="Arial"/>
-        </w:rPr>
-        <w:t xml:space="preserve"> Post Ride (One-Time), Search Ride, Filter by </w:t>
-      </w:r>
-      <w:r>
-        <w:rPr>
-          <w:rFonts w:ascii="Arial" w:hAnsi="Arial" w:cs="Arial"/>
-          <w:bCs/>
-        </w:rPr>
-        <w:t>Visual Vehicle</w:t>
-      </w:r>
-      <w:r>
-        <w:rPr>
-          <w:rFonts w:ascii="Arial" w:hAnsi="Arial" w:cs="Arial"/>
-          <w:b/>
-        </w:rPr>
-        <w:t xml:space="preserve"> </w:t>
-      </w:r>
-      <w:r>
-        <w:rPr>
-          <w:rFonts w:ascii="Arial" w:hAnsi="Arial" w:cs="Arial"/>
-          <w:bCs/>
-        </w:rPr>
-        <w:t>Categories</w:t>
-      </w:r>
-      <w:r>
-        <w:rPr>
-          <w:rFonts w:ascii="Arial" w:hAnsi="Arial" w:cs="Arial"/>
-        </w:rPr>
-        <w:t xml:space="preserve"> (e.g., "</w:t>
-      </w:r>
-      <w:r>
-        <w:rPr>
-          <w:rFonts w:ascii="Arial" w:hAnsi="Arial" w:cs="Arial"/>
-        </w:rPr>
-        <w:t>Two-Wheeler</w:t>
-      </w:r>
-      <w:r>
-        <w:rPr>
-          <w:rFonts w:ascii="Arial" w:hAnsi="Arial" w:cs="Arial"/>
-        </w:rPr>
-        <w:t>", "</w:t>
-      </w:r>
-      <w:r>
-        <w:rPr>
-          <w:rFonts w:ascii="Arial" w:hAnsi="Arial" w:cs="Arial"/>
-        </w:rPr>
-        <w:t>Fou-Wheeler</w:t>
-      </w:r>
-      <w:r>
-        <w:rPr>
-          <w:rFonts w:ascii="Arial" w:hAnsi="Arial" w:cs="Arial"/>
-        </w:rPr>
-        <w:t xml:space="preserve">"). </w:t>
-      </w:r>
-    </w:p>
-    <w:p>
-      <w:pPr>
+        <w:spacing w:before="40" w:after="40"/>
+        <w:rPr>
+          <w:rFonts w:asciiTheme="minorHAnsi" w:hAnsiTheme="minorHAnsi" w:cstheme="minorHAnsi"/>
+        </w:rPr>
+      </w:pPr>
+    </w:p>
+    <w:p>
+      <w:pPr>
+        <w:pStyle w:val="ListBullet"/>
+        <w:tabs>
+          <w:tab w:val="num" w:pos="360"/>
+        </w:tabs>
+        <w:spacing w:before="40" w:after="40"/>
+        <w:ind w:left="360" w:hanging="360"/>
+        <w:rPr>
+          <w:rFonts w:asciiTheme="minorHAnsi" w:hAnsiTheme="minorHAnsi" w:cstheme="minorHAnsi"/>
+        </w:rPr>
+      </w:pPr>
+      <w:r>
+        <w:rPr>
+          <w:rFonts w:asciiTheme="minorHAnsi" w:hAnsiTheme="minorHAnsi" w:cstheme="minorHAnsi"/>
+          <w:b/>
+        </w:rPr>
+        <w:t>Safety Module</w:t>
+      </w:r>
+      <w:r>
+        <w:rPr>
+          <w:rFonts w:asciiTheme="minorHAnsi" w:hAnsiTheme="minorHAnsi" w:cstheme="minorHAnsi"/>
+        </w:rPr>
+        <w:br/>
+        <w:t xml:space="preserve"> “Gender-Lock” (Female-to-Female only filter), “Spare Helmet” Checkbox.</w:t>
+      </w:r>
+    </w:p>
+    <w:p>
+      <w:pPr>
+        <w:pStyle w:val="ListBullet"/>
         <w:numPr>
           <w:ilvl w:val="0"/>
-          <w:numId w:val="3"/>
+          <w:numId w:val="0"/>
         </w:numPr>
-        <w:ind w:hanging="360"/>
-        <w:jc w:val="both"/>
-        <w:rPr>
-          <w:rFonts w:ascii="Arial" w:hAnsi="Arial" w:cs="Arial"/>
-        </w:rPr>
-      </w:pPr>
-      <w:r>
-        <w:rPr>
-          <w:rFonts w:ascii="Arial" w:hAnsi="Arial" w:cs="Arial"/>
-          <w:b/>
-        </w:rPr>
-        <w:t>Safety Module:</w:t>
-      </w:r>
-      <w:r>
-        <w:rPr>
-          <w:rFonts w:ascii="Arial" w:hAnsi="Arial" w:cs="Arial"/>
-        </w:rPr>
-        <w:t xml:space="preserve"> "Gender-Lock" (Female-to-Female only filter), "Spare Helmet" Checkbox. </w:t>
-      </w:r>
-    </w:p>
-    <w:p>
-      <w:pPr>
+        <w:spacing w:before="40" w:after="40"/>
+        <w:rPr>
+          <w:rFonts w:asciiTheme="minorHAnsi" w:hAnsiTheme="minorHAnsi" w:cstheme="minorHAnsi"/>
+        </w:rPr>
+      </w:pPr>
+    </w:p>
+    <w:p>
+      <w:pPr>
+        <w:pStyle w:val="ListBullet"/>
+        <w:tabs>
+          <w:tab w:val="num" w:pos="360"/>
+        </w:tabs>
+        <w:spacing w:before="40" w:after="40"/>
+        <w:ind w:left="360" w:hanging="360"/>
+        <w:rPr>
+          <w:rFonts w:asciiTheme="minorHAnsi" w:hAnsiTheme="minorHAnsi" w:cstheme="minorHAnsi"/>
+        </w:rPr>
+      </w:pPr>
+      <w:r>
+        <w:rPr>
+          <w:rFonts w:asciiTheme="minorHAnsi" w:hAnsiTheme="minorHAnsi" w:cstheme="minorHAnsi"/>
+          <w:b/>
+        </w:rPr>
+        <w:t>Booking Module</w:t>
+      </w:r>
+      <w:r>
+        <w:rPr>
+          <w:rFonts w:asciiTheme="minorHAnsi" w:hAnsiTheme="minorHAnsi" w:cstheme="minorHAnsi"/>
+        </w:rPr>
+        <w:br/>
+        <w:t>Auto-booking engine with SQL transaction locking to prevent double-booking. Concurrency-safe seat reservation.</w:t>
+      </w:r>
+    </w:p>
+    <w:p>
+      <w:pPr>
+        <w:pStyle w:val="ListBullet"/>
         <w:numPr>
           <w:ilvl w:val="0"/>
-          <w:numId w:val="3"/>
+          <w:numId w:val="0"/>
         </w:numPr>
-        <w:ind w:hanging="360"/>
-        <w:jc w:val="both"/>
-        <w:rPr>
-          <w:rFonts w:ascii="Arial" w:hAnsi="Arial" w:cs="Arial"/>
-        </w:rPr>
-      </w:pPr>
-      <w:r>
-        <w:rPr>
-          <w:rFonts w:ascii="Arial" w:hAnsi="Arial" w:cs="Arial"/>
-          <w:b/>
-        </w:rPr>
-        <w:t>Booking Module:</w:t>
-      </w:r>
-      <w:r>
-        <w:rPr>
-          <w:rFonts w:ascii="Arial" w:hAnsi="Arial" w:cs="Arial"/>
-        </w:rPr>
-        <w:t xml:space="preserve"> Auto-booking engine with SQL transaction locking to prevent double-booking. </w:t>
-      </w:r>
-    </w:p>
-    <w:p>
-      <w:pPr>
+        <w:spacing w:before="40" w:after="40"/>
+        <w:rPr>
+          <w:rFonts w:asciiTheme="minorHAnsi" w:hAnsiTheme="minorHAnsi" w:cstheme="minorHAnsi"/>
+        </w:rPr>
+      </w:pPr>
+    </w:p>
+    <w:p>
+      <w:pPr>
+        <w:pStyle w:val="ListBullet"/>
+        <w:tabs>
+          <w:tab w:val="num" w:pos="360"/>
+        </w:tabs>
+        <w:spacing w:before="40" w:after="40"/>
+        <w:ind w:left="360" w:hanging="360"/>
+        <w:rPr>
+          <w:rFonts w:asciiTheme="minorHAnsi" w:hAnsiTheme="minorHAnsi" w:cstheme="minorHAnsi"/>
+        </w:rPr>
+      </w:pPr>
+      <w:r>
+        <w:rPr>
+          <w:rFonts w:asciiTheme="minorHAnsi" w:hAnsiTheme="minorHAnsi" w:cstheme="minorHAnsi"/>
+          <w:b/>
+        </w:rPr>
+        <w:t>Report &amp; Accountability Module</w:t>
+      </w:r>
+      <w:r>
+        <w:rPr>
+          <w:rFonts w:asciiTheme="minorHAnsi" w:hAnsiTheme="minorHAnsi" w:cstheme="minorHAnsi"/>
+        </w:rPr>
+        <w:br/>
+        <w:t>User-filed reports for no-shows and bad conduct; pattern-match evaluation; mutual accountability shield.</w:t>
+      </w:r>
+    </w:p>
+    <w:p>
+      <w:pPr>
+        <w:pStyle w:val="ListBullet"/>
         <w:numPr>
           <w:ilvl w:val="0"/>
-          <w:numId w:val="3"/>
+          <w:numId w:val="0"/>
         </w:numPr>
-        <w:spacing w:after="184"/>
-        <w:ind w:hanging="360"/>
-        <w:jc w:val="both"/>
-        <w:rPr>
-          <w:rFonts w:ascii="Arial" w:hAnsi="Arial" w:cs="Arial"/>
-        </w:rPr>
-      </w:pPr>
-      <w:r>
-        <w:rPr>
-          <w:rFonts w:ascii="Arial" w:hAnsi="Arial" w:cs="Arial"/>
-          <w:b/>
-        </w:rPr>
-        <w:t>Notification Module:</w:t>
-      </w:r>
-      <w:r>
-        <w:rPr>
-          <w:rFonts w:ascii="Arial" w:hAnsi="Arial" w:cs="Arial"/>
-        </w:rPr>
-        <w:t xml:space="preserve"> "Ride-Alert" subscription</w:t>
-      </w:r>
-      <w:r>
-        <w:rPr>
-          <w:rFonts w:ascii="Arial" w:hAnsi="Arial" w:cs="Arial"/>
-        </w:rPr>
-        <w:t xml:space="preserve"> </w:t>
-      </w:r>
-      <w:r>
-        <w:rPr>
-          <w:rFonts w:ascii="Arial" w:hAnsi="Arial" w:cs="Arial"/>
-        </w:rPr>
-        <w:t xml:space="preserve">for route availability. </w:t>
-      </w:r>
-    </w:p>
-    <w:p>
-      <w:pPr>
-        <w:pStyle w:val="Heading2"/>
-        <w:ind w:left="460" w:hanging="475"/>
-        <w:rPr>
-          <w:rFonts w:ascii="Arial" w:hAnsi="Arial" w:cs="Arial"/>
-        </w:rPr>
-      </w:pPr>
-      <w:bookmarkStart w:id="10" w:name="_Toc222323322"/>
-      <w:r>
-        <w:rPr>
-          <w:rFonts w:ascii="Arial" w:hAnsi="Arial" w:cs="Arial"/>
-        </w:rPr>
-        <w:t>Exclusions (Out of Scope)</w:t>
-      </w:r>
-      <w:bookmarkEnd w:id="10"/>
-    </w:p>
-    <w:p>
-      <w:pPr>
+        <w:spacing w:before="40" w:after="40"/>
+        <w:rPr>
+          <w:rFonts w:asciiTheme="minorHAnsi" w:hAnsiTheme="minorHAnsi" w:cstheme="minorHAnsi"/>
+        </w:rPr>
+      </w:pPr>
+    </w:p>
+    <w:p>
+      <w:pPr>
+        <w:pStyle w:val="ListBullet"/>
+        <w:tabs>
+          <w:tab w:val="num" w:pos="360"/>
+        </w:tabs>
+        <w:spacing w:before="40" w:after="40"/>
+        <w:ind w:left="360" w:hanging="360"/>
+        <w:rPr>
+          <w:rFonts w:asciiTheme="minorHAnsi" w:hAnsiTheme="minorHAnsi" w:cstheme="minorHAnsi"/>
+        </w:rPr>
+      </w:pPr>
+      <w:r>
+        <w:rPr>
+          <w:rFonts w:asciiTheme="minorHAnsi" w:hAnsiTheme="minorHAnsi" w:cstheme="minorHAnsi"/>
+          <w:b/>
+        </w:rPr>
+        <w:t>Post-Booking Handoff</w:t>
+      </w:r>
+      <w:r>
+        <w:rPr>
+          <w:rFonts w:asciiTheme="minorHAnsi" w:hAnsiTheme="minorHAnsi" w:cstheme="minorHAnsi"/>
+        </w:rPr>
+        <w:br/>
+        <w:t>Native WhatsApp and Call links for off-platform driver-passenger coordination after booking confirmation.</w:t>
+      </w:r>
+    </w:p>
+    <w:p>
+      <w:pPr>
+        <w:pStyle w:val="ListBullet"/>
         <w:numPr>
           <w:ilvl w:val="0"/>
-          <w:numId w:val="4"/>
+          <w:numId w:val="0"/>
         </w:numPr>
-        <w:ind w:hanging="360"/>
-        <w:jc w:val="both"/>
-        <w:rPr>
-          <w:rFonts w:ascii="Arial" w:hAnsi="Arial" w:cs="Arial"/>
-        </w:rPr>
-      </w:pPr>
-      <w:r>
-        <w:rPr>
-          <w:rFonts w:ascii="Arial" w:hAnsi="Arial" w:cs="Arial"/>
-          <w:b/>
-        </w:rPr>
-        <w:t>Real-Money Payment Gateway:</w:t>
-      </w:r>
-      <w:r>
-        <w:rPr>
-          <w:rFonts w:ascii="Arial" w:hAnsi="Arial" w:cs="Arial"/>
-        </w:rPr>
-        <w:t xml:space="preserve"> To avoid banking regulations and complexities, the app will facilitate offline settlements (Cash/UPI) based on the calculated split amount.</w:t>
-      </w:r>
-    </w:p>
-    <w:p>
-      <w:pPr>
+        <w:spacing w:before="40" w:after="40"/>
+        <w:ind w:left="360"/>
+        <w:rPr>
+          <w:rFonts w:asciiTheme="minorHAnsi" w:hAnsiTheme="minorHAnsi" w:cstheme="minorHAnsi"/>
+        </w:rPr>
+      </w:pPr>
+    </w:p>
+    <w:p>
+      <w:pPr>
+        <w:pStyle w:val="Heading3"/>
+        <w:rPr>
+          <w:rFonts w:asciiTheme="minorHAnsi" w:hAnsiTheme="minorHAnsi" w:cstheme="minorHAnsi"/>
+        </w:rPr>
+      </w:pPr>
+      <w:bookmarkStart w:id="16" w:name="_Toc224469674"/>
+      <w:bookmarkStart w:id="17" w:name="_Toc224471016"/>
+      <w:r>
+        <w:rPr>
+          <w:rFonts w:asciiTheme="minorHAnsi" w:hAnsiTheme="minorHAnsi" w:cstheme="minorHAnsi"/>
+          <w:b/>
+          <w:color w:val="000000"/>
+          <w:sz w:val="32"/>
+        </w:rPr>
+        <w:t>4.2 Exclusions (Out of Scope)</w:t>
+      </w:r>
+      <w:bookmarkEnd w:id="16"/>
+      <w:bookmarkEnd w:id="17"/>
+    </w:p>
+    <w:p>
+      <w:pPr>
+        <w:pStyle w:val="ListBullet"/>
+        <w:tabs>
+          <w:tab w:val="num" w:pos="360"/>
+        </w:tabs>
+        <w:spacing w:before="40" w:after="40"/>
+        <w:ind w:left="360" w:hanging="360"/>
+        <w:rPr>
+          <w:rFonts w:asciiTheme="minorHAnsi" w:hAnsiTheme="minorHAnsi" w:cstheme="minorHAnsi"/>
+        </w:rPr>
+      </w:pPr>
+      <w:r>
+        <w:rPr>
+          <w:rFonts w:asciiTheme="minorHAnsi" w:hAnsiTheme="minorHAnsi" w:cstheme="minorHAnsi"/>
+          <w:b/>
+        </w:rPr>
+        <w:t>In-App Payment Processing</w:t>
+      </w:r>
+      <w:r>
+        <w:rPr>
+          <w:rFonts w:asciiTheme="minorHAnsi" w:hAnsiTheme="minorHAnsi" w:cstheme="minorHAnsi"/>
+        </w:rPr>
+        <w:br/>
+        <w:t>To avoid banking regulations and complexities, the app will facilitate offline settlements (Cash/UPI) based on the calculated split amount.</w:t>
+      </w:r>
+    </w:p>
+    <w:p>
+      <w:pPr>
+        <w:pStyle w:val="ListBullet"/>
         <w:numPr>
           <w:ilvl w:val="0"/>
-          <w:numId w:val="4"/>
+          <w:numId w:val="0"/>
         </w:numPr>
-        <w:ind w:hanging="360"/>
-        <w:jc w:val="both"/>
-        <w:rPr>
-          <w:rFonts w:ascii="Arial" w:hAnsi="Arial" w:cs="Arial"/>
-        </w:rPr>
-      </w:pPr>
-      <w:r>
-        <w:rPr>
-          <w:rFonts w:ascii="Arial" w:hAnsi="Arial" w:cs="Arial"/>
-          <w:b/>
-        </w:rPr>
-        <w:t>Live GPS Navigation:</w:t>
-      </w:r>
-      <w:r>
-        <w:rPr>
-          <w:rFonts w:ascii="Arial" w:hAnsi="Arial" w:cs="Arial"/>
-        </w:rPr>
-        <w:t xml:space="preserve"> The app matches users based on "Source/Destination" text logic.</w:t>
-      </w:r>
-    </w:p>
-    <w:p>
-      <w:pPr>
-        <w:ind w:left="475"/>
-        <w:jc w:val="both"/>
-        <w:rPr>
-          <w:rFonts w:ascii="Arial" w:hAnsi="Arial" w:cs="Arial"/>
-        </w:rPr>
-      </w:pPr>
-      <w:r>
-        <w:rPr>
-          <w:rFonts w:ascii="Arial" w:hAnsi="Arial" w:cs="Arial"/>
-        </w:rPr>
-        <w:t>Live turn-by-turn navigation is excluded to reduce battery drain and complexity.</w:t>
-      </w:r>
-    </w:p>
-    <w:p>
-      <w:pPr>
+        <w:spacing w:before="40" w:after="40"/>
+        <w:ind w:left="360"/>
+        <w:rPr>
+          <w:rFonts w:asciiTheme="minorHAnsi" w:hAnsiTheme="minorHAnsi" w:cstheme="minorHAnsi"/>
+        </w:rPr>
+      </w:pPr>
+    </w:p>
+    <w:p>
+      <w:pPr>
+        <w:pStyle w:val="ListBullet"/>
+        <w:tabs>
+          <w:tab w:val="num" w:pos="360"/>
+        </w:tabs>
+        <w:spacing w:before="40" w:after="40"/>
+        <w:ind w:left="360" w:hanging="360"/>
+        <w:rPr>
+          <w:rFonts w:asciiTheme="minorHAnsi" w:hAnsiTheme="minorHAnsi" w:cstheme="minorHAnsi"/>
+        </w:rPr>
+      </w:pPr>
+      <w:r>
+        <w:rPr>
+          <w:rFonts w:asciiTheme="minorHAnsi" w:hAnsiTheme="minorHAnsi" w:cstheme="minorHAnsi"/>
+          <w:b/>
+        </w:rPr>
+        <w:t>Real-Time GPS Tracking</w:t>
+      </w:r>
+      <w:r>
+        <w:rPr>
+          <w:rFonts w:asciiTheme="minorHAnsi" w:hAnsiTheme="minorHAnsi" w:cstheme="minorHAnsi"/>
+        </w:rPr>
+        <w:br/>
+        <w:t>The app matches users based on “Source/Destination” text logic and static route polylines. Live turn-by-turn navigation and vehicle tracking are excluded to reduce battery drain and complexity.</w:t>
+      </w:r>
+    </w:p>
+    <w:p>
+      <w:pPr>
+        <w:pStyle w:val="ListBullet"/>
         <w:numPr>
           <w:ilvl w:val="0"/>
-          <w:numId w:val="4"/>
+          <w:numId w:val="0"/>
         </w:numPr>
-        <w:spacing w:after="258"/>
-        <w:ind w:hanging="360"/>
-        <w:jc w:val="both"/>
-        <w:rPr>
-          <w:rFonts w:ascii="Arial" w:hAnsi="Arial" w:cs="Arial"/>
-        </w:rPr>
-      </w:pPr>
-      <w:r>
-        <w:rPr>
-          <w:rFonts w:ascii="Arial" w:hAnsi="Arial" w:cs="Arial"/>
-          <w:b/>
-        </w:rPr>
-        <w:t>Manual ID Verification:</w:t>
-      </w:r>
-      <w:r>
-        <w:rPr>
-          <w:rFonts w:ascii="Arial" w:hAnsi="Arial" w:cs="Arial"/>
-        </w:rPr>
-        <w:t xml:space="preserve"> The system relies entirely on the security of the University's Email Server for identity proof.</w:t>
+        <w:spacing w:before="40" w:after="40"/>
+        <w:rPr>
+          <w:rFonts w:asciiTheme="minorHAnsi" w:hAnsiTheme="minorHAnsi" w:cstheme="minorHAnsi"/>
+        </w:rPr>
+      </w:pPr>
+    </w:p>
+    <w:p>
+      <w:pPr>
+        <w:pStyle w:val="ListBullet"/>
+        <w:tabs>
+          <w:tab w:val="num" w:pos="360"/>
+        </w:tabs>
+        <w:spacing w:before="40" w:after="40"/>
+        <w:ind w:left="360" w:hanging="360"/>
+        <w:rPr>
+          <w:rFonts w:asciiTheme="minorHAnsi" w:hAnsiTheme="minorHAnsi" w:cstheme="minorHAnsi"/>
+        </w:rPr>
+      </w:pPr>
+      <w:r>
+        <w:rPr>
+          <w:rFonts w:asciiTheme="minorHAnsi" w:hAnsiTheme="minorHAnsi" w:cstheme="minorHAnsi"/>
+          <w:b/>
+        </w:rPr>
+        <w:t>In-App Chat/Messaging</w:t>
+      </w:r>
+      <w:r>
+        <w:rPr>
+          <w:rFonts w:asciiTheme="minorHAnsi" w:hAnsiTheme="minorHAnsi" w:cstheme="minorHAnsi"/>
+        </w:rPr>
+        <w:br/>
+        <w:t>Driver-passenger communication occurs off-platform (WhatsApp, Call) after booking.</w:t>
       </w:r>
     </w:p>
     <w:p>
@@ -3566,231 +3996,485 @@
         <w:ind w:left="378" w:hanging="393"/>
         <w:jc w:val="center"/>
         <w:rPr>
-          <w:rFonts w:ascii="Arial" w:hAnsi="Arial" w:cs="Arial"/>
-        </w:rPr>
-      </w:pPr>
-      <w:bookmarkStart w:id="11" w:name="_Toc222323323"/>
-      <w:r>
-        <w:rPr>
-          <w:rFonts w:ascii="Arial" w:hAnsi="Arial" w:cs="Arial"/>
+          <w:rFonts w:asciiTheme="minorHAnsi" w:hAnsiTheme="minorHAnsi" w:cstheme="minorHAnsi"/>
+          <w:sz w:val="40"/>
+          <w:szCs w:val="22"/>
+        </w:rPr>
+      </w:pPr>
+      <w:bookmarkStart w:id="18" w:name="_Toc224471017"/>
+      <w:r>
+        <w:rPr>
+          <w:rFonts w:asciiTheme="minorHAnsi" w:hAnsiTheme="minorHAnsi" w:cstheme="minorHAnsi"/>
+          <w:sz w:val="40"/>
+          <w:szCs w:val="22"/>
         </w:rPr>
         <w:t>SYSTEM ANALYSIS &amp; METHODOLOGY</w:t>
       </w:r>
-      <w:bookmarkEnd w:id="11"/>
+      <w:bookmarkEnd w:id="18"/>
     </w:p>
     <w:p>
       <w:pPr>
         <w:pStyle w:val="Heading2"/>
-        <w:ind w:left="408" w:hanging="423"/>
-        <w:jc w:val="both"/>
-        <w:rPr>
-          <w:rFonts w:ascii="Arial" w:hAnsi="Arial" w:cs="Arial"/>
-        </w:rPr>
-      </w:pPr>
-      <w:bookmarkStart w:id="12" w:name="_Toc222323324"/>
-      <w:r>
-        <w:rPr>
-          <w:rFonts w:ascii="Arial" w:hAnsi="Arial" w:cs="Arial"/>
-        </w:rPr>
-        <w:t>Technology Stack (</w:t>
-      </w:r>
-      <w:r>
-        <w:rPr>
-          <w:rFonts w:ascii="Arial" w:hAnsi="Arial" w:cs="Arial"/>
-        </w:rPr>
-        <w:t>React Native + Node.js + MySQL</w:t>
-      </w:r>
-      <w:r>
-        <w:rPr>
-          <w:rFonts w:ascii="Arial" w:hAnsi="Arial" w:cs="Arial"/>
-        </w:rPr>
-        <w:t>)</w:t>
-      </w:r>
-      <w:bookmarkEnd w:id="12"/>
-      <w:r>
-        <w:rPr>
-          <w:rFonts w:ascii="Arial" w:hAnsi="Arial" w:cs="Arial"/>
-        </w:rPr>
-        <w:t xml:space="preserve"> </w:t>
-      </w:r>
-    </w:p>
-    <w:p>
-      <w:pPr>
-        <w:numPr>
-          <w:ilvl w:val="0"/>
-          <w:numId w:val="5"/>
-        </w:numPr>
-        <w:ind w:hanging="360"/>
-        <w:jc w:val="both"/>
-        <w:rPr>
-          <w:rFonts w:ascii="Arial" w:hAnsi="Arial" w:cs="Arial"/>
-        </w:rPr>
-      </w:pPr>
-      <w:r>
-        <w:rPr>
-          <w:rFonts w:ascii="Arial" w:hAnsi="Arial" w:cs="Arial"/>
-          <w:b/>
-        </w:rPr>
-        <w:t>Frontend:</w:t>
-      </w:r>
-      <w:r>
-        <w:rPr>
-          <w:rFonts w:ascii="Arial" w:hAnsi="Arial" w:cs="Arial"/>
-        </w:rPr>
-        <w:t xml:space="preserve"> </w:t>
-      </w:r>
-      <w:r>
-        <w:rPr>
-          <w:rFonts w:ascii="Arial" w:hAnsi="Arial" w:cs="Arial"/>
-          <w:b/>
-        </w:rPr>
-        <w:t>React Native</w:t>
-      </w:r>
-      <w:r>
-        <w:rPr>
-          <w:rFonts w:ascii="Arial" w:hAnsi="Arial" w:cs="Arial"/>
-          <w:b/>
-        </w:rPr>
-        <w:t xml:space="preserve"> </w:t>
-      </w:r>
-      <w:r>
-        <w:rPr>
-          <w:rFonts w:ascii="Arial" w:hAnsi="Arial" w:cs="Arial"/>
-        </w:rPr>
-        <w:t xml:space="preserve">– Chosen for its ability to compile to native Android/iOS code using JavaScript. </w:t>
-      </w:r>
-    </w:p>
-    <w:p>
-      <w:pPr>
-        <w:numPr>
-          <w:ilvl w:val="0"/>
-          <w:numId w:val="5"/>
-        </w:numPr>
-        <w:ind w:hanging="360"/>
-        <w:jc w:val="both"/>
-        <w:rPr>
-          <w:rFonts w:ascii="Arial" w:hAnsi="Arial" w:cs="Arial"/>
-        </w:rPr>
-      </w:pPr>
-      <w:r>
-        <w:rPr>
-          <w:rFonts w:ascii="Arial" w:hAnsi="Arial" w:cs="Arial"/>
-          <w:b/>
-        </w:rPr>
-        <w:t>Backend:</w:t>
-      </w:r>
-      <w:r>
-        <w:rPr>
-          <w:rFonts w:ascii="Arial" w:hAnsi="Arial" w:cs="Arial"/>
-        </w:rPr>
-        <w:t xml:space="preserve"> </w:t>
-      </w:r>
-      <w:r>
-        <w:rPr>
-          <w:rFonts w:ascii="Arial" w:hAnsi="Arial" w:cs="Arial"/>
-          <w:b/>
-        </w:rPr>
-        <w:t>Node.js &amp; Express.js</w:t>
-      </w:r>
-      <w:r>
-        <w:rPr>
-          <w:rFonts w:ascii="Arial" w:hAnsi="Arial" w:cs="Arial"/>
-        </w:rPr>
-        <w:t xml:space="preserve"> – Chosen for non-blocking I/O, essential for handling concurrent booking requests. </w:t>
-      </w:r>
-    </w:p>
-    <w:p>
-      <w:pPr>
-        <w:numPr>
-          <w:ilvl w:val="0"/>
-          <w:numId w:val="5"/>
-        </w:numPr>
-        <w:ind w:hanging="360"/>
-        <w:jc w:val="both"/>
-        <w:rPr>
-          <w:rFonts w:ascii="Arial" w:hAnsi="Arial" w:cs="Arial"/>
-        </w:rPr>
-      </w:pPr>
-      <w:r>
-        <w:rPr>
-          <w:rFonts w:ascii="Arial" w:hAnsi="Arial" w:cs="Arial"/>
-          <w:b/>
-        </w:rPr>
-        <w:t>Database:</w:t>
-      </w:r>
-      <w:r>
-        <w:rPr>
-          <w:rFonts w:ascii="Arial" w:hAnsi="Arial" w:cs="Arial"/>
-        </w:rPr>
-        <w:t xml:space="preserve"> </w:t>
-      </w:r>
-      <w:r>
-        <w:rPr>
-          <w:rFonts w:ascii="Arial" w:hAnsi="Arial" w:cs="Arial"/>
-          <w:b/>
-        </w:rPr>
-        <w:t>MySQL</w:t>
-      </w:r>
-      <w:r>
-        <w:rPr>
-          <w:rFonts w:ascii="Arial" w:hAnsi="Arial" w:cs="Arial"/>
-        </w:rPr>
-        <w:t xml:space="preserve"> – A Relational Database Management System (RDBMS) is critical for maintaining structured relationships between Users, Rides, and Trust Scores. </w:t>
-      </w:r>
-    </w:p>
-    <w:p>
-      <w:pPr>
-        <w:numPr>
-          <w:ilvl w:val="0"/>
-          <w:numId w:val="5"/>
-        </w:numPr>
-        <w:spacing w:after="258"/>
-        <w:ind w:hanging="360"/>
-        <w:jc w:val="both"/>
-        <w:rPr>
-          <w:rFonts w:ascii="Arial" w:hAnsi="Arial" w:cs="Arial"/>
-        </w:rPr>
-      </w:pPr>
-      <w:r>
-        <w:rPr>
-          <w:rFonts w:ascii="Arial" w:hAnsi="Arial" w:cs="Arial"/>
-          <w:b/>
-        </w:rPr>
-        <w:t>Authentication:</w:t>
-      </w:r>
-      <w:r>
-        <w:rPr>
-          <w:rFonts w:ascii="Arial" w:hAnsi="Arial" w:cs="Arial"/>
-        </w:rPr>
-        <w:t xml:space="preserve"> </w:t>
-      </w:r>
-      <w:r>
-        <w:rPr>
-          <w:rFonts w:ascii="Arial" w:hAnsi="Arial" w:cs="Arial"/>
-          <w:b/>
-        </w:rPr>
-        <w:t>Firebase Auth</w:t>
-      </w:r>
-      <w:r>
-        <w:rPr>
-          <w:rFonts w:ascii="Arial" w:hAnsi="Arial" w:cs="Arial"/>
-        </w:rPr>
-        <w:t xml:space="preserve"> – Configured to allow sign-ups </w:t>
-      </w:r>
-      <w:r>
-        <w:rPr>
-          <w:rFonts w:ascii="Arial" w:hAnsi="Arial" w:cs="Arial"/>
-          <w:bCs/>
-        </w:rPr>
-        <w:t>only</w:t>
-      </w:r>
-      <w:r>
-        <w:rPr>
-          <w:rFonts w:ascii="Arial" w:hAnsi="Arial" w:cs="Arial"/>
-        </w:rPr>
-        <w:t xml:space="preserve"> from the university domain (e.g., *@lpu.in). </w:t>
-      </w:r>
-    </w:p>
+        <w:rPr>
+          <w:sz w:val="32"/>
+          <w:szCs w:val="22"/>
+        </w:rPr>
+      </w:pPr>
+      <w:bookmarkStart w:id="19" w:name="_Toc224469676"/>
+      <w:bookmarkStart w:id="20" w:name="_Toc224471018"/>
+      <w:r>
+        <w:rPr>
+          <w:sz w:val="32"/>
+          <w:szCs w:val="22"/>
+        </w:rPr>
+        <w:t>Technology Stack (React Native + Node.js + MySQL)</w:t>
+      </w:r>
+      <w:bookmarkEnd w:id="19"/>
+      <w:bookmarkEnd w:id="20"/>
+    </w:p>
+    <w:p/>
+    <w:tbl>
+      <w:tblPr>
+        <w:tblW w:w="0" w:type="auto"/>
+        <w:jc w:val="center"/>
+        <w:tblLook w:val="04A0" w:firstRow="1" w:lastRow="0" w:firstColumn="1" w:lastColumn="0" w:noHBand="0" w:noVBand="1"/>
+      </w:tblPr>
+      <w:tblGrid>
+        <w:gridCol w:w="3116"/>
+        <w:gridCol w:w="3116"/>
+        <w:gridCol w:w="3116"/>
+      </w:tblGrid>
+      <w:tr>
+        <w:trPr>
+          <w:jc w:val="center"/>
+        </w:trPr>
+        <w:tc>
+          <w:tcPr>
+            <w:tcW w:w="3120" w:type="dxa"/>
+            <w:tcBorders>
+              <w:top w:val="single" w:sz="4" w:space="0" w:color="000000"/>
+              <w:left w:val="single" w:sz="4" w:space="0" w:color="000000"/>
+              <w:bottom w:val="single" w:sz="4" w:space="0" w:color="000000"/>
+              <w:right w:val="single" w:sz="4" w:space="0" w:color="000000"/>
+            </w:tcBorders>
+            <w:shd w:val="clear" w:color="auto" w:fill="000000"/>
+          </w:tcPr>
+          <w:p>
+            <w:pPr>
+              <w:jc w:val="center"/>
+              <w:rPr>
+                <w:rFonts w:asciiTheme="minorHAnsi" w:hAnsiTheme="minorHAnsi" w:cstheme="minorHAnsi"/>
+              </w:rPr>
+            </w:pPr>
+            <w:r>
+              <w:rPr>
+                <w:rFonts w:asciiTheme="minorHAnsi" w:hAnsiTheme="minorHAnsi" w:cstheme="minorHAnsi"/>
+                <w:b/>
+                <w:color w:val="FFFFFF"/>
+                <w:sz w:val="20"/>
+              </w:rPr>
+              <w:t>Component</w:t>
+            </w:r>
+          </w:p>
+        </w:tc>
+        <w:tc>
+          <w:tcPr>
+            <w:tcW w:w="3120" w:type="dxa"/>
+            <w:tcBorders>
+              <w:top w:val="single" w:sz="4" w:space="0" w:color="000000"/>
+              <w:left w:val="single" w:sz="4" w:space="0" w:color="000000"/>
+              <w:bottom w:val="single" w:sz="4" w:space="0" w:color="000000"/>
+              <w:right w:val="single" w:sz="4" w:space="0" w:color="000000"/>
+            </w:tcBorders>
+            <w:shd w:val="clear" w:color="auto" w:fill="000000"/>
+          </w:tcPr>
+          <w:p>
+            <w:pPr>
+              <w:jc w:val="center"/>
+              <w:rPr>
+                <w:rFonts w:asciiTheme="minorHAnsi" w:hAnsiTheme="minorHAnsi" w:cstheme="minorHAnsi"/>
+              </w:rPr>
+            </w:pPr>
+            <w:r>
+              <w:rPr>
+                <w:rFonts w:asciiTheme="minorHAnsi" w:hAnsiTheme="minorHAnsi" w:cstheme="minorHAnsi"/>
+                <w:b/>
+                <w:color w:val="FFFFFF"/>
+                <w:sz w:val="20"/>
+              </w:rPr>
+              <w:t>Technology</w:t>
+            </w:r>
+          </w:p>
+        </w:tc>
+        <w:tc>
+          <w:tcPr>
+            <w:tcW w:w="3120" w:type="dxa"/>
+            <w:tcBorders>
+              <w:top w:val="single" w:sz="4" w:space="0" w:color="000000"/>
+              <w:left w:val="single" w:sz="4" w:space="0" w:color="000000"/>
+              <w:bottom w:val="single" w:sz="4" w:space="0" w:color="000000"/>
+              <w:right w:val="single" w:sz="4" w:space="0" w:color="000000"/>
+            </w:tcBorders>
+            <w:shd w:val="clear" w:color="auto" w:fill="000000"/>
+          </w:tcPr>
+          <w:p>
+            <w:pPr>
+              <w:jc w:val="center"/>
+              <w:rPr>
+                <w:rFonts w:asciiTheme="minorHAnsi" w:hAnsiTheme="minorHAnsi" w:cstheme="minorHAnsi"/>
+              </w:rPr>
+            </w:pPr>
+            <w:r>
+              <w:rPr>
+                <w:rFonts w:asciiTheme="minorHAnsi" w:hAnsiTheme="minorHAnsi" w:cstheme="minorHAnsi"/>
+                <w:b/>
+                <w:color w:val="FFFFFF"/>
+                <w:sz w:val="20"/>
+              </w:rPr>
+              <w:t>Justification</w:t>
+            </w:r>
+          </w:p>
+        </w:tc>
+      </w:tr>
+      <w:tr>
+        <w:trPr>
+          <w:jc w:val="center"/>
+        </w:trPr>
+        <w:tc>
+          <w:tcPr>
+            <w:tcW w:w="3120" w:type="dxa"/>
+            <w:tcBorders>
+              <w:top w:val="single" w:sz="4" w:space="0" w:color="000000"/>
+              <w:left w:val="single" w:sz="4" w:space="0" w:color="000000"/>
+              <w:bottom w:val="single" w:sz="4" w:space="0" w:color="000000"/>
+              <w:right w:val="single" w:sz="4" w:space="0" w:color="000000"/>
+            </w:tcBorders>
+          </w:tcPr>
+          <w:p>
+            <w:pPr>
+              <w:rPr>
+                <w:rFonts w:asciiTheme="minorHAnsi" w:hAnsiTheme="minorHAnsi" w:cstheme="minorHAnsi"/>
+              </w:rPr>
+            </w:pPr>
+            <w:r>
+              <w:rPr>
+                <w:rFonts w:asciiTheme="minorHAnsi" w:hAnsiTheme="minorHAnsi" w:cstheme="minorHAnsi"/>
+                <w:color w:val="000000"/>
+                <w:sz w:val="20"/>
+              </w:rPr>
+              <w:t>Frontend</w:t>
+            </w:r>
+          </w:p>
+        </w:tc>
+        <w:tc>
+          <w:tcPr>
+            <w:tcW w:w="3120" w:type="dxa"/>
+            <w:tcBorders>
+              <w:top w:val="single" w:sz="4" w:space="0" w:color="000000"/>
+              <w:left w:val="single" w:sz="4" w:space="0" w:color="000000"/>
+              <w:bottom w:val="single" w:sz="4" w:space="0" w:color="000000"/>
+              <w:right w:val="single" w:sz="4" w:space="0" w:color="000000"/>
+            </w:tcBorders>
+          </w:tcPr>
+          <w:p>
+            <w:pPr>
+              <w:rPr>
+                <w:rFonts w:asciiTheme="minorHAnsi" w:hAnsiTheme="minorHAnsi" w:cstheme="minorHAnsi"/>
+              </w:rPr>
+            </w:pPr>
+            <w:r>
+              <w:rPr>
+                <w:rFonts w:asciiTheme="minorHAnsi" w:hAnsiTheme="minorHAnsi" w:cstheme="minorHAnsi"/>
+                <w:color w:val="000000"/>
+                <w:sz w:val="20"/>
+              </w:rPr>
+              <w:t>React Native</w:t>
+            </w:r>
+          </w:p>
+        </w:tc>
+        <w:tc>
+          <w:tcPr>
+            <w:tcW w:w="3120" w:type="dxa"/>
+            <w:tcBorders>
+              <w:top w:val="single" w:sz="4" w:space="0" w:color="000000"/>
+              <w:left w:val="single" w:sz="4" w:space="0" w:color="000000"/>
+              <w:bottom w:val="single" w:sz="4" w:space="0" w:color="000000"/>
+              <w:right w:val="single" w:sz="4" w:space="0" w:color="000000"/>
+            </w:tcBorders>
+          </w:tcPr>
+          <w:p>
+            <w:pPr>
+              <w:rPr>
+                <w:rFonts w:asciiTheme="minorHAnsi" w:hAnsiTheme="minorHAnsi" w:cstheme="minorHAnsi"/>
+              </w:rPr>
+            </w:pPr>
+            <w:r>
+              <w:rPr>
+                <w:rFonts w:asciiTheme="minorHAnsi" w:hAnsiTheme="minorHAnsi" w:cstheme="minorHAnsi"/>
+                <w:color w:val="000000"/>
+                <w:sz w:val="20"/>
+              </w:rPr>
+              <w:t>Chosen for its ability to compile to native Android/iOS code using JavaScript.</w:t>
+            </w:r>
+          </w:p>
+        </w:tc>
+      </w:tr>
+      <w:tr>
+        <w:trPr>
+          <w:jc w:val="center"/>
+        </w:trPr>
+        <w:tc>
+          <w:tcPr>
+            <w:tcW w:w="3120" w:type="dxa"/>
+            <w:tcBorders>
+              <w:top w:val="single" w:sz="4" w:space="0" w:color="000000"/>
+              <w:left w:val="single" w:sz="4" w:space="0" w:color="000000"/>
+              <w:bottom w:val="single" w:sz="4" w:space="0" w:color="000000"/>
+              <w:right w:val="single" w:sz="4" w:space="0" w:color="000000"/>
+            </w:tcBorders>
+            <w:shd w:val="clear" w:color="auto" w:fill="F2F2F2"/>
+          </w:tcPr>
+          <w:p>
+            <w:pPr>
+              <w:rPr>
+                <w:rFonts w:asciiTheme="minorHAnsi" w:hAnsiTheme="minorHAnsi" w:cstheme="minorHAnsi"/>
+              </w:rPr>
+            </w:pPr>
+            <w:r>
+              <w:rPr>
+                <w:rFonts w:asciiTheme="minorHAnsi" w:hAnsiTheme="minorHAnsi" w:cstheme="minorHAnsi"/>
+                <w:color w:val="000000"/>
+                <w:sz w:val="20"/>
+              </w:rPr>
+              <w:t>Backend</w:t>
+            </w:r>
+          </w:p>
+        </w:tc>
+        <w:tc>
+          <w:tcPr>
+            <w:tcW w:w="3120" w:type="dxa"/>
+            <w:tcBorders>
+              <w:top w:val="single" w:sz="4" w:space="0" w:color="000000"/>
+              <w:left w:val="single" w:sz="4" w:space="0" w:color="000000"/>
+              <w:bottom w:val="single" w:sz="4" w:space="0" w:color="000000"/>
+              <w:right w:val="single" w:sz="4" w:space="0" w:color="000000"/>
+            </w:tcBorders>
+            <w:shd w:val="clear" w:color="auto" w:fill="F2F2F2"/>
+          </w:tcPr>
+          <w:p>
+            <w:pPr>
+              <w:rPr>
+                <w:rFonts w:asciiTheme="minorHAnsi" w:hAnsiTheme="minorHAnsi" w:cstheme="minorHAnsi"/>
+              </w:rPr>
+            </w:pPr>
+            <w:r>
+              <w:rPr>
+                <w:rFonts w:asciiTheme="minorHAnsi" w:hAnsiTheme="minorHAnsi" w:cstheme="minorHAnsi"/>
+                <w:color w:val="000000"/>
+                <w:sz w:val="20"/>
+              </w:rPr>
+              <w:t>Node.js &amp; Express.js</w:t>
+            </w:r>
+          </w:p>
+        </w:tc>
+        <w:tc>
+          <w:tcPr>
+            <w:tcW w:w="3120" w:type="dxa"/>
+            <w:tcBorders>
+              <w:top w:val="single" w:sz="4" w:space="0" w:color="000000"/>
+              <w:left w:val="single" w:sz="4" w:space="0" w:color="000000"/>
+              <w:bottom w:val="single" w:sz="4" w:space="0" w:color="000000"/>
+              <w:right w:val="single" w:sz="4" w:space="0" w:color="000000"/>
+            </w:tcBorders>
+            <w:shd w:val="clear" w:color="auto" w:fill="F2F2F2"/>
+          </w:tcPr>
+          <w:p>
+            <w:pPr>
+              <w:rPr>
+                <w:rFonts w:asciiTheme="minorHAnsi" w:hAnsiTheme="minorHAnsi" w:cstheme="minorHAnsi"/>
+              </w:rPr>
+            </w:pPr>
+            <w:r>
+              <w:rPr>
+                <w:rFonts w:asciiTheme="minorHAnsi" w:hAnsiTheme="minorHAnsi" w:cstheme="minorHAnsi"/>
+                <w:color w:val="000000"/>
+                <w:sz w:val="20"/>
+              </w:rPr>
+              <w:t>Chosen for non-blocking I/O, essential for handling concurrent booking requests.</w:t>
+            </w:r>
+          </w:p>
+        </w:tc>
+      </w:tr>
+      <w:tr>
+        <w:trPr>
+          <w:jc w:val="center"/>
+        </w:trPr>
+        <w:tc>
+          <w:tcPr>
+            <w:tcW w:w="3120" w:type="dxa"/>
+            <w:tcBorders>
+              <w:top w:val="single" w:sz="4" w:space="0" w:color="000000"/>
+              <w:left w:val="single" w:sz="4" w:space="0" w:color="000000"/>
+              <w:bottom w:val="single" w:sz="4" w:space="0" w:color="000000"/>
+              <w:right w:val="single" w:sz="4" w:space="0" w:color="000000"/>
+            </w:tcBorders>
+          </w:tcPr>
+          <w:p>
+            <w:pPr>
+              <w:rPr>
+                <w:rFonts w:asciiTheme="minorHAnsi" w:hAnsiTheme="minorHAnsi" w:cstheme="minorHAnsi"/>
+              </w:rPr>
+            </w:pPr>
+            <w:r>
+              <w:rPr>
+                <w:rFonts w:asciiTheme="minorHAnsi" w:hAnsiTheme="minorHAnsi" w:cstheme="minorHAnsi"/>
+                <w:color w:val="000000"/>
+                <w:sz w:val="20"/>
+              </w:rPr>
+              <w:t>Database</w:t>
+            </w:r>
+          </w:p>
+        </w:tc>
+        <w:tc>
+          <w:tcPr>
+            <w:tcW w:w="3120" w:type="dxa"/>
+            <w:tcBorders>
+              <w:top w:val="single" w:sz="4" w:space="0" w:color="000000"/>
+              <w:left w:val="single" w:sz="4" w:space="0" w:color="000000"/>
+              <w:bottom w:val="single" w:sz="4" w:space="0" w:color="000000"/>
+              <w:right w:val="single" w:sz="4" w:space="0" w:color="000000"/>
+            </w:tcBorders>
+          </w:tcPr>
+          <w:p>
+            <w:pPr>
+              <w:rPr>
+                <w:rFonts w:asciiTheme="minorHAnsi" w:hAnsiTheme="minorHAnsi" w:cstheme="minorHAnsi"/>
+              </w:rPr>
+            </w:pPr>
+            <w:r>
+              <w:rPr>
+                <w:rFonts w:asciiTheme="minorHAnsi" w:hAnsiTheme="minorHAnsi" w:cstheme="minorHAnsi"/>
+                <w:color w:val="000000"/>
+                <w:sz w:val="20"/>
+              </w:rPr>
+              <w:t>MySQL</w:t>
+            </w:r>
+          </w:p>
+        </w:tc>
+        <w:tc>
+          <w:tcPr>
+            <w:tcW w:w="3120" w:type="dxa"/>
+            <w:tcBorders>
+              <w:top w:val="single" w:sz="4" w:space="0" w:color="000000"/>
+              <w:left w:val="single" w:sz="4" w:space="0" w:color="000000"/>
+              <w:bottom w:val="single" w:sz="4" w:space="0" w:color="000000"/>
+              <w:right w:val="single" w:sz="4" w:space="0" w:color="000000"/>
+            </w:tcBorders>
+          </w:tcPr>
+          <w:p>
+            <w:pPr>
+              <w:rPr>
+                <w:rFonts w:asciiTheme="minorHAnsi" w:hAnsiTheme="minorHAnsi" w:cstheme="minorHAnsi"/>
+              </w:rPr>
+            </w:pPr>
+            <w:r>
+              <w:rPr>
+                <w:rFonts w:asciiTheme="minorHAnsi" w:hAnsiTheme="minorHAnsi" w:cstheme="minorHAnsi"/>
+                <w:color w:val="000000"/>
+                <w:sz w:val="20"/>
+              </w:rPr>
+              <w:t>A Relational Database Management System (RDBMS) is critical for maintaining structured relationships between Users, Rides, and Trust Scores.</w:t>
+            </w:r>
+          </w:p>
+        </w:tc>
+      </w:tr>
+      <w:tr>
+        <w:trPr>
+          <w:jc w:val="center"/>
+        </w:trPr>
+        <w:tc>
+          <w:tcPr>
+            <w:tcW w:w="3120" w:type="dxa"/>
+            <w:tcBorders>
+              <w:top w:val="single" w:sz="4" w:space="0" w:color="000000"/>
+              <w:left w:val="single" w:sz="4" w:space="0" w:color="000000"/>
+              <w:bottom w:val="single" w:sz="4" w:space="0" w:color="000000"/>
+              <w:right w:val="single" w:sz="4" w:space="0" w:color="000000"/>
+            </w:tcBorders>
+            <w:shd w:val="clear" w:color="auto" w:fill="F2F2F2"/>
+          </w:tcPr>
+          <w:p>
+            <w:pPr>
+              <w:rPr>
+                <w:rFonts w:asciiTheme="minorHAnsi" w:hAnsiTheme="minorHAnsi" w:cstheme="minorHAnsi"/>
+              </w:rPr>
+            </w:pPr>
+            <w:r>
+              <w:rPr>
+                <w:rFonts w:asciiTheme="minorHAnsi" w:hAnsiTheme="minorHAnsi" w:cstheme="minorHAnsi"/>
+                <w:color w:val="000000"/>
+                <w:sz w:val="20"/>
+              </w:rPr>
+              <w:t>Authentication</w:t>
+            </w:r>
+          </w:p>
+        </w:tc>
+        <w:tc>
+          <w:tcPr>
+            <w:tcW w:w="3120" w:type="dxa"/>
+            <w:tcBorders>
+              <w:top w:val="single" w:sz="4" w:space="0" w:color="000000"/>
+              <w:left w:val="single" w:sz="4" w:space="0" w:color="000000"/>
+              <w:bottom w:val="single" w:sz="4" w:space="0" w:color="000000"/>
+              <w:right w:val="single" w:sz="4" w:space="0" w:color="000000"/>
+            </w:tcBorders>
+            <w:shd w:val="clear" w:color="auto" w:fill="F2F2F2"/>
+          </w:tcPr>
+          <w:p>
+            <w:pPr>
+              <w:rPr>
+                <w:rFonts w:asciiTheme="minorHAnsi" w:hAnsiTheme="minorHAnsi" w:cstheme="minorHAnsi"/>
+              </w:rPr>
+            </w:pPr>
+            <w:r>
+              <w:rPr>
+                <w:rFonts w:asciiTheme="minorHAnsi" w:hAnsiTheme="minorHAnsi" w:cstheme="minorHAnsi"/>
+                <w:color w:val="000000"/>
+                <w:sz w:val="20"/>
+              </w:rPr>
+              <w:t>Backend-generated OTP (6-digit, delivered via SMTP) + JWT session tokens</w:t>
+            </w:r>
+          </w:p>
+        </w:tc>
+        <w:tc>
+          <w:tcPr>
+            <w:tcW w:w="3120" w:type="dxa"/>
+            <w:tcBorders>
+              <w:top w:val="single" w:sz="4" w:space="0" w:color="000000"/>
+              <w:left w:val="single" w:sz="4" w:space="0" w:color="000000"/>
+              <w:bottom w:val="single" w:sz="4" w:space="0" w:color="000000"/>
+              <w:right w:val="single" w:sz="4" w:space="0" w:color="000000"/>
+            </w:tcBorders>
+            <w:shd w:val="clear" w:color="auto" w:fill="F2F2F2"/>
+          </w:tcPr>
+          <w:p>
+            <w:pPr>
+              <w:rPr>
+                <w:rFonts w:asciiTheme="minorHAnsi" w:hAnsiTheme="minorHAnsi" w:cstheme="minorHAnsi"/>
+              </w:rPr>
+            </w:pPr>
+            <w:r>
+              <w:rPr>
+                <w:rFonts w:asciiTheme="minorHAnsi" w:hAnsiTheme="minorHAnsi" w:cstheme="minorHAnsi"/>
+                <w:color w:val="000000"/>
+                <w:sz w:val="20"/>
+              </w:rPr>
+              <w:t>Configured to allow sign-ups only from the university domain (e.g., *@lpu.in). OTP expires after 10 minutes; JWT tokens persist for 7 days.</w:t>
+            </w:r>
+          </w:p>
+        </w:tc>
+      </w:tr>
+    </w:tbl>
     <w:p>
       <w:pPr>
         <w:spacing w:after="258"/>
@@ -3818,86 +4502,357 @@
         <w:ind w:left="379" w:hanging="394"/>
         <w:jc w:val="center"/>
         <w:rPr>
-          <w:rFonts w:ascii="Arial" w:hAnsi="Arial" w:cs="Arial"/>
-        </w:rPr>
-      </w:pPr>
-      <w:bookmarkStart w:id="13" w:name="_Toc222323325"/>
-      <w:r>
-        <w:rPr>
-          <w:rFonts w:ascii="Arial" w:hAnsi="Arial" w:cs="Arial"/>
+          <w:rFonts w:asciiTheme="minorHAnsi" w:hAnsiTheme="minorHAnsi" w:cstheme="minorHAnsi"/>
+          <w:sz w:val="40"/>
+          <w:szCs w:val="22"/>
+        </w:rPr>
+      </w:pPr>
+      <w:bookmarkStart w:id="21" w:name="_Toc224471019"/>
+      <w:r>
+        <w:rPr>
+          <w:rFonts w:asciiTheme="minorHAnsi" w:hAnsiTheme="minorHAnsi" w:cstheme="minorHAnsi"/>
+          <w:sz w:val="40"/>
+          <w:szCs w:val="22"/>
         </w:rPr>
         <w:t>FEASIBILITY STUDY</w:t>
       </w:r>
-      <w:bookmarkEnd w:id="13"/>
-    </w:p>
-    <w:p>
-      <w:pPr>
-        <w:pStyle w:val="Heading2"/>
-        <w:ind w:left="409" w:hanging="424"/>
-        <w:jc w:val="both"/>
-        <w:rPr>
-          <w:rFonts w:ascii="Arial" w:hAnsi="Arial" w:cs="Arial"/>
-        </w:rPr>
-      </w:pPr>
-      <w:bookmarkStart w:id="14" w:name="_Toc222323326"/>
-      <w:r>
-        <w:rPr>
-          <w:rFonts w:ascii="Arial" w:hAnsi="Arial" w:cs="Arial"/>
-        </w:rPr>
-        <w:t>Technical Feasibility</w:t>
-      </w:r>
-      <w:bookmarkEnd w:id="14"/>
-      <w:r>
-        <w:rPr>
-          <w:rFonts w:ascii="Arial" w:hAnsi="Arial" w:cs="Arial"/>
-        </w:rPr>
-        <w:t xml:space="preserve"> </w:t>
-      </w:r>
-    </w:p>
-    <w:p>
-      <w:pPr>
-        <w:jc w:val="both"/>
-        <w:rPr>
-          <w:rFonts w:ascii="Arial" w:hAnsi="Arial" w:cs="Arial"/>
-        </w:rPr>
-      </w:pPr>
-      <w:r>
-        <w:rPr>
-          <w:rFonts w:ascii="Arial" w:hAnsi="Arial" w:cs="Arial"/>
-        </w:rPr>
-        <w:t xml:space="preserve">The project utilizes open-source technologies. The team possesses the requisite skills in React Native and SQL. The "Email Verification" feature is natively supported by Firebase, reducing development risk and ensuring 99.9% uptime. </w:t>
-      </w:r>
-    </w:p>
-    <w:p>
-      <w:pPr>
-        <w:jc w:val="both"/>
-        <w:rPr>
-          <w:rFonts w:ascii="Arial" w:hAnsi="Arial" w:cs="Arial"/>
-        </w:rPr>
-      </w:pPr>
-    </w:p>
-    <w:p>
-      <w:pPr>
-        <w:pStyle w:val="Heading2"/>
-        <w:ind w:left="446" w:hanging="461"/>
-        <w:jc w:val="both"/>
-        <w:rPr>
-          <w:rFonts w:ascii="Arial" w:hAnsi="Arial" w:cs="Arial"/>
-        </w:rPr>
-      </w:pPr>
-      <w:bookmarkStart w:id="15" w:name="_Toc222323327"/>
-      <w:r>
-        <w:rPr>
-          <w:rFonts w:ascii="Arial" w:hAnsi="Arial" w:cs="Arial"/>
-        </w:rPr>
-        <w:t>Economic Feasibility</w:t>
-      </w:r>
-      <w:bookmarkEnd w:id="15"/>
-      <w:r>
-        <w:rPr>
-          <w:rFonts w:ascii="Arial" w:hAnsi="Arial" w:cs="Arial"/>
-        </w:rPr>
-        <w:t xml:space="preserve"> </w:t>
+      <w:bookmarkEnd w:id="21"/>
+    </w:p>
+    <w:p/>
+    <w:p>
+      <w:pPr>
+        <w:pStyle w:val="Heading3"/>
+        <w:rPr>
+          <w:rFonts w:asciiTheme="minorHAnsi" w:hAnsiTheme="minorHAnsi" w:cstheme="minorHAnsi"/>
+        </w:rPr>
+      </w:pPr>
+      <w:bookmarkStart w:id="22" w:name="_Toc224469678"/>
+      <w:bookmarkStart w:id="23" w:name="_Toc224471020"/>
+      <w:r>
+        <w:rPr>
+          <w:rFonts w:asciiTheme="minorHAnsi" w:hAnsiTheme="minorHAnsi" w:cstheme="minorHAnsi"/>
+          <w:b/>
+          <w:color w:val="000000"/>
+          <w:sz w:val="32"/>
+        </w:rPr>
+        <w:t>6.1 Technical Feasibility</w:t>
+      </w:r>
+      <w:bookmarkEnd w:id="22"/>
+      <w:bookmarkEnd w:id="23"/>
+    </w:p>
+    <w:p>
+      <w:pPr>
+        <w:rPr>
+          <w:rFonts w:asciiTheme="minorHAnsi" w:hAnsiTheme="minorHAnsi" w:cstheme="minorHAnsi"/>
+        </w:rPr>
+      </w:pPr>
+      <w:r>
+        <w:rPr>
+          <w:rFonts w:asciiTheme="minorHAnsi" w:hAnsiTheme="minorHAnsi" w:cstheme="minorHAnsi"/>
+          <w:color w:val="000000"/>
+        </w:rPr>
+        <w:t>The project utilizes open-source technologies and demonstrates strong technical feasibility:</w:t>
+      </w:r>
+    </w:p>
+    <w:p>
+      <w:pPr>
+        <w:pStyle w:val="ListBullet"/>
+        <w:tabs>
+          <w:tab w:val="num" w:pos="360"/>
+        </w:tabs>
+        <w:spacing w:before="40" w:after="40"/>
+        <w:ind w:left="360" w:hanging="360"/>
+        <w:rPr>
+          <w:rFonts w:asciiTheme="minorHAnsi" w:hAnsiTheme="minorHAnsi" w:cstheme="minorHAnsi"/>
+        </w:rPr>
+      </w:pPr>
+      <w:r>
+        <w:rPr>
+          <w:rFonts w:asciiTheme="minorHAnsi" w:hAnsiTheme="minorHAnsi" w:cstheme="minorHAnsi"/>
+        </w:rPr>
+        <w:t xml:space="preserve">The team possesses the requisite skills in </w:t>
+      </w:r>
+      <w:r>
+        <w:rPr>
+          <w:rFonts w:asciiTheme="minorHAnsi" w:hAnsiTheme="minorHAnsi" w:cstheme="minorHAnsi"/>
+          <w:b/>
+        </w:rPr>
+        <w:t>React Native</w:t>
+      </w:r>
+      <w:r>
+        <w:rPr>
+          <w:rFonts w:asciiTheme="minorHAnsi" w:hAnsiTheme="minorHAnsi" w:cstheme="minorHAnsi"/>
+        </w:rPr>
+        <w:t xml:space="preserve">, </w:t>
+      </w:r>
+      <w:r>
+        <w:rPr>
+          <w:rFonts w:asciiTheme="minorHAnsi" w:hAnsiTheme="minorHAnsi" w:cstheme="minorHAnsi"/>
+          <w:b/>
+        </w:rPr>
+        <w:t>Node.js</w:t>
+      </w:r>
+      <w:r>
+        <w:rPr>
+          <w:rFonts w:asciiTheme="minorHAnsi" w:hAnsiTheme="minorHAnsi" w:cstheme="minorHAnsi"/>
+        </w:rPr>
+        <w:t xml:space="preserve">, </w:t>
+      </w:r>
+      <w:r>
+        <w:rPr>
+          <w:rFonts w:asciiTheme="minorHAnsi" w:hAnsiTheme="minorHAnsi" w:cstheme="minorHAnsi"/>
+          <w:b/>
+        </w:rPr>
+        <w:t>SQL</w:t>
+      </w:r>
+      <w:r>
+        <w:rPr>
+          <w:rFonts w:asciiTheme="minorHAnsi" w:hAnsiTheme="minorHAnsi" w:cstheme="minorHAnsi"/>
+        </w:rPr>
+        <w:t xml:space="preserve">, and </w:t>
+      </w:r>
+      <w:r>
+        <w:rPr>
+          <w:rFonts w:asciiTheme="minorHAnsi" w:hAnsiTheme="minorHAnsi" w:cstheme="minorHAnsi"/>
+          <w:b/>
+        </w:rPr>
+        <w:t>SMTP integration</w:t>
+      </w:r>
+      <w:r>
+        <w:rPr>
+          <w:rFonts w:asciiTheme="minorHAnsi" w:hAnsiTheme="minorHAnsi" w:cstheme="minorHAnsi"/>
+        </w:rPr>
+        <w:t>.</w:t>
+      </w:r>
+    </w:p>
+    <w:p>
+      <w:pPr>
+        <w:pStyle w:val="ListBullet"/>
+        <w:tabs>
+          <w:tab w:val="num" w:pos="360"/>
+        </w:tabs>
+        <w:spacing w:before="40" w:after="40"/>
+        <w:ind w:left="360" w:hanging="360"/>
+        <w:rPr>
+          <w:rFonts w:asciiTheme="minorHAnsi" w:hAnsiTheme="minorHAnsi" w:cstheme="minorHAnsi"/>
+        </w:rPr>
+      </w:pPr>
+      <w:r>
+        <w:rPr>
+          <w:rFonts w:asciiTheme="minorHAnsi" w:hAnsiTheme="minorHAnsi" w:cstheme="minorHAnsi"/>
+        </w:rPr>
+        <w:t xml:space="preserve">Backend OTP generation and verification is </w:t>
+      </w:r>
+      <w:r>
+        <w:rPr>
+          <w:rFonts w:asciiTheme="minorHAnsi" w:hAnsiTheme="minorHAnsi" w:cstheme="minorHAnsi"/>
+          <w:b/>
+        </w:rPr>
+        <w:t>standard practice</w:t>
+      </w:r>
+      <w:r>
+        <w:rPr>
+          <w:rFonts w:asciiTheme="minorHAnsi" w:hAnsiTheme="minorHAnsi" w:cstheme="minorHAnsi"/>
+        </w:rPr>
+        <w:t xml:space="preserve"> in production systems.</w:t>
+      </w:r>
+    </w:p>
+    <w:p>
+      <w:pPr>
+        <w:pStyle w:val="ListBullet"/>
+        <w:tabs>
+          <w:tab w:val="num" w:pos="360"/>
+        </w:tabs>
+        <w:spacing w:before="40" w:after="40"/>
+        <w:ind w:left="360" w:hanging="360"/>
+        <w:rPr>
+          <w:rFonts w:asciiTheme="minorHAnsi" w:hAnsiTheme="minorHAnsi" w:cstheme="minorHAnsi"/>
+        </w:rPr>
+      </w:pPr>
+      <w:r>
+        <w:rPr>
+          <w:rFonts w:asciiTheme="minorHAnsi" w:hAnsiTheme="minorHAnsi" w:cstheme="minorHAnsi"/>
+        </w:rPr>
+        <w:t>Transaction-level row locking (</w:t>
+      </w:r>
+      <w:r>
+        <w:rPr>
+          <w:rFonts w:asciiTheme="minorHAnsi" w:hAnsiTheme="minorHAnsi" w:cstheme="minorHAnsi"/>
+          <w:sz w:val="20"/>
+          <w:shd w:val="clear" w:color="auto" w:fill="F5F5F5"/>
+        </w:rPr>
+        <w:t>SELECT...FOR UPDATE</w:t>
+      </w:r>
+      <w:r>
+        <w:rPr>
+          <w:rFonts w:asciiTheme="minorHAnsi" w:hAnsiTheme="minorHAnsi" w:cstheme="minorHAnsi"/>
+        </w:rPr>
+        <w:t xml:space="preserve">) in MySQL ensures </w:t>
+      </w:r>
+      <w:r>
+        <w:rPr>
+          <w:rFonts w:asciiTheme="minorHAnsi" w:hAnsiTheme="minorHAnsi" w:cstheme="minorHAnsi"/>
+          <w:b/>
+        </w:rPr>
+        <w:t>concurrency-safe booking</w:t>
+      </w:r>
+      <w:r>
+        <w:rPr>
+          <w:rFonts w:asciiTheme="minorHAnsi" w:hAnsiTheme="minorHAnsi" w:cstheme="minorHAnsi"/>
+        </w:rPr>
+        <w:t>.</w:t>
+      </w:r>
+    </w:p>
+    <w:p>
+      <w:pPr>
+        <w:pStyle w:val="ListBullet"/>
+        <w:tabs>
+          <w:tab w:val="num" w:pos="360"/>
+        </w:tabs>
+        <w:spacing w:before="40" w:after="40"/>
+        <w:ind w:left="360" w:hanging="360"/>
+        <w:rPr>
+          <w:rFonts w:asciiTheme="minorHAnsi" w:hAnsiTheme="minorHAnsi" w:cstheme="minorHAnsi"/>
+        </w:rPr>
+      </w:pPr>
+      <w:proofErr w:type="spellStart"/>
+      <w:r>
+        <w:rPr>
+          <w:rFonts w:asciiTheme="minorHAnsi" w:hAnsiTheme="minorHAnsi" w:cstheme="minorHAnsi"/>
+          <w:b/>
+        </w:rPr>
+        <w:t>Mapbox</w:t>
+      </w:r>
+      <w:proofErr w:type="spellEnd"/>
+      <w:r>
+        <w:rPr>
+          <w:rFonts w:asciiTheme="minorHAnsi" w:hAnsiTheme="minorHAnsi" w:cstheme="minorHAnsi"/>
+          <w:b/>
+        </w:rPr>
+        <w:t xml:space="preserve"> API</w:t>
+      </w:r>
+      <w:r>
+        <w:rPr>
+          <w:rFonts w:asciiTheme="minorHAnsi" w:hAnsiTheme="minorHAnsi" w:cstheme="minorHAnsi"/>
+        </w:rPr>
+        <w:t xml:space="preserve"> and </w:t>
+      </w:r>
+      <w:r>
+        <w:rPr>
+          <w:rFonts w:asciiTheme="minorHAnsi" w:hAnsiTheme="minorHAnsi" w:cstheme="minorHAnsi"/>
+          <w:b/>
+        </w:rPr>
+        <w:t>SMTP</w:t>
+      </w:r>
+      <w:r>
+        <w:rPr>
+          <w:rFonts w:asciiTheme="minorHAnsi" w:hAnsiTheme="minorHAnsi" w:cstheme="minorHAnsi"/>
+        </w:rPr>
+        <w:t xml:space="preserve"> (e.g., </w:t>
+      </w:r>
+      <w:proofErr w:type="spellStart"/>
+      <w:r>
+        <w:rPr>
+          <w:rFonts w:asciiTheme="minorHAnsi" w:hAnsiTheme="minorHAnsi" w:cstheme="minorHAnsi"/>
+        </w:rPr>
+        <w:t>Nodemailer</w:t>
+      </w:r>
+      <w:proofErr w:type="spellEnd"/>
+      <w:r>
+        <w:rPr>
+          <w:rFonts w:asciiTheme="minorHAnsi" w:hAnsiTheme="minorHAnsi" w:cstheme="minorHAnsi"/>
+        </w:rPr>
+        <w:t>) are battle-tested services for routing and email delivery, reducing development risk.</w:t>
+      </w:r>
+    </w:p>
+    <w:p>
+      <w:pPr>
+        <w:pStyle w:val="Heading3"/>
+        <w:rPr>
+          <w:rFonts w:asciiTheme="minorHAnsi" w:hAnsiTheme="minorHAnsi" w:cstheme="minorHAnsi"/>
+        </w:rPr>
+      </w:pPr>
+      <w:bookmarkStart w:id="24" w:name="_Toc224469679"/>
+      <w:bookmarkStart w:id="25" w:name="_Toc224471021"/>
+      <w:r>
+        <w:rPr>
+          <w:rFonts w:asciiTheme="minorHAnsi" w:hAnsiTheme="minorHAnsi" w:cstheme="minorHAnsi"/>
+          <w:b/>
+          <w:color w:val="000000"/>
+          <w:sz w:val="32"/>
+        </w:rPr>
+        <w:t>6.2 Economic Feasibility</w:t>
+      </w:r>
+      <w:bookmarkEnd w:id="24"/>
+      <w:bookmarkEnd w:id="25"/>
+    </w:p>
+    <w:p>
+      <w:pPr>
+        <w:pStyle w:val="ListBullet"/>
+        <w:tabs>
+          <w:tab w:val="num" w:pos="360"/>
+        </w:tabs>
+        <w:ind w:left="360" w:hanging="360"/>
+        <w:rPr>
+          <w:rFonts w:asciiTheme="minorHAnsi" w:hAnsiTheme="minorHAnsi" w:cstheme="minorHAnsi"/>
+        </w:rPr>
+      </w:pPr>
+      <w:r>
+        <w:rPr>
+          <w:rFonts w:asciiTheme="minorHAnsi" w:hAnsiTheme="minorHAnsi" w:cstheme="minorHAnsi"/>
+        </w:rPr>
+        <w:t>The project requires zero capital investment.</w:t>
+      </w:r>
+    </w:p>
+    <w:p>
+      <w:pPr>
+        <w:pStyle w:val="ListBullet"/>
+        <w:tabs>
+          <w:tab w:val="num" w:pos="360"/>
+        </w:tabs>
+        <w:spacing w:before="40" w:after="40"/>
+        <w:ind w:left="360" w:hanging="360"/>
+        <w:rPr>
+          <w:rFonts w:asciiTheme="minorHAnsi" w:hAnsiTheme="minorHAnsi" w:cstheme="minorHAnsi"/>
+        </w:rPr>
+      </w:pPr>
+      <w:r>
+        <w:rPr>
+          <w:rFonts w:asciiTheme="minorHAnsi" w:hAnsiTheme="minorHAnsi" w:cstheme="minorHAnsi"/>
+        </w:rPr>
+        <w:t xml:space="preserve">Hosting will be managed via </w:t>
+      </w:r>
+      <w:r>
+        <w:rPr>
+          <w:rFonts w:asciiTheme="minorHAnsi" w:hAnsiTheme="minorHAnsi" w:cstheme="minorHAnsi"/>
+          <w:b/>
+        </w:rPr>
+        <w:t>free-tier cloud services</w:t>
+      </w:r>
+      <w:r>
+        <w:rPr>
+          <w:rFonts w:asciiTheme="minorHAnsi" w:hAnsiTheme="minorHAnsi" w:cstheme="minorHAnsi"/>
+        </w:rPr>
+        <w:t>.</w:t>
+      </w:r>
+    </w:p>
+    <w:p>
+      <w:pPr>
+        <w:pStyle w:val="ListBullet"/>
+        <w:tabs>
+          <w:tab w:val="num" w:pos="360"/>
+        </w:tabs>
+        <w:spacing w:before="40" w:after="40"/>
+        <w:ind w:left="360" w:hanging="360"/>
+        <w:rPr>
+          <w:rFonts w:asciiTheme="minorHAnsi" w:hAnsiTheme="minorHAnsi" w:cstheme="minorHAnsi"/>
+        </w:rPr>
+      </w:pPr>
+      <w:r>
+        <w:rPr>
+          <w:rFonts w:asciiTheme="minorHAnsi" w:hAnsiTheme="minorHAnsi" w:cstheme="minorHAnsi"/>
+        </w:rPr>
+        <w:t>The app relies on the existing hardware (smartphones) of the users.</w:t>
       </w:r>
     </w:p>
     <w:p>
@@ -3906,78 +4861,58 @@
         <w:jc w:val="both"/>
         <w:rPr>
           <w:rFonts w:ascii="Arial" w:hAnsi="Arial" w:cs="Arial"/>
-        </w:rPr>
-      </w:pPr>
-      <w:r>
-        <w:rPr>
-          <w:rFonts w:ascii="Arial" w:hAnsi="Arial" w:cs="Arial"/>
-        </w:rPr>
-        <w:t xml:space="preserve">The project requires zero capital investment. Hosting will be managed via free-tier cloud services. The app relies on the existing hardware (smartphones) of the users. </w:t>
-      </w:r>
-    </w:p>
-    <w:p>
-      <w:pPr>
-        <w:spacing w:after="301"/>
-        <w:jc w:val="both"/>
-        <w:rPr>
-          <w:rFonts w:ascii="Arial" w:hAnsi="Arial" w:cs="Arial"/>
-        </w:rPr>
-      </w:pPr>
-    </w:p>
-    <w:p>
-      <w:pPr>
-        <w:spacing w:after="301"/>
-        <w:jc w:val="both"/>
-        <w:rPr>
-          <w:rFonts w:ascii="Arial" w:hAnsi="Arial" w:cs="Arial"/>
+          <w:lang w:val="en-US"/>
         </w:rPr>
       </w:pPr>
     </w:p>
     <w:p>
       <w:pPr>
         <w:pStyle w:val="Heading1"/>
-        <w:spacing w:after="64"/>
-        <w:ind w:left="332" w:hanging="347"/>
         <w:jc w:val="center"/>
         <w:rPr>
-          <w:rFonts w:ascii="Arial" w:hAnsi="Arial" w:cs="Arial"/>
-        </w:rPr>
-      </w:pPr>
-      <w:bookmarkStart w:id="16" w:name="_Toc222323328"/>
-      <w:r>
-        <w:rPr>
-          <w:rFonts w:ascii="Arial" w:hAnsi="Arial" w:cs="Arial"/>
+          <w:sz w:val="40"/>
+          <w:szCs w:val="22"/>
+        </w:rPr>
+      </w:pPr>
+      <w:bookmarkStart w:id="26" w:name="_Toc224471022"/>
+      <w:r>
+        <w:rPr>
+          <w:sz w:val="40"/>
+          <w:szCs w:val="22"/>
         </w:rPr>
         <w:t>SYSTEM DESIGN (Proposed)</w:t>
       </w:r>
-      <w:bookmarkEnd w:id="16"/>
+      <w:bookmarkEnd w:id="26"/>
     </w:p>
     <w:p>
       <w:pPr>
         <w:pStyle w:val="Heading2"/>
         <w:ind w:left="372" w:hanging="387"/>
         <w:rPr>
-          <w:rFonts w:ascii="Arial" w:hAnsi="Arial" w:cs="Arial"/>
-        </w:rPr>
-      </w:pPr>
-      <w:bookmarkStart w:id="17" w:name="_Toc222323329"/>
-      <w:r>
-        <w:rPr>
+          <w:rFonts w:asciiTheme="minorHAnsi" w:hAnsiTheme="minorHAnsi" w:cstheme="minorHAnsi"/>
+        </w:rPr>
+      </w:pPr>
+      <w:bookmarkStart w:id="27" w:name="_Toc224471023"/>
+      <w:r>
+        <w:rPr>
+          <w:rFonts w:asciiTheme="minorHAnsi" w:hAnsiTheme="minorHAnsi" w:cstheme="minorHAnsi"/>
           <w:noProof/>
+          <w:sz w:val="32"/>
+          <w:szCs w:val="22"/>
         </w:rPr>
         <w:drawing>
-          <wp:anchor distT="0" distB="0" distL="114300" distR="114300" simplePos="0" relativeHeight="251660288" behindDoc="0" locked="0" layoutInCell="1" allowOverlap="1" wp14:anchorId="1167E919" wp14:editId="47601C8F">
+          <wp:anchor distT="0" distB="0" distL="114300" distR="114300" simplePos="0" relativeHeight="251661312" behindDoc="0" locked="0" layoutInCell="1" allowOverlap="1" wp14:anchorId="3EEBBFEB" wp14:editId="63299DD3">
             <wp:simplePos x="0" y="0"/>
             <wp:positionH relativeFrom="column">
-              <wp:posOffset>50800</wp:posOffset>
+              <wp:posOffset>-107950</wp:posOffset>
             </wp:positionH>
             <wp:positionV relativeFrom="paragraph">
-              <wp:posOffset>347345</wp:posOffset>
+              <wp:posOffset>259715</wp:posOffset>
             </wp:positionV>
-            <wp:extent cx="5670550" cy="7325360"/>
-            <wp:effectExtent l="0" t="0" r="6350" b="8890"/>
+            <wp:extent cx="6000750" cy="7404100"/>
+            <wp:effectExtent l="0" t="0" r="0" b="6350"/>
             <wp:wrapSquare wrapText="bothSides"/>
-            <wp:docPr id="1303489199" name="Picture 1"/>
+            <wp:docPr id="799081605" name="Picture 1"/>
             <wp:cNvGraphicFramePr>
               <a:graphicFrameLocks xmlns:a="http://schemas.openxmlformats.org/drawingml/2006/main" noChangeAspect="1"/>
             </wp:cNvGraphicFramePr>
@@ -4006,7 +4941,7 @@
                   <pic:spPr bwMode="auto">
                     <a:xfrm>
                       <a:off x="0" y="0"/>
-                      <a:ext cx="5670550" cy="7325360"/>
+                      <a:ext cx="6000750" cy="7404100"/>
                     </a:xfrm>
                     <a:prstGeom prst="rect">
                       <a:avLst/>
@@ -4030,37 +4965,46 @@
       </w:r>
       <w:r>
         <w:rPr>
-          <w:rFonts w:ascii="Arial" w:hAnsi="Arial" w:cs="Arial"/>
+          <w:rFonts w:asciiTheme="minorHAnsi" w:hAnsiTheme="minorHAnsi" w:cstheme="minorHAnsi"/>
+          <w:sz w:val="32"/>
+          <w:szCs w:val="22"/>
         </w:rPr>
         <w:t>Database Schema</w:t>
       </w:r>
-      <w:bookmarkEnd w:id="17"/>
-      <w:r>
-        <w:rPr>
-          <w:rFonts w:ascii="Arial" w:hAnsi="Arial" w:cs="Arial"/>
+      <w:bookmarkEnd w:id="27"/>
+      <w:r>
+        <w:rPr>
+          <w:rFonts w:asciiTheme="minorHAnsi" w:hAnsiTheme="minorHAnsi" w:cstheme="minorHAnsi"/>
         </w:rPr>
         <w:t xml:space="preserve">  </w:t>
       </w:r>
     </w:p>
+    <w:p/>
     <w:p>
       <w:pPr>
         <w:pStyle w:val="Heading2"/>
         <w:ind w:left="410" w:hanging="425"/>
         <w:rPr>
-          <w:rFonts w:ascii="Arial" w:hAnsi="Arial" w:cs="Arial"/>
-        </w:rPr>
-      </w:pPr>
-      <w:bookmarkStart w:id="18" w:name="_Toc222323330"/>
-      <w:r>
-        <w:rPr>
-          <w:rFonts w:ascii="Arial" w:hAnsi="Arial" w:cs="Arial"/>
+          <w:rFonts w:asciiTheme="minorHAnsi" w:hAnsiTheme="minorHAnsi" w:cstheme="minorHAnsi"/>
+          <w:sz w:val="32"/>
+          <w:szCs w:val="32"/>
+        </w:rPr>
+      </w:pPr>
+      <w:bookmarkStart w:id="28" w:name="_Toc224471024"/>
+      <w:r>
+        <w:rPr>
+          <w:rFonts w:asciiTheme="minorHAnsi" w:hAnsiTheme="minorHAnsi" w:cstheme="minorHAnsi"/>
+          <w:sz w:val="32"/>
+          <w:szCs w:val="32"/>
         </w:rPr>
         <w:t>Data Flow</w:t>
       </w:r>
-      <w:bookmarkEnd w:id="18"/>
-      <w:r>
-        <w:rPr>
-          <w:rFonts w:ascii="Arial" w:hAnsi="Arial" w:cs="Arial"/>
+      <w:bookmarkEnd w:id="28"/>
+      <w:r>
+        <w:rPr>
+          <w:rFonts w:asciiTheme="minorHAnsi" w:hAnsiTheme="minorHAnsi" w:cstheme="minorHAnsi"/>
+          <w:sz w:val="32"/>
+          <w:szCs w:val="32"/>
         </w:rPr>
         <w:t xml:space="preserve"> </w:t>
       </w:r>
@@ -4071,13 +5015,22 @@
       </w:pPr>
       <w:r>
         <w:rPr>
+          <w:rFonts w:asciiTheme="majorHAnsi" w:hAnsiTheme="majorHAnsi" w:cstheme="majorHAnsi"/>
           <w:noProof/>
         </w:rPr>
         <w:drawing>
-          <wp:inline distT="0" distB="0" distL="0" distR="0" wp14:anchorId="000A0F2D" wp14:editId="63A88488">
-            <wp:extent cx="5942330" cy="2542540"/>
+          <wp:anchor distT="0" distB="0" distL="114300" distR="114300" simplePos="0" relativeHeight="251662336" behindDoc="0" locked="0" layoutInCell="1" allowOverlap="1" wp14:anchorId="2A2D1520" wp14:editId="55A79A82">
+            <wp:simplePos x="0" y="0"/>
+            <wp:positionH relativeFrom="column">
+              <wp:posOffset>1511300</wp:posOffset>
+            </wp:positionH>
+            <wp:positionV relativeFrom="paragraph">
+              <wp:posOffset>238125</wp:posOffset>
+            </wp:positionV>
+            <wp:extent cx="2341880" cy="6991350"/>
             <wp:effectExtent l="0" t="0" r="1270" b="0"/>
-            <wp:docPr id="61893464" name="Picture 2"/>
+            <wp:wrapSquare wrapText="bothSides"/>
+            <wp:docPr id="325558109" name="Picture 3"/>
             <wp:cNvGraphicFramePr>
               <a:graphicFrameLocks xmlns:a="http://schemas.openxmlformats.org/drawingml/2006/main" noChangeAspect="1"/>
             </wp:cNvGraphicFramePr>
@@ -4085,7 +5038,7 @@
               <a:graphicData uri="http://schemas.openxmlformats.org/drawingml/2006/picture">
                 <pic:pic xmlns:pic="http://schemas.openxmlformats.org/drawingml/2006/picture">
                   <pic:nvPicPr>
-                    <pic:cNvPr id="0" name="Picture 3"/>
+                    <pic:cNvPr id="0" name="Picture 8"/>
                     <pic:cNvPicPr>
                       <a:picLocks noChangeAspect="1" noChangeArrowheads="1"/>
                     </pic:cNvPicPr>
@@ -4106,7 +5059,7 @@
                   <pic:spPr bwMode="auto">
                     <a:xfrm>
                       <a:off x="0" y="0"/>
-                      <a:ext cx="5942330" cy="2542540"/>
+                      <a:ext cx="2341880" cy="6991350"/>
                     </a:xfrm>
                     <a:prstGeom prst="rect">
                       <a:avLst/>
@@ -4119,7 +5072,13 @@
                 </pic:pic>
               </a:graphicData>
             </a:graphic>
-          </wp:inline>
+            <wp14:sizeRelH relativeFrom="margin">
+              <wp14:pctWidth>0</wp14:pctWidth>
+            </wp14:sizeRelH>
+            <wp14:sizeRelV relativeFrom="margin">
+              <wp14:pctHeight>0</wp14:pctHeight>
+            </wp14:sizeRelV>
+          </wp:anchor>
         </w:drawing>
       </w:r>
     </w:p>
@@ -4139,17 +5098,255 @@
         <w:ind w:left="361" w:hanging="376"/>
         <w:jc w:val="center"/>
         <w:rPr>
-          <w:rFonts w:ascii="Arial" w:hAnsi="Arial" w:cs="Arial"/>
-        </w:rPr>
-      </w:pPr>
-      <w:bookmarkStart w:id="19" w:name="_Toc222323331"/>
-      <w:r>
-        <w:rPr>
-          <w:rFonts w:ascii="Arial" w:hAnsi="Arial" w:cs="Arial"/>
+          <w:rFonts w:asciiTheme="minorHAnsi" w:hAnsiTheme="minorHAnsi" w:cstheme="minorHAnsi"/>
+          <w:sz w:val="40"/>
+          <w:szCs w:val="22"/>
+        </w:rPr>
+      </w:pPr>
+      <w:bookmarkStart w:id="29" w:name="_Toc224471025"/>
+      <w:r>
+        <w:rPr>
+          <w:rFonts w:asciiTheme="minorHAnsi" w:hAnsiTheme="minorHAnsi" w:cstheme="minorHAnsi"/>
+          <w:sz w:val="40"/>
+          <w:szCs w:val="22"/>
         </w:rPr>
         <w:t>CONCLUSION</w:t>
       </w:r>
-      <w:bookmarkEnd w:id="19"/>
+      <w:bookmarkEnd w:id="29"/>
+    </w:p>
+    <w:p>
+      <w:pPr>
+        <w:rPr>
+          <w:rFonts w:asciiTheme="minorHAnsi" w:hAnsiTheme="minorHAnsi" w:cstheme="minorHAnsi"/>
+        </w:rPr>
+      </w:pPr>
+      <w:proofErr w:type="spellStart"/>
+      <w:r>
+        <w:rPr>
+          <w:rFonts w:asciiTheme="minorHAnsi" w:hAnsiTheme="minorHAnsi" w:cstheme="minorHAnsi"/>
+          <w:b/>
+          <w:color w:val="000000"/>
+        </w:rPr>
+        <w:t>RideMates</w:t>
+      </w:r>
+      <w:proofErr w:type="spellEnd"/>
+      <w:r>
+        <w:rPr>
+          <w:rFonts w:asciiTheme="minorHAnsi" w:hAnsiTheme="minorHAnsi" w:cstheme="minorHAnsi"/>
+          <w:color w:val="000000"/>
+        </w:rPr>
+        <w:t xml:space="preserve"> represents a paradigm shift from </w:t>
+      </w:r>
+      <w:r>
+        <w:rPr>
+          <w:rFonts w:asciiTheme="minorHAnsi" w:hAnsiTheme="minorHAnsi" w:cstheme="minorHAnsi"/>
+          <w:b/>
+          <w:color w:val="000000"/>
+        </w:rPr>
+        <w:t>“Transactional Transport”</w:t>
+      </w:r>
+      <w:r>
+        <w:rPr>
+          <w:rFonts w:asciiTheme="minorHAnsi" w:hAnsiTheme="minorHAnsi" w:cstheme="minorHAnsi"/>
+          <w:color w:val="000000"/>
+        </w:rPr>
+        <w:t xml:space="preserve"> to </w:t>
+      </w:r>
+      <w:r>
+        <w:rPr>
+          <w:rFonts w:asciiTheme="minorHAnsi" w:hAnsiTheme="minorHAnsi" w:cstheme="minorHAnsi"/>
+          <w:b/>
+          <w:color w:val="000000"/>
+        </w:rPr>
+        <w:t>“Community Commuting.”</w:t>
+      </w:r>
+    </w:p>
+    <w:p>
+      <w:pPr>
+        <w:ind w:left="0" w:firstLine="0"/>
+        <w:rPr>
+          <w:rFonts w:asciiTheme="minorHAnsi" w:hAnsiTheme="minorHAnsi" w:cstheme="minorHAnsi"/>
+        </w:rPr>
+      </w:pPr>
+      <w:r>
+        <w:rPr>
+          <w:rFonts w:asciiTheme="minorHAnsi" w:hAnsiTheme="minorHAnsi" w:cstheme="minorHAnsi"/>
+        </w:rPr>
+        <w:t>By solving the specific pain points of the university demographic—namely:</w:t>
+      </w:r>
+      <w:r>
+        <w:rPr>
+          <w:rFonts w:asciiTheme="minorHAnsi" w:hAnsiTheme="minorHAnsi" w:cstheme="minorHAnsi"/>
+        </w:rPr>
+        <w:br/>
+      </w:r>
+      <w:r>
+        <w:rPr>
+          <w:rFonts w:asciiTheme="minorHAnsi" w:hAnsiTheme="minorHAnsi" w:cstheme="minorHAnsi"/>
+          <w:b/>
+        </w:rPr>
+        <w:t>Cost</w:t>
+      </w:r>
+      <w:r>
+        <w:rPr>
+          <w:rFonts w:asciiTheme="minorHAnsi" w:hAnsiTheme="minorHAnsi" w:cstheme="minorHAnsi"/>
+        </w:rPr>
+        <w:t xml:space="preserve"> (inefficient public transport pricing).</w:t>
+      </w:r>
+      <w:r>
+        <w:rPr>
+          <w:rFonts w:asciiTheme="minorHAnsi" w:hAnsiTheme="minorHAnsi" w:cstheme="minorHAnsi"/>
+        </w:rPr>
+        <w:br/>
+      </w:r>
+      <w:r>
+        <w:rPr>
+          <w:rFonts w:asciiTheme="minorHAnsi" w:hAnsiTheme="minorHAnsi" w:cstheme="minorHAnsi"/>
+          <w:b/>
+        </w:rPr>
+        <w:t>Safety</w:t>
+      </w:r>
+      <w:r>
+        <w:rPr>
+          <w:rFonts w:asciiTheme="minorHAnsi" w:hAnsiTheme="minorHAnsi" w:cstheme="minorHAnsi"/>
+        </w:rPr>
+        <w:t xml:space="preserve"> (trust deficit in open networks).</w:t>
+      </w:r>
+      <w:r>
+        <w:rPr>
+          <w:rFonts w:asciiTheme="minorHAnsi" w:hAnsiTheme="minorHAnsi" w:cstheme="minorHAnsi"/>
+        </w:rPr>
+        <w:br/>
+      </w:r>
+      <w:r>
+        <w:rPr>
+          <w:rFonts w:asciiTheme="minorHAnsi" w:hAnsiTheme="minorHAnsi" w:cstheme="minorHAnsi"/>
+          <w:b/>
+        </w:rPr>
+        <w:t>Resilience</w:t>
+      </w:r>
+      <w:r>
+        <w:rPr>
+          <w:rFonts w:asciiTheme="minorHAnsi" w:hAnsiTheme="minorHAnsi" w:cstheme="minorHAnsi"/>
+        </w:rPr>
+        <w:t xml:space="preserve"> (vulnerability to strikes and gridlock).</w:t>
+      </w:r>
+    </w:p>
+    <w:p>
+      <w:pPr>
+        <w:rPr>
+          <w:rFonts w:asciiTheme="minorHAnsi" w:hAnsiTheme="minorHAnsi" w:cstheme="minorHAnsi"/>
+        </w:rPr>
+      </w:pPr>
+      <w:proofErr w:type="spellStart"/>
+      <w:r>
+        <w:rPr>
+          <w:rFonts w:asciiTheme="minorHAnsi" w:hAnsiTheme="minorHAnsi" w:cstheme="minorHAnsi"/>
+          <w:color w:val="000000"/>
+        </w:rPr>
+        <w:t>RideMates</w:t>
+      </w:r>
+      <w:proofErr w:type="spellEnd"/>
+      <w:r>
+        <w:rPr>
+          <w:rFonts w:asciiTheme="minorHAnsi" w:hAnsiTheme="minorHAnsi" w:cstheme="minorHAnsi"/>
+          <w:color w:val="000000"/>
+        </w:rPr>
+        <w:t xml:space="preserve"> provides a </w:t>
+      </w:r>
+      <w:r>
+        <w:rPr>
+          <w:rFonts w:asciiTheme="minorHAnsi" w:hAnsiTheme="minorHAnsi" w:cstheme="minorHAnsi"/>
+          <w:b/>
+          <w:color w:val="000000"/>
+        </w:rPr>
+        <w:t>vital utility</w:t>
+      </w:r>
+      <w:r>
+        <w:rPr>
+          <w:rFonts w:asciiTheme="minorHAnsi" w:hAnsiTheme="minorHAnsi" w:cstheme="minorHAnsi"/>
+          <w:color w:val="000000"/>
+        </w:rPr>
+        <w:t xml:space="preserve"> that is:</w:t>
+      </w:r>
+    </w:p>
+    <w:p>
+      <w:pPr>
+        <w:pStyle w:val="ListBullet"/>
+        <w:numPr>
+          <w:ilvl w:val="0"/>
+          <w:numId w:val="16"/>
+        </w:numPr>
+        <w:spacing w:before="40" w:after="40"/>
+        <w:rPr>
+          <w:rFonts w:asciiTheme="minorHAnsi" w:hAnsiTheme="minorHAnsi" w:cstheme="minorHAnsi"/>
+        </w:rPr>
+      </w:pPr>
+      <w:r>
+        <w:rPr>
+          <w:rFonts w:asciiTheme="minorHAnsi" w:hAnsiTheme="minorHAnsi" w:cstheme="minorHAnsi"/>
+          <w:b/>
+        </w:rPr>
+        <w:t>Technically challenging</w:t>
+      </w:r>
+      <w:r>
+        <w:rPr>
+          <w:rFonts w:asciiTheme="minorHAnsi" w:hAnsiTheme="minorHAnsi" w:cstheme="minorHAnsi"/>
+        </w:rPr>
+        <w:t xml:space="preserve"> — Requires expertise in mobile development, concurrent database transactions, and distributed systems</w:t>
+      </w:r>
+    </w:p>
+    <w:p>
+      <w:pPr>
+        <w:pStyle w:val="ListBullet"/>
+        <w:numPr>
+          <w:ilvl w:val="0"/>
+          <w:numId w:val="16"/>
+        </w:numPr>
+        <w:spacing w:before="40" w:after="40"/>
+        <w:rPr>
+          <w:rFonts w:asciiTheme="minorHAnsi" w:hAnsiTheme="minorHAnsi" w:cstheme="minorHAnsi"/>
+        </w:rPr>
+      </w:pPr>
+      <w:r>
+        <w:rPr>
+          <w:rFonts w:asciiTheme="minorHAnsi" w:hAnsiTheme="minorHAnsi" w:cstheme="minorHAnsi"/>
+          <w:b/>
+        </w:rPr>
+        <w:t>Socially responsible</w:t>
+      </w:r>
+      <w:r>
+        <w:rPr>
+          <w:rFonts w:asciiTheme="minorHAnsi" w:hAnsiTheme="minorHAnsi" w:cstheme="minorHAnsi"/>
+        </w:rPr>
+        <w:t xml:space="preserve"> — Fosters peer trust and community engagement</w:t>
+      </w:r>
+    </w:p>
+    <w:p>
+      <w:pPr>
+        <w:pStyle w:val="ListBullet"/>
+        <w:numPr>
+          <w:ilvl w:val="0"/>
+          <w:numId w:val="16"/>
+        </w:numPr>
+        <w:spacing w:before="40" w:after="40"/>
+        <w:rPr>
+          <w:rFonts w:asciiTheme="minorHAnsi" w:hAnsiTheme="minorHAnsi" w:cstheme="minorHAnsi"/>
+        </w:rPr>
+      </w:pPr>
+      <w:r>
+        <w:rPr>
+          <w:rFonts w:asciiTheme="minorHAnsi" w:hAnsiTheme="minorHAnsi" w:cstheme="minorHAnsi"/>
+          <w:b/>
+        </w:rPr>
+        <w:t>Economically viable</w:t>
+      </w:r>
+      <w:r>
+        <w:rPr>
+          <w:rFonts w:asciiTheme="minorHAnsi" w:hAnsiTheme="minorHAnsi" w:cstheme="minorHAnsi"/>
+        </w:rPr>
+        <w:t xml:space="preserve"> — Zero capital cost with sustainable peer-to-peer economics</w:t>
+      </w:r>
     </w:p>
     <w:p>
       <w:pPr>
@@ -4157,28 +5354,7 @@
         <w:jc w:val="both"/>
         <w:rPr>
           <w:rFonts w:ascii="Arial" w:hAnsi="Arial" w:cs="Arial"/>
-        </w:rPr>
-      </w:pPr>
-      <w:r>
-        <w:rPr>
-          <w:rFonts w:ascii="Arial" w:hAnsi="Arial" w:cs="Arial"/>
-          <w:b/>
-        </w:rPr>
-        <w:t>RideMates</w:t>
-      </w:r>
-      <w:r>
-        <w:rPr>
-          <w:rFonts w:ascii="Arial" w:hAnsi="Arial" w:cs="Arial"/>
-        </w:rPr>
-        <w:t xml:space="preserve"> represents a shift from "Transactional Transport" to "Community Commuting." By solving the specific pain points of the university demographic—namely cost, safety, and resilience against civil disruptions—it provides a vital utility. The project is technically challenging, socially responsible, and economically viable, making it a strong candidate for a Capstone Project. </w:t>
-      </w:r>
-    </w:p>
-    <w:p>
-      <w:pPr>
-        <w:spacing w:after="378"/>
-        <w:jc w:val="both"/>
-        <w:rPr>
-          <w:rFonts w:ascii="Arial" w:hAnsi="Arial" w:cs="Arial"/>
+          <w:lang w:val="en-US"/>
         </w:rPr>
       </w:pPr>
     </w:p>
@@ -4188,92 +5364,137 @@
         <w:ind w:left="579" w:hanging="594"/>
         <w:jc w:val="center"/>
         <w:rPr>
-          <w:rFonts w:ascii="Arial" w:hAnsi="Arial" w:cs="Arial"/>
-        </w:rPr>
-      </w:pPr>
-      <w:bookmarkStart w:id="20" w:name="_Toc222323332"/>
-      <w:r>
-        <w:rPr>
-          <w:rFonts w:ascii="Arial" w:hAnsi="Arial" w:cs="Arial"/>
+          <w:rFonts w:asciiTheme="minorHAnsi" w:hAnsiTheme="minorHAnsi" w:cstheme="minorHAnsi"/>
+          <w:sz w:val="40"/>
+          <w:szCs w:val="22"/>
+        </w:rPr>
+      </w:pPr>
+      <w:bookmarkStart w:id="30" w:name="_Toc224471026"/>
+      <w:r>
+        <w:rPr>
+          <w:rFonts w:asciiTheme="minorHAnsi" w:hAnsiTheme="minorHAnsi" w:cstheme="minorHAnsi"/>
+          <w:sz w:val="40"/>
+          <w:szCs w:val="22"/>
         </w:rPr>
         <w:t>REFERENCES</w:t>
       </w:r>
-      <w:bookmarkEnd w:id="20"/>
-    </w:p>
-    <w:p>
-      <w:pPr>
+      <w:bookmarkEnd w:id="30"/>
+    </w:p>
+    <w:p>
+      <w:pPr>
+        <w:pStyle w:val="ListNumber"/>
         <w:numPr>
           <w:ilvl w:val="0"/>
-          <w:numId w:val="10"/>
+          <w:numId w:val="17"/>
         </w:numPr>
-        <w:spacing w:after="12" w:line="259" w:lineRule="auto"/>
-        <w:ind w:hanging="360"/>
-        <w:rPr>
-          <w:rFonts w:ascii="Arial" w:hAnsi="Arial" w:cs="Arial"/>
-        </w:rPr>
-      </w:pPr>
-      <w:r>
-        <w:rPr>
-          <w:rFonts w:ascii="Arial" w:hAnsi="Arial" w:cs="Arial"/>
-          <w:i/>
+        <w:spacing w:before="40" w:after="40"/>
+        <w:rPr>
+          <w:rFonts w:asciiTheme="minorHAnsi" w:hAnsiTheme="minorHAnsi" w:cstheme="minorHAnsi"/>
+        </w:rPr>
+      </w:pPr>
+      <w:r>
+        <w:rPr>
+          <w:rFonts w:asciiTheme="minorHAnsi" w:hAnsiTheme="minorHAnsi" w:cstheme="minorHAnsi"/>
+          <w:b/>
         </w:rPr>
         <w:t>Motor Vehicles Act, 1988 (Section 66)</w:t>
       </w:r>
       <w:r>
         <w:rPr>
-          <w:rFonts w:ascii="Arial" w:hAnsi="Arial" w:cs="Arial"/>
-        </w:rPr>
-        <w:t xml:space="preserve"> – Regarding private vehicle usage. </w:t>
-      </w:r>
-    </w:p>
-    <w:p>
-      <w:pPr>
+          <w:rFonts w:asciiTheme="minorHAnsi" w:hAnsiTheme="minorHAnsi" w:cstheme="minorHAnsi"/>
+        </w:rPr>
+        <w:br/>
+        <w:t>Regarding private vehicle usage and non-commercial ride-sharing regulations.</w:t>
+      </w:r>
+    </w:p>
+    <w:p>
+      <w:pPr>
+        <w:pStyle w:val="ListNumber"/>
         <w:numPr>
           <w:ilvl w:val="0"/>
-          <w:numId w:val="10"/>
+          <w:numId w:val="0"/>
         </w:numPr>
-        <w:ind w:hanging="360"/>
-        <w:rPr>
-          <w:rFonts w:ascii="Arial" w:hAnsi="Arial" w:cs="Arial"/>
-        </w:rPr>
-      </w:pPr>
-      <w:r>
-        <w:rPr>
-          <w:rFonts w:ascii="Arial" w:hAnsi="Arial" w:cs="Arial"/>
-          <w:i/>
-        </w:rPr>
-        <w:t>Case Study: BlaBlaCar</w:t>
-      </w:r>
-      <w:r>
-        <w:rPr>
-          <w:rFonts w:ascii="Arial" w:hAnsi="Arial" w:cs="Arial"/>
-        </w:rPr>
-        <w:t xml:space="preserve"> – Analyzing the trust model of long-distance carpooling. </w:t>
-      </w:r>
-    </w:p>
-    <w:p>
-      <w:pPr>
+        <w:spacing w:before="40" w:after="40"/>
+        <w:ind w:left="360"/>
+        <w:rPr>
+          <w:rFonts w:asciiTheme="minorHAnsi" w:hAnsiTheme="minorHAnsi" w:cstheme="minorHAnsi"/>
+        </w:rPr>
+      </w:pPr>
+    </w:p>
+    <w:p>
+      <w:pPr>
+        <w:pStyle w:val="ListNumber"/>
         <w:numPr>
           <w:ilvl w:val="0"/>
-          <w:numId w:val="10"/>
+          <w:numId w:val="17"/>
         </w:numPr>
-        <w:ind w:hanging="360"/>
-        <w:rPr>
-          <w:rFonts w:ascii="Arial" w:hAnsi="Arial" w:cs="Arial"/>
-        </w:rPr>
-      </w:pPr>
-      <w:r>
-        <w:rPr>
-          <w:rFonts w:ascii="Arial" w:hAnsi="Arial" w:cs="Arial"/>
-          <w:i/>
+        <w:spacing w:before="40" w:after="40"/>
+        <w:rPr>
+          <w:rFonts w:asciiTheme="minorHAnsi" w:hAnsiTheme="minorHAnsi" w:cstheme="minorHAnsi"/>
+        </w:rPr>
+      </w:pPr>
+      <w:r>
+        <w:rPr>
+          <w:rFonts w:asciiTheme="minorHAnsi" w:hAnsiTheme="minorHAnsi" w:cstheme="minorHAnsi"/>
+          <w:b/>
+        </w:rPr>
+        <w:t xml:space="preserve">Case Study: </w:t>
+      </w:r>
+      <w:proofErr w:type="spellStart"/>
+      <w:r>
+        <w:rPr>
+          <w:rFonts w:asciiTheme="minorHAnsi" w:hAnsiTheme="minorHAnsi" w:cstheme="minorHAnsi"/>
+          <w:b/>
+        </w:rPr>
+        <w:t>BlaBlaCar</w:t>
+      </w:r>
+      <w:proofErr w:type="spellEnd"/>
+      <w:r>
+        <w:rPr>
+          <w:rFonts w:asciiTheme="minorHAnsi" w:hAnsiTheme="minorHAnsi" w:cstheme="minorHAnsi"/>
+        </w:rPr>
+        <w:br/>
+        <w:t>Analyzing the trust model of long-distance carpooling and per-seat pricing mechanisms.</w:t>
+      </w:r>
+    </w:p>
+    <w:p>
+      <w:pPr>
+        <w:pStyle w:val="ListNumber"/>
+        <w:numPr>
+          <w:ilvl w:val="0"/>
+          <w:numId w:val="0"/>
+        </w:numPr>
+        <w:spacing w:before="40" w:after="40"/>
+        <w:rPr>
+          <w:rFonts w:asciiTheme="minorHAnsi" w:hAnsiTheme="minorHAnsi" w:cstheme="minorHAnsi"/>
+        </w:rPr>
+      </w:pPr>
+    </w:p>
+    <w:p>
+      <w:pPr>
+        <w:pStyle w:val="ListNumber"/>
+        <w:numPr>
+          <w:ilvl w:val="0"/>
+          <w:numId w:val="17"/>
+        </w:numPr>
+        <w:spacing w:before="40" w:after="40"/>
+        <w:rPr>
+          <w:rFonts w:asciiTheme="minorHAnsi" w:hAnsiTheme="minorHAnsi" w:cstheme="minorHAnsi"/>
+        </w:rPr>
+      </w:pPr>
+      <w:r>
+        <w:rPr>
+          <w:rFonts w:asciiTheme="minorHAnsi" w:hAnsiTheme="minorHAnsi" w:cstheme="minorHAnsi"/>
+          <w:b/>
         </w:rPr>
         <w:t>React Native Documentation</w:t>
       </w:r>
       <w:r>
         <w:rPr>
-          <w:rFonts w:ascii="Arial" w:hAnsi="Arial" w:cs="Arial"/>
-        </w:rPr>
-        <w:t xml:space="preserve"> – For cross-platform mobile development standards. </w:t>
+          <w:rFonts w:asciiTheme="minorHAnsi" w:hAnsiTheme="minorHAnsi" w:cstheme="minorHAnsi"/>
+        </w:rPr>
+        <w:br/>
+        <w:t>For cross-platform mobile development standards and best practices.</w:t>
       </w:r>
     </w:p>
     <w:sectPr>
@@ -4392,6 +5613,347 @@
 <file path=word/numbering.xml><?xml version="1.0" encoding="utf-8"?>
 <w:numbering xmlns:wpc="http://schemas.microsoft.com/office/word/2010/wordprocessingCanvas" xmlns:cx="http://schemas.microsoft.com/office/drawing/2014/chartex" xmlns:cx1="http://schemas.microsoft.com/office/drawing/2015/9/8/chartex" xmlns:cx2="http://schemas.microsoft.com/office/drawing/2015/10/21/chartex" xmlns:cx3="http://schemas.microsoft.com/office/drawing/2016/5/9/chartex" xmlns:cx4="http://schemas.microsoft.com/office/drawing/2016/5/10/chartex" xmlns:cx5="http://schemas.microsoft.com/office/drawing/2016/5/11/chartex" xmlns:cx6="http://schemas.microsoft.com/office/drawing/2016/5/12/chartex" xmlns:cx7="http://schemas.microsoft.com/office/drawing/2016/5/13/chartex" xmlns:cx8="http://schemas.microsoft.com/office/drawing/2016/5/14/chartex" xmlns:mc="http://schemas.openxmlformats.org/markup-compatibility/2006" xmlns:aink="http://schemas.microsoft.com/office/drawing/2016/ink" xmlns:am3d="http://schemas.microsoft.com/office/drawing/2017/model3d" xmlns:o="urn:schemas-microsoft-com:office:office" xmlns:oel="http://schemas.microsoft.com/office/2019/extlst" xmlns:r="http://schemas.openxmlformats.org/officeDocument/2006/relationships" xmlns:m="http://schemas.openxmlformats.org/officeDocument/2006/math" xmlns:v="urn:schemas-microsoft-com:vml" xmlns:wp14="http://schemas.microsoft.com/office/word/2010/wordprocessingDrawing" xmlns:wp="http://schemas.openxmlformats.org/drawingml/2006/wordprocessingDrawing" xmlns:w10="urn:schemas-microsoft-com:office:word" xmlns:w="http://schemas.openxmlformats.org/wordprocessingml/2006/main" xmlns:w14="http://schemas.microsoft.com/office/word/2010/wordml" xmlns:w15="http://schemas.microsoft.com/office/word/2012/wordml" xmlns:w16cex="http://schemas.microsoft.com/office/word/2018/wordml/cex" xmlns:w16cid="http://schemas.microsoft.com/office/word/2016/wordml/cid" xmlns:w16="http://schemas.microsoft.com/office/word/2018/wordml" xmlns:w16du="http://schemas.microsoft.com/office/word/2023/wordml/word16du" xmlns:w16sdtdh="http://schemas.microsoft.com/office/word/2020/wordml/sdtdatahash" xmlns:w16sdtfl="http://schemas.microsoft.com/office/word/2024/wordml/sdtformatlock" xmlns:w16se="http://schemas.microsoft.com/office/word/2015/wordml/symex" xmlns:wpg="http://schemas.microsoft.com/office/word/2010/wordprocessingGroup" xmlns:wpi="http://schemas.microsoft.com/office/word/2010/wordprocessingInk" xmlns:wne="http://schemas.microsoft.com/office/word/2006/wordml" xmlns:wps="http://schemas.microsoft.com/office/word/2010/wordprocessingShape" mc:Ignorable="w14 w15 w16se w16cid w16 w16cex w16sdtdh w16sdtfl w16du wp14">
   <w:abstractNum w:abstractNumId="0" w15:restartNumberingAfterBreak="0">
+    <w:nsid w:val="FFFFFF88"/>
+    <w:multiLevelType w:val="multilevel"/>
+    <w:tmpl w:val="BFD27F72"/>
+    <w:lvl w:ilvl="0">
+      <w:start w:val="1"/>
+      <w:numFmt w:val="decimal"/>
+      <w:pStyle w:val="ListNumber"/>
+      <w:lvlText w:val="%1."/>
+      <w:lvlJc w:val="left"/>
+      <w:pPr>
+        <w:tabs>
+          <w:tab w:val="num" w:pos="360"/>
+        </w:tabs>
+        <w:ind w:left="360" w:hanging="360"/>
+      </w:pPr>
+      <w:rPr>
+        <w:b/>
+        <w:bCs/>
+      </w:rPr>
+    </w:lvl>
+    <w:lvl w:ilvl="1" w:tentative="1">
+      <w:start w:val="1"/>
+      <w:numFmt w:val="lowerLetter"/>
+      <w:lvlText w:val="%2."/>
+      <w:lvlJc w:val="left"/>
+      <w:pPr>
+        <w:ind w:left="1080" w:hanging="360"/>
+      </w:pPr>
+    </w:lvl>
+    <w:lvl w:ilvl="2" w:tentative="1">
+      <w:start w:val="1"/>
+      <w:numFmt w:val="lowerRoman"/>
+      <w:lvlText w:val="%3."/>
+      <w:lvlJc w:val="right"/>
+      <w:pPr>
+        <w:ind w:left="1800" w:hanging="180"/>
+      </w:pPr>
+    </w:lvl>
+    <w:lvl w:ilvl="3" w:tentative="1">
+      <w:start w:val="1"/>
+      <w:numFmt w:val="decimal"/>
+      <w:lvlText w:val="%4."/>
+      <w:lvlJc w:val="left"/>
+      <w:pPr>
+        <w:ind w:left="2520" w:hanging="360"/>
+      </w:pPr>
+    </w:lvl>
+    <w:lvl w:ilvl="4" w:tentative="1">
+      <w:start w:val="1"/>
+      <w:numFmt w:val="lowerLetter"/>
+      <w:lvlText w:val="%5."/>
+      <w:lvlJc w:val="left"/>
+      <w:pPr>
+        <w:ind w:left="3240" w:hanging="360"/>
+      </w:pPr>
+    </w:lvl>
+    <w:lvl w:ilvl="5" w:tentative="1">
+      <w:start w:val="1"/>
+      <w:numFmt w:val="lowerRoman"/>
+      <w:lvlText w:val="%6."/>
+      <w:lvlJc w:val="right"/>
+      <w:pPr>
+        <w:ind w:left="3960" w:hanging="180"/>
+      </w:pPr>
+    </w:lvl>
+    <w:lvl w:ilvl="6" w:tentative="1">
+      <w:start w:val="1"/>
+      <w:numFmt w:val="decimal"/>
+      <w:lvlText w:val="%7."/>
+      <w:lvlJc w:val="left"/>
+      <w:pPr>
+        <w:ind w:left="4680" w:hanging="360"/>
+      </w:pPr>
+    </w:lvl>
+    <w:lvl w:ilvl="7" w:tentative="1">
+      <w:start w:val="1"/>
+      <w:numFmt w:val="lowerLetter"/>
+      <w:lvlText w:val="%8."/>
+      <w:lvlJc w:val="left"/>
+      <w:pPr>
+        <w:ind w:left="5400" w:hanging="360"/>
+      </w:pPr>
+    </w:lvl>
+    <w:lvl w:ilvl="8" w:tentative="1">
+      <w:start w:val="1"/>
+      <w:numFmt w:val="lowerRoman"/>
+      <w:lvlText w:val="%9."/>
+      <w:lvlJc w:val="right"/>
+      <w:pPr>
+        <w:ind w:left="6120" w:hanging="180"/>
+      </w:pPr>
+    </w:lvl>
+  </w:abstractNum>
+  <w:abstractNum w:abstractNumId="1" w15:restartNumberingAfterBreak="0">
+    <w:nsid w:val="FFFFFF89"/>
+    <w:multiLevelType w:val="singleLevel"/>
+    <w:tmpl w:val="8BFA5CDE"/>
+    <w:lvl w:ilvl="0">
+      <w:start w:val="1"/>
+      <w:numFmt w:val="bullet"/>
+      <w:pStyle w:val="ListBullet"/>
+      <w:lvlText w:val=""/>
+      <w:lvlJc w:val="left"/>
+      <w:pPr>
+        <w:tabs>
+          <w:tab w:val="num" w:pos="360"/>
+        </w:tabs>
+        <w:ind w:left="360" w:hanging="360"/>
+      </w:pPr>
+      <w:rPr>
+        <w:rFonts w:ascii="Symbol" w:hAnsi="Symbol" w:hint="default"/>
+      </w:rPr>
+    </w:lvl>
+  </w:abstractNum>
+  <w:abstractNum w:abstractNumId="2" w15:restartNumberingAfterBreak="0">
+    <w:nsid w:val="00893770"/>
+    <w:multiLevelType w:val="hybridMultilevel"/>
+    <w:tmpl w:val="07386A8A"/>
+    <w:lvl w:ilvl="0" w:tplc="40090001">
+      <w:start w:val="1"/>
+      <w:numFmt w:val="bullet"/>
+      <w:lvlText w:val=""/>
+      <w:lvlJc w:val="left"/>
+      <w:pPr>
+        <w:ind w:left="360" w:hanging="360"/>
+      </w:pPr>
+      <w:rPr>
+        <w:rFonts w:ascii="Symbol" w:hAnsi="Symbol" w:hint="default"/>
+      </w:rPr>
+    </w:lvl>
+    <w:lvl w:ilvl="1" w:tplc="40090003" w:tentative="1">
+      <w:start w:val="1"/>
+      <w:numFmt w:val="bullet"/>
+      <w:lvlText w:val="o"/>
+      <w:lvlJc w:val="left"/>
+      <w:pPr>
+        <w:ind w:left="1080" w:hanging="360"/>
+      </w:pPr>
+      <w:rPr>
+        <w:rFonts w:ascii="Courier New" w:hAnsi="Courier New" w:cs="Courier New" w:hint="default"/>
+      </w:rPr>
+    </w:lvl>
+    <w:lvl w:ilvl="2" w:tplc="40090005" w:tentative="1">
+      <w:start w:val="1"/>
+      <w:numFmt w:val="bullet"/>
+      <w:lvlText w:val=""/>
+      <w:lvlJc w:val="left"/>
+      <w:pPr>
+        <w:ind w:left="1800" w:hanging="360"/>
+      </w:pPr>
+      <w:rPr>
+        <w:rFonts w:ascii="Wingdings" w:hAnsi="Wingdings" w:hint="default"/>
+      </w:rPr>
+    </w:lvl>
+    <w:lvl w:ilvl="3" w:tplc="40090001" w:tentative="1">
+      <w:start w:val="1"/>
+      <w:numFmt w:val="bullet"/>
+      <w:lvlText w:val=""/>
+      <w:lvlJc w:val="left"/>
+      <w:pPr>
+        <w:ind w:left="2520" w:hanging="360"/>
+      </w:pPr>
+      <w:rPr>
+        <w:rFonts w:ascii="Symbol" w:hAnsi="Symbol" w:hint="default"/>
+      </w:rPr>
+    </w:lvl>
+    <w:lvl w:ilvl="4" w:tplc="40090003" w:tentative="1">
+      <w:start w:val="1"/>
+      <w:numFmt w:val="bullet"/>
+      <w:lvlText w:val="o"/>
+      <w:lvlJc w:val="left"/>
+      <w:pPr>
+        <w:ind w:left="3240" w:hanging="360"/>
+      </w:pPr>
+      <w:rPr>
+        <w:rFonts w:ascii="Courier New" w:hAnsi="Courier New" w:cs="Courier New" w:hint="default"/>
+      </w:rPr>
+    </w:lvl>
+    <w:lvl w:ilvl="5" w:tplc="40090005" w:tentative="1">
+      <w:start w:val="1"/>
+      <w:numFmt w:val="bullet"/>
+      <w:lvlText w:val=""/>
+      <w:lvlJc w:val="left"/>
+      <w:pPr>
+        <w:ind w:left="3960" w:hanging="360"/>
+      </w:pPr>
+      <w:rPr>
+        <w:rFonts w:ascii="Wingdings" w:hAnsi="Wingdings" w:hint="default"/>
+      </w:rPr>
+    </w:lvl>
+    <w:lvl w:ilvl="6" w:tplc="40090001" w:tentative="1">
+      <w:start w:val="1"/>
+      <w:numFmt w:val="bullet"/>
+      <w:lvlText w:val=""/>
+      <w:lvlJc w:val="left"/>
+      <w:pPr>
+        <w:ind w:left="4680" w:hanging="360"/>
+      </w:pPr>
+      <w:rPr>
+        <w:rFonts w:ascii="Symbol" w:hAnsi="Symbol" w:hint="default"/>
+      </w:rPr>
+    </w:lvl>
+    <w:lvl w:ilvl="7" w:tplc="40090003" w:tentative="1">
+      <w:start w:val="1"/>
+      <w:numFmt w:val="bullet"/>
+      <w:lvlText w:val="o"/>
+      <w:lvlJc w:val="left"/>
+      <w:pPr>
+        <w:ind w:left="5400" w:hanging="360"/>
+      </w:pPr>
+      <w:rPr>
+        <w:rFonts w:ascii="Courier New" w:hAnsi="Courier New" w:cs="Courier New" w:hint="default"/>
+      </w:rPr>
+    </w:lvl>
+    <w:lvl w:ilvl="8" w:tplc="40090005" w:tentative="1">
+      <w:start w:val="1"/>
+      <w:numFmt w:val="bullet"/>
+      <w:lvlText w:val=""/>
+      <w:lvlJc w:val="left"/>
+      <w:pPr>
+        <w:ind w:left="6120" w:hanging="360"/>
+      </w:pPr>
+      <w:rPr>
+        <w:rFonts w:ascii="Wingdings" w:hAnsi="Wingdings" w:hint="default"/>
+      </w:rPr>
+    </w:lvl>
+  </w:abstractNum>
+  <w:abstractNum w:abstractNumId="3" w15:restartNumberingAfterBreak="0">
+    <w:nsid w:val="040909FC"/>
+    <w:multiLevelType w:val="multilevel"/>
+    <w:tmpl w:val="17849FBA"/>
+    <w:lvl w:ilvl="0">
+      <w:start w:val="3"/>
+      <w:numFmt w:val="decimal"/>
+      <w:lvlText w:val="%1"/>
+      <w:lvlJc w:val="left"/>
+      <w:pPr>
+        <w:ind w:left="430" w:hanging="430"/>
+      </w:pPr>
+      <w:rPr>
+        <w:rFonts w:ascii="Calibri Light" w:hAnsi="Calibri Light" w:hint="default"/>
+      </w:rPr>
+    </w:lvl>
+    <w:lvl w:ilvl="1">
+      <w:start w:val="2"/>
+      <w:numFmt w:val="decimal"/>
+      <w:lvlText w:val="%1.%2"/>
+      <w:lvlJc w:val="left"/>
+      <w:pPr>
+        <w:ind w:left="430" w:hanging="430"/>
+      </w:pPr>
+      <w:rPr>
+        <w:rFonts w:asciiTheme="minorHAnsi" w:hAnsiTheme="minorHAnsi" w:cstheme="minorHAnsi" w:hint="default"/>
+      </w:rPr>
+    </w:lvl>
+    <w:lvl w:ilvl="2">
+      <w:start w:val="1"/>
+      <w:numFmt w:val="decimal"/>
+      <w:lvlText w:val="%1.%2.%3"/>
+      <w:lvlJc w:val="left"/>
+      <w:pPr>
+        <w:ind w:left="720" w:hanging="720"/>
+      </w:pPr>
+      <w:rPr>
+        <w:rFonts w:ascii="Calibri Light" w:hAnsi="Calibri Light" w:hint="default"/>
+      </w:rPr>
+    </w:lvl>
+    <w:lvl w:ilvl="3">
+      <w:start w:val="1"/>
+      <w:numFmt w:val="decimal"/>
+      <w:lvlText w:val="%1.%2.%3.%4"/>
+      <w:lvlJc w:val="left"/>
+      <w:pPr>
+        <w:ind w:left="720" w:hanging="720"/>
+      </w:pPr>
+      <w:rPr>
+        <w:rFonts w:ascii="Calibri Light" w:hAnsi="Calibri Light" w:hint="default"/>
+      </w:rPr>
+    </w:lvl>
+    <w:lvl w:ilvl="4">
+      <w:start w:val="1"/>
+      <w:numFmt w:val="decimal"/>
+      <w:lvlText w:val="%1.%2.%3.%4.%5"/>
+      <w:lvlJc w:val="left"/>
+      <w:pPr>
+        <w:ind w:left="1080" w:hanging="1080"/>
+      </w:pPr>
+      <w:rPr>
+        <w:rFonts w:ascii="Calibri Light" w:hAnsi="Calibri Light" w:hint="default"/>
+      </w:rPr>
+    </w:lvl>
+    <w:lvl w:ilvl="5">
+      <w:start w:val="1"/>
+      <w:numFmt w:val="decimal"/>
+      <w:lvlText w:val="%1.%2.%3.%4.%5.%6"/>
+      <w:lvlJc w:val="left"/>
+      <w:pPr>
+        <w:ind w:left="1080" w:hanging="1080"/>
+      </w:pPr>
+      <w:rPr>
+        <w:rFonts w:ascii="Calibri Light" w:hAnsi="Calibri Light" w:hint="default"/>
+      </w:rPr>
+    </w:lvl>
+    <w:lvl w:ilvl="6">
+      <w:start w:val="1"/>
+      <w:numFmt w:val="decimal"/>
+      <w:lvlText w:val="%1.%2.%3.%4.%5.%6.%7"/>
+      <w:lvlJc w:val="left"/>
+      <w:pPr>
+        <w:ind w:left="1440" w:hanging="1440"/>
+      </w:pPr>
+      <w:rPr>
+        <w:rFonts w:ascii="Calibri Light" w:hAnsi="Calibri Light" w:hint="default"/>
+      </w:rPr>
+    </w:lvl>
+    <w:lvl w:ilvl="7">
+      <w:start w:val="1"/>
+      <w:numFmt w:val="decimal"/>
+      <w:lvlText w:val="%1.%2.%3.%4.%5.%6.%7.%8"/>
+      <w:lvlJc w:val="left"/>
+      <w:pPr>
+        <w:ind w:left="1440" w:hanging="1440"/>
+      </w:pPr>
+      <w:rPr>
+        <w:rFonts w:ascii="Calibri Light" w:hAnsi="Calibri Light" w:hint="default"/>
+      </w:rPr>
+    </w:lvl>
+    <w:lvl w:ilvl="8">
+      <w:start w:val="1"/>
+      <w:numFmt w:val="decimal"/>
+      <w:lvlText w:val="%1.%2.%3.%4.%5.%6.%7.%8.%9"/>
+      <w:lvlJc w:val="left"/>
+      <w:pPr>
+        <w:ind w:left="1440" w:hanging="1440"/>
+      </w:pPr>
+      <w:rPr>
+        <w:rFonts w:ascii="Calibri Light" w:hAnsi="Calibri Light" w:hint="default"/>
+      </w:rPr>
+    </w:lvl>
+  </w:abstractNum>
+  <w:abstractNum w:abstractNumId="4" w15:restartNumberingAfterBreak="0">
     <w:nsid w:val="05C753B1"/>
     <w:multiLevelType w:val="hybridMultilevel"/>
     <w:tmpl w:val="FCC0F0C8"/>
@@ -4603,7 +6165,97 @@
       </w:rPr>
     </w:lvl>
   </w:abstractNum>
-  <w:abstractNum w:abstractNumId="1" w15:restartNumberingAfterBreak="0">
+  <w:abstractNum w:abstractNumId="5" w15:restartNumberingAfterBreak="0">
+    <w:nsid w:val="143152B6"/>
+    <w:multiLevelType w:val="hybridMultilevel"/>
+    <w:tmpl w:val="807478E6"/>
+    <w:lvl w:ilvl="0" w:tplc="13621AB8">
+      <w:start w:val="1"/>
+      <w:numFmt w:val="decimal"/>
+      <w:lvlText w:val="%1."/>
+      <w:lvlJc w:val="left"/>
+      <w:pPr>
+        <w:ind w:left="360" w:hanging="360"/>
+      </w:pPr>
+      <w:rPr>
+        <w:rFonts w:hint="default"/>
+        <w:b/>
+      </w:rPr>
+    </w:lvl>
+    <w:lvl w:ilvl="1" w:tplc="40090019" w:tentative="1">
+      <w:start w:val="1"/>
+      <w:numFmt w:val="lowerLetter"/>
+      <w:lvlText w:val="%2."/>
+      <w:lvlJc w:val="left"/>
+      <w:pPr>
+        <w:ind w:left="1080" w:hanging="360"/>
+      </w:pPr>
+    </w:lvl>
+    <w:lvl w:ilvl="2" w:tplc="4009001B" w:tentative="1">
+      <w:start w:val="1"/>
+      <w:numFmt w:val="lowerRoman"/>
+      <w:lvlText w:val="%3."/>
+      <w:lvlJc w:val="right"/>
+      <w:pPr>
+        <w:ind w:left="1800" w:hanging="180"/>
+      </w:pPr>
+    </w:lvl>
+    <w:lvl w:ilvl="3" w:tplc="4009000F" w:tentative="1">
+      <w:start w:val="1"/>
+      <w:numFmt w:val="decimal"/>
+      <w:lvlText w:val="%4."/>
+      <w:lvlJc w:val="left"/>
+      <w:pPr>
+        <w:ind w:left="2520" w:hanging="360"/>
+      </w:pPr>
+    </w:lvl>
+    <w:lvl w:ilvl="4" w:tplc="40090019" w:tentative="1">
+      <w:start w:val="1"/>
+      <w:numFmt w:val="lowerLetter"/>
+      <w:lvlText w:val="%5."/>
+      <w:lvlJc w:val="left"/>
+      <w:pPr>
+        <w:ind w:left="3240" w:hanging="360"/>
+      </w:pPr>
+    </w:lvl>
+    <w:lvl w:ilvl="5" w:tplc="4009001B" w:tentative="1">
+      <w:start w:val="1"/>
+      <w:numFmt w:val="lowerRoman"/>
+      <w:lvlText w:val="%6."/>
+      <w:lvlJc w:val="right"/>
+      <w:pPr>
+        <w:ind w:left="3960" w:hanging="180"/>
+      </w:pPr>
+    </w:lvl>
+    <w:lvl w:ilvl="6" w:tplc="4009000F" w:tentative="1">
+      <w:start w:val="1"/>
+      <w:numFmt w:val="decimal"/>
+      <w:lvlText w:val="%7."/>
+      <w:lvlJc w:val="left"/>
+      <w:pPr>
+        <w:ind w:left="4680" w:hanging="360"/>
+      </w:pPr>
+    </w:lvl>
+    <w:lvl w:ilvl="7" w:tplc="40090019" w:tentative="1">
+      <w:start w:val="1"/>
+      <w:numFmt w:val="lowerLetter"/>
+      <w:lvlText w:val="%8."/>
+      <w:lvlJc w:val="left"/>
+      <w:pPr>
+        <w:ind w:left="5400" w:hanging="360"/>
+      </w:pPr>
+    </w:lvl>
+    <w:lvl w:ilvl="8" w:tplc="4009001B" w:tentative="1">
+      <w:start w:val="1"/>
+      <w:numFmt w:val="lowerRoman"/>
+      <w:lvlText w:val="%9."/>
+      <w:lvlJc w:val="right"/>
+      <w:pPr>
+        <w:ind w:left="6120" w:hanging="180"/>
+      </w:pPr>
+    </w:lvl>
+  </w:abstractNum>
+  <w:abstractNum w:abstractNumId="6" w15:restartNumberingAfterBreak="0">
     <w:nsid w:val="18DF4B30"/>
     <w:multiLevelType w:val="hybridMultilevel"/>
     <w:tmpl w:val="E7007A7E"/>
@@ -4815,7 +6467,7 @@
       </w:rPr>
     </w:lvl>
   </w:abstractNum>
-  <w:abstractNum w:abstractNumId="2" w15:restartNumberingAfterBreak="0">
+  <w:abstractNum w:abstractNumId="7" w15:restartNumberingAfterBreak="0">
     <w:nsid w:val="21B7142E"/>
     <w:multiLevelType w:val="hybridMultilevel"/>
     <w:tmpl w:val="CF64C7EA"/>
@@ -5027,7 +6679,7 @@
       </w:rPr>
     </w:lvl>
   </w:abstractNum>
-  <w:abstractNum w:abstractNumId="3" w15:restartNumberingAfterBreak="0">
+  <w:abstractNum w:abstractNumId="8" w15:restartNumberingAfterBreak="0">
     <w:nsid w:val="2F7E3427"/>
     <w:multiLevelType w:val="hybridMultilevel"/>
     <w:tmpl w:val="D30ADBEC"/>
@@ -5239,7 +6891,7 @@
       </w:rPr>
     </w:lvl>
   </w:abstractNum>
-  <w:abstractNum w:abstractNumId="4" w15:restartNumberingAfterBreak="0">
+  <w:abstractNum w:abstractNumId="9" w15:restartNumberingAfterBreak="0">
     <w:nsid w:val="30421110"/>
     <w:multiLevelType w:val="hybridMultilevel"/>
     <w:tmpl w:val="85FA62D0"/>
@@ -5451,10 +7103,10 @@
       </w:rPr>
     </w:lvl>
   </w:abstractNum>
-  <w:abstractNum w:abstractNumId="5" w15:restartNumberingAfterBreak="0">
+  <w:abstractNum w:abstractNumId="10" w15:restartNumberingAfterBreak="0">
     <w:nsid w:val="4B5F462E"/>
     <w:multiLevelType w:val="multilevel"/>
-    <w:tmpl w:val="23BA04BA"/>
+    <w:tmpl w:val="8F74F23C"/>
     <w:lvl w:ilvl="0">
       <w:start w:val="1"/>
       <w:numFmt w:val="decimal"/>
@@ -5674,7 +7326,7 @@
       </w:rPr>
     </w:lvl>
   </w:abstractNum>
-  <w:abstractNum w:abstractNumId="6" w15:restartNumberingAfterBreak="0">
+  <w:abstractNum w:abstractNumId="11" w15:restartNumberingAfterBreak="0">
     <w:nsid w:val="50D0083D"/>
     <w:multiLevelType w:val="hybridMultilevel"/>
     <w:tmpl w:val="8028E0B4"/>
@@ -5886,7 +7538,7 @@
       </w:rPr>
     </w:lvl>
   </w:abstractNum>
-  <w:abstractNum w:abstractNumId="7" w15:restartNumberingAfterBreak="0">
+  <w:abstractNum w:abstractNumId="12" w15:restartNumberingAfterBreak="0">
     <w:nsid w:val="544B7B7A"/>
     <w:multiLevelType w:val="hybridMultilevel"/>
     <w:tmpl w:val="87E01E48"/>
@@ -6098,7 +7750,7 @@
       </w:rPr>
     </w:lvl>
   </w:abstractNum>
-  <w:abstractNum w:abstractNumId="8" w15:restartNumberingAfterBreak="0">
+  <w:abstractNum w:abstractNumId="13" w15:restartNumberingAfterBreak="0">
     <w:nsid w:val="660E7304"/>
     <w:multiLevelType w:val="hybridMultilevel"/>
     <w:tmpl w:val="43021C16"/>
@@ -6310,7 +7962,7 @@
       </w:rPr>
     </w:lvl>
   </w:abstractNum>
-  <w:abstractNum w:abstractNumId="9" w15:restartNumberingAfterBreak="0">
+  <w:abstractNum w:abstractNumId="14" w15:restartNumberingAfterBreak="0">
     <w:nsid w:val="6AE935DF"/>
     <w:multiLevelType w:val="hybridMultilevel"/>
     <w:tmpl w:val="B1E4F648"/>
@@ -6522,7 +8174,7 @@
       </w:rPr>
     </w:lvl>
   </w:abstractNum>
-  <w:abstractNum w:abstractNumId="10" w15:restartNumberingAfterBreak="0">
+  <w:abstractNum w:abstractNumId="15" w15:restartNumberingAfterBreak="0">
     <w:nsid w:val="6CFC5BD1"/>
     <w:multiLevelType w:val="hybridMultilevel"/>
     <w:tmpl w:val="78D605E6"/>
@@ -6735,37 +8387,58 @@
     </w:lvl>
   </w:abstractNum>
   <w:num w:numId="1" w16cid:durableId="646596799">
+    <w:abstractNumId w:val="6"/>
+  </w:num>
+  <w:num w:numId="2" w16cid:durableId="1072240228">
+    <w:abstractNumId w:val="8"/>
+  </w:num>
+  <w:num w:numId="3" w16cid:durableId="53739699">
+    <w:abstractNumId w:val="12"/>
+  </w:num>
+  <w:num w:numId="4" w16cid:durableId="144665499">
+    <w:abstractNumId w:val="9"/>
+  </w:num>
+  <w:num w:numId="5" w16cid:durableId="679427340">
+    <w:abstractNumId w:val="14"/>
+  </w:num>
+  <w:num w:numId="6" w16cid:durableId="1778408745">
+    <w:abstractNumId w:val="7"/>
+  </w:num>
+  <w:num w:numId="7" w16cid:durableId="1793860602">
+    <w:abstractNumId w:val="13"/>
+  </w:num>
+  <w:num w:numId="8" w16cid:durableId="2131632906">
+    <w:abstractNumId w:val="4"/>
+  </w:num>
+  <w:num w:numId="9" w16cid:durableId="208540516">
+    <w:abstractNumId w:val="15"/>
+  </w:num>
+  <w:num w:numId="10" w16cid:durableId="95633946">
+    <w:abstractNumId w:val="11"/>
+  </w:num>
+  <w:num w:numId="11" w16cid:durableId="1088159800">
+    <w:abstractNumId w:val="10"/>
+  </w:num>
+  <w:num w:numId="12" w16cid:durableId="57752892">
+    <w:abstractNumId w:val="0"/>
+  </w:num>
+  <w:num w:numId="13" w16cid:durableId="1810904102">
+    <w:abstractNumId w:val="3"/>
+  </w:num>
+  <w:num w:numId="14" w16cid:durableId="1384409428">
+    <w:abstractNumId w:val="5"/>
+  </w:num>
+  <w:num w:numId="15" w16cid:durableId="38826517">
     <w:abstractNumId w:val="1"/>
   </w:num>
-  <w:num w:numId="2" w16cid:durableId="1072240228">
-    <w:abstractNumId w:val="3"/>
-  </w:num>
-  <w:num w:numId="3" w16cid:durableId="53739699">
-    <w:abstractNumId w:val="7"/>
-  </w:num>
-  <w:num w:numId="4" w16cid:durableId="144665499">
-    <w:abstractNumId w:val="4"/>
-  </w:num>
-  <w:num w:numId="5" w16cid:durableId="679427340">
-    <w:abstractNumId w:val="9"/>
-  </w:num>
-  <w:num w:numId="6" w16cid:durableId="1778408745">
+  <w:num w:numId="16" w16cid:durableId="451365228">
     <w:abstractNumId w:val="2"/>
   </w:num>
-  <w:num w:numId="7" w16cid:durableId="1793860602">
-    <w:abstractNumId w:val="8"/>
-  </w:num>
-  <w:num w:numId="8" w16cid:durableId="2131632906">
+  <w:num w:numId="17" w16cid:durableId="372116702">
     <w:abstractNumId w:val="0"/>
-  </w:num>
-  <w:num w:numId="9" w16cid:durableId="208540516">
-    <w:abstractNumId w:val="10"/>
-  </w:num>
-  <w:num w:numId="10" w16cid:durableId="95633946">
-    <w:abstractNumId w:val="6"/>
-  </w:num>
-  <w:num w:numId="11" w16cid:durableId="1088159800">
-    <w:abstractNumId w:val="5"/>
+    <w:lvlOverride w:ilvl="0">
+      <w:startOverride w:val="1"/>
+    </w:lvlOverride>
   </w:num>
 </w:numbering>
 </file>
@@ -7193,7 +8866,6 @@
         <w:numId w:val="11"/>
       </w:numPr>
       <w:spacing w:after="7" w:line="259" w:lineRule="auto"/>
-      <w:ind w:left="10" w:hanging="10"/>
       <w:outlineLvl w:val="0"/>
     </w:pPr>
     <w:rPr>
@@ -7218,7 +8890,6 @@
         <w:numId w:val="11"/>
       </w:numPr>
       <w:spacing w:after="84" w:line="259" w:lineRule="auto"/>
-      <w:ind w:left="10" w:hanging="10"/>
       <w:outlineLvl w:val="1"/>
     </w:pPr>
     <w:rPr>
@@ -7226,6 +8897,27 @@
       <w:b/>
       <w:color w:val="1F1F1F"/>
       <w:sz w:val="28"/>
+    </w:rPr>
+  </w:style>
+  <w:style w:type="paragraph" w:styleId="Heading3">
+    <w:name w:val="heading 3"/>
+    <w:basedOn w:val="Normal"/>
+    <w:next w:val="Normal"/>
+    <w:link w:val="Heading3Char"/>
+    <w:uiPriority w:val="9"/>
+    <w:unhideWhenUsed/>
+    <w:qFormat/>
+    <w:rsid w:val="003606DD"/>
+    <w:pPr>
+      <w:keepNext/>
+      <w:keepLines/>
+      <w:spacing w:before="40" w:after="0"/>
+      <w:outlineLvl w:val="2"/>
+    </w:pPr>
+    <w:rPr>
+      <w:rFonts w:asciiTheme="majorHAnsi" w:eastAsiaTheme="majorEastAsia" w:hAnsiTheme="majorHAnsi" w:cstheme="majorBidi"/>
+      <w:color w:val="1F3763" w:themeColor="accent1" w:themeShade="7F"/>
+      <w:sz w:val="24"/>
     </w:rPr>
   </w:style>
   <w:style w:type="character" w:default="1" w:styleId="DefaultParagraphFont">
@@ -7342,13 +9034,20 @@
     <w:autoRedefine/>
     <w:uiPriority w:val="39"/>
     <w:unhideWhenUsed/>
-    <w:rsid w:val="00DE4662"/>
+    <w:rsid w:val="003606DD"/>
     <w:pPr>
+      <w:tabs>
+        <w:tab w:val="left" w:pos="960"/>
+        <w:tab w:val="right" w:leader="dot" w:pos="9348"/>
+      </w:tabs>
       <w:spacing w:after="100"/>
       <w:ind w:left="220"/>
     </w:pPr>
     <w:rPr>
       <w:rFonts w:cs="Mangal"/>
+      <w:b/>
+      <w:bCs/>
+      <w:noProof/>
     </w:rPr>
   </w:style>
   <w:style w:type="character" w:styleId="Hyperlink">
@@ -7452,6 +9151,98 @@
       <w:rFonts w:ascii="Calibri" w:eastAsia="Calibri" w:hAnsi="Calibri" w:cs="Mangal"/>
       <w:color w:val="1F1F1F"/>
       <w:sz w:val="22"/>
+    </w:rPr>
+  </w:style>
+  <w:style w:type="character" w:customStyle="1" w:styleId="Heading3Char">
+    <w:name w:val="Heading 3 Char"/>
+    <w:basedOn w:val="DefaultParagraphFont"/>
+    <w:link w:val="Heading3"/>
+    <w:uiPriority w:val="9"/>
+    <w:rsid w:val="003606DD"/>
+    <w:rPr>
+      <w:rFonts w:asciiTheme="majorHAnsi" w:eastAsiaTheme="majorEastAsia" w:hAnsiTheme="majorHAnsi" w:cstheme="majorBidi"/>
+      <w:color w:val="1F3763" w:themeColor="accent1" w:themeShade="7F"/>
+    </w:rPr>
+  </w:style>
+  <w:style w:type="paragraph" w:styleId="ListNumber">
+    <w:name w:val="List Number"/>
+    <w:basedOn w:val="Normal"/>
+    <w:uiPriority w:val="99"/>
+    <w:unhideWhenUsed/>
+    <w:rsid w:val="003606DD"/>
+    <w:pPr>
+      <w:numPr>
+        <w:numId w:val="12"/>
+      </w:numPr>
+      <w:tabs>
+        <w:tab w:val="clear" w:pos="360"/>
+      </w:tabs>
+      <w:spacing w:after="120" w:line="276" w:lineRule="auto"/>
+      <w:contextualSpacing/>
+    </w:pPr>
+    <w:rPr>
+      <w:rFonts w:eastAsiaTheme="minorEastAsia" w:cstheme="minorBidi"/>
+      <w:color w:val="000000"/>
+      <w:kern w:val="0"/>
+      <w:szCs w:val="22"/>
+      <w:lang w:val="en-US" w:eastAsia="en-US" w:bidi="ar-SA"/>
+      <w14:ligatures w14:val="none"/>
+    </w:rPr>
+  </w:style>
+  <w:style w:type="paragraph" w:styleId="ListParagraph">
+    <w:name w:val="List Paragraph"/>
+    <w:basedOn w:val="Normal"/>
+    <w:uiPriority w:val="34"/>
+    <w:qFormat/>
+    <w:rsid w:val="003606DD"/>
+    <w:pPr>
+      <w:ind w:left="720"/>
+      <w:contextualSpacing/>
+    </w:pPr>
+    <w:rPr>
+      <w:rFonts w:cs="Mangal"/>
+    </w:rPr>
+  </w:style>
+  <w:style w:type="paragraph" w:styleId="ListBullet">
+    <w:name w:val="List Bullet"/>
+    <w:basedOn w:val="Normal"/>
+    <w:uiPriority w:val="99"/>
+    <w:unhideWhenUsed/>
+    <w:rsid w:val="003606DD"/>
+    <w:pPr>
+      <w:numPr>
+        <w:numId w:val="15"/>
+      </w:numPr>
+      <w:tabs>
+        <w:tab w:val="clear" w:pos="360"/>
+      </w:tabs>
+      <w:spacing w:after="120" w:line="276" w:lineRule="auto"/>
+      <w:ind w:left="0" w:firstLine="0"/>
+      <w:contextualSpacing/>
+    </w:pPr>
+    <w:rPr>
+      <w:rFonts w:eastAsiaTheme="minorEastAsia" w:cstheme="minorBidi"/>
+      <w:color w:val="000000"/>
+      <w:kern w:val="0"/>
+      <w:szCs w:val="22"/>
+      <w:lang w:val="en-US" w:eastAsia="en-US" w:bidi="ar-SA"/>
+      <w14:ligatures w14:val="none"/>
+    </w:rPr>
+  </w:style>
+  <w:style w:type="paragraph" w:styleId="TOC3">
+    <w:name w:val="toc 3"/>
+    <w:basedOn w:val="Normal"/>
+    <w:next w:val="Normal"/>
+    <w:autoRedefine/>
+    <w:uiPriority w:val="39"/>
+    <w:unhideWhenUsed/>
+    <w:rsid w:val="003606DD"/>
+    <w:pPr>
+      <w:spacing w:after="100"/>
+      <w:ind w:left="440"/>
+    </w:pPr>
+    <w:rPr>
+      <w:rFonts w:cs="Mangal"/>
     </w:rPr>
   </w:style>
 </w:styles>
